--- a/4_Diari/Diario.docx
+++ b/4_Diari/Diario.docx
@@ -175,7 +175,19 @@
               <w:rPr>
                 <w:rFonts w:ascii="Arial" w:hAnsi="Arial" w:cs="Arial"/>
               </w:rPr>
-              <w:t>Raccolti requisiti e github</w:t>
+              <w:t xml:space="preserve">Raccolti requisiti </w:t>
+            </w:r>
+            <w:r>
+              <w:rPr>
+                <w:rFonts w:ascii="Arial" w:hAnsi="Arial" w:cs="Arial"/>
+              </w:rPr>
+              <w:t xml:space="preserve">inizio documentazione </w:t>
+            </w:r>
+            <w:r>
+              <w:rPr>
+                <w:rFonts w:ascii="Arial" w:hAnsi="Arial" w:cs="Arial"/>
+              </w:rPr>
+              <w:t>e github</w:t>
             </w:r>
           </w:p>
         </w:tc>
@@ -3950,6 +3962,7 @@
     <w:rsid w:val="00BD119E"/>
     <w:rsid w:val="00C22A10"/>
     <w:rsid w:val="00C57AC2"/>
+    <w:rsid w:val="00C97640"/>
     <w:rsid w:val="00CB349C"/>
     <w:rsid w:val="00CC5E51"/>
     <w:rsid w:val="00CD4850"/>

--- a/4_Diari/Diario.docx
+++ b/4_Diari/Diario.docx
@@ -366,6 +366,357 @@
                 <w:rFonts w:ascii="Arial" w:hAnsi="Arial" w:cs="Arial"/>
               </w:rPr>
               <w:t>Fare la programmazione</w:t>
+            </w:r>
+          </w:p>
+        </w:tc>
+      </w:tr>
+    </w:tbl>
+    <w:p>
+      <w:pPr>
+        <w:rPr>
+          <w:rFonts w:ascii="Arial" w:hAnsi="Arial" w:cs="Arial"/>
+        </w:rPr>
+      </w:pPr>
+    </w:p>
+    <w:tbl>
+      <w:tblPr>
+        <w:tblStyle w:val="Grigliatabella"/>
+        <w:tblW w:w="9634" w:type="dxa"/>
+        <w:tblLook w:val="04A0" w:firstRow="1" w:lastRow="0" w:firstColumn="1" w:lastColumn="0" w:noHBand="0" w:noVBand="1"/>
+      </w:tblPr>
+      <w:tblGrid>
+        <w:gridCol w:w="4803"/>
+        <w:gridCol w:w="4831"/>
+      </w:tblGrid>
+      <w:tr>
+        <w:trPr>
+          <w:trHeight w:hRule="exact" w:val="397"/>
+        </w:trPr>
+        <w:tc>
+          <w:tcPr>
+            <w:tcW w:w="4803" w:type="dxa"/>
+            <w:vAlign w:val="center"/>
+          </w:tcPr>
+          <w:p>
+            <w:pPr>
+              <w:rPr>
+                <w:rFonts w:ascii="Arial" w:hAnsi="Arial" w:cs="Arial"/>
+              </w:rPr>
+            </w:pPr>
+            <w:r>
+              <w:rPr>
+                <w:rFonts w:ascii="Arial" w:hAnsi="Arial" w:cs="Arial"/>
+              </w:rPr>
+              <w:t>Luogo</w:t>
+            </w:r>
+          </w:p>
+        </w:tc>
+        <w:tc>
+          <w:tcPr>
+            <w:tcW w:w="4831" w:type="dxa"/>
+            <w:vAlign w:val="center"/>
+          </w:tcPr>
+          <w:p>
+            <w:pPr>
+              <w:pStyle w:val="Nessunaspaziatura"/>
+              <w:spacing w:line="360" w:lineRule="auto"/>
+              <w:rPr>
+                <w:rFonts w:ascii="Arial" w:hAnsi="Arial" w:cs="Arial"/>
+              </w:rPr>
+            </w:pPr>
+            <w:r>
+              <w:rPr>
+                <w:rFonts w:ascii="Arial" w:hAnsi="Arial" w:cs="Arial"/>
+              </w:rPr>
+              <w:t>Canobbio</w:t>
+            </w:r>
+          </w:p>
+        </w:tc>
+      </w:tr>
+      <w:tr>
+        <w:trPr>
+          <w:trHeight w:hRule="exact" w:val="397"/>
+        </w:trPr>
+        <w:tc>
+          <w:tcPr>
+            <w:tcW w:w="4803" w:type="dxa"/>
+            <w:vAlign w:val="center"/>
+          </w:tcPr>
+          <w:p>
+            <w:pPr>
+              <w:rPr>
+                <w:rFonts w:ascii="Arial" w:hAnsi="Arial" w:cs="Arial"/>
+              </w:rPr>
+            </w:pPr>
+            <w:r>
+              <w:rPr>
+                <w:rFonts w:ascii="Arial" w:hAnsi="Arial" w:cs="Arial"/>
+              </w:rPr>
+              <w:t>Data</w:t>
+            </w:r>
+          </w:p>
+        </w:tc>
+        <w:tc>
+          <w:tcPr>
+            <w:tcW w:w="4831" w:type="dxa"/>
+            <w:vAlign w:val="center"/>
+          </w:tcPr>
+          <w:p>
+            <w:pPr>
+              <w:rPr>
+                <w:rFonts w:ascii="Arial" w:hAnsi="Arial" w:cs="Arial"/>
+              </w:rPr>
+            </w:pPr>
+            <w:r>
+              <w:rPr>
+                <w:rFonts w:ascii="Arial" w:hAnsi="Arial" w:cs="Arial"/>
+              </w:rPr>
+              <w:t>1</w:t>
+            </w:r>
+            <w:r>
+              <w:rPr>
+                <w:rFonts w:ascii="Arial" w:hAnsi="Arial" w:cs="Arial"/>
+              </w:rPr>
+              <w:t>9</w:t>
+            </w:r>
+            <w:r>
+              <w:rPr>
+                <w:rFonts w:ascii="Arial" w:hAnsi="Arial" w:cs="Arial"/>
+              </w:rPr>
+              <w:t>.09.2008</w:t>
+            </w:r>
+          </w:p>
+        </w:tc>
+      </w:tr>
+    </w:tbl>
+    <w:p>
+      <w:pPr>
+        <w:rPr>
+          <w:rFonts w:ascii="Arial" w:hAnsi="Arial" w:cs="Arial"/>
+        </w:rPr>
+      </w:pPr>
+    </w:p>
+    <w:tbl>
+      <w:tblPr>
+        <w:tblStyle w:val="Grigliatabella"/>
+        <w:tblW w:w="0" w:type="auto"/>
+        <w:tblLook w:val="04A0" w:firstRow="1" w:lastRow="0" w:firstColumn="1" w:lastColumn="0" w:noHBand="0" w:noVBand="1"/>
+      </w:tblPr>
+      <w:tblGrid>
+        <w:gridCol w:w="9628"/>
+      </w:tblGrid>
+      <w:tr>
+        <w:tc>
+          <w:tcPr>
+            <w:tcW w:w="9854" w:type="dxa"/>
+            <w:shd w:val="clear" w:color="auto" w:fill="D9D9D9" w:themeFill="background1" w:themeFillShade="D9"/>
+          </w:tcPr>
+          <w:p>
+            <w:pPr>
+              <w:rPr>
+                <w:rFonts w:ascii="Arial" w:hAnsi="Arial" w:cs="Arial"/>
+              </w:rPr>
+            </w:pPr>
+            <w:r>
+              <w:rPr>
+                <w:rFonts w:ascii="Arial" w:hAnsi="Arial" w:cs="Arial"/>
+              </w:rPr>
+              <w:t>Lavori svolti</w:t>
+            </w:r>
+          </w:p>
+        </w:tc>
+      </w:tr>
+      <w:tr>
+        <w:tc>
+          <w:tcPr>
+            <w:tcW w:w="9854" w:type="dxa"/>
+          </w:tcPr>
+          <w:p>
+            <w:pPr>
+              <w:rPr>
+                <w:rFonts w:ascii="Arial" w:hAnsi="Arial" w:cs="Arial"/>
+              </w:rPr>
+            </w:pPr>
+            <w:r>
+              <w:rPr>
+                <w:rFonts w:ascii="Arial" w:hAnsi="Arial" w:cs="Arial"/>
+              </w:rPr>
+              <w:t>Programmazione usecase gant e studio</w:t>
+            </w:r>
+          </w:p>
+        </w:tc>
+      </w:tr>
+    </w:tbl>
+    <w:p>
+      <w:pPr>
+        <w:rPr>
+          <w:rFonts w:ascii="Arial" w:hAnsi="Arial" w:cs="Arial"/>
+        </w:rPr>
+      </w:pPr>
+    </w:p>
+    <w:tbl>
+      <w:tblPr>
+        <w:tblStyle w:val="Grigliatabella"/>
+        <w:tblW w:w="0" w:type="auto"/>
+        <w:tblLook w:val="04A0" w:firstRow="1" w:lastRow="0" w:firstColumn="1" w:lastColumn="0" w:noHBand="0" w:noVBand="1"/>
+      </w:tblPr>
+      <w:tblGrid>
+        <w:gridCol w:w="9628"/>
+      </w:tblGrid>
+      <w:tr>
+        <w:tc>
+          <w:tcPr>
+            <w:tcW w:w="9854" w:type="dxa"/>
+            <w:shd w:val="clear" w:color="auto" w:fill="D9D9D9" w:themeFill="background1" w:themeFillShade="D9"/>
+          </w:tcPr>
+          <w:p>
+            <w:pPr>
+              <w:rPr>
+                <w:rFonts w:ascii="Arial" w:hAnsi="Arial" w:cs="Arial"/>
+              </w:rPr>
+            </w:pPr>
+            <w:r>
+              <w:rPr>
+                <w:rFonts w:ascii="Arial" w:hAnsi="Arial" w:cs="Arial"/>
+              </w:rPr>
+              <w:t>Problemi riscontrati e soluzioni adottate</w:t>
+            </w:r>
+          </w:p>
+        </w:tc>
+      </w:tr>
+      <w:tr>
+        <w:tc>
+          <w:tcPr>
+            <w:tcW w:w="9854" w:type="dxa"/>
+          </w:tcPr>
+          <w:p>
+            <w:pPr>
+              <w:rPr>
+                <w:rFonts w:ascii="Arial" w:hAnsi="Arial" w:cs="Arial"/>
+              </w:rPr>
+            </w:pPr>
+            <w:r>
+              <w:rPr>
+                <w:rFonts w:ascii="Arial" w:hAnsi="Arial" w:cs="Arial"/>
+              </w:rPr>
+              <w:t>nessuno</w:t>
+            </w:r>
+          </w:p>
+        </w:tc>
+      </w:tr>
+    </w:tbl>
+    <w:p>
+      <w:pPr>
+        <w:rPr>
+          <w:rFonts w:ascii="Arial" w:hAnsi="Arial" w:cs="Arial"/>
+        </w:rPr>
+      </w:pPr>
+    </w:p>
+    <w:tbl>
+      <w:tblPr>
+        <w:tblStyle w:val="Grigliatabella"/>
+        <w:tblW w:w="0" w:type="auto"/>
+        <w:tblLook w:val="04A0" w:firstRow="1" w:lastRow="0" w:firstColumn="1" w:lastColumn="0" w:noHBand="0" w:noVBand="1"/>
+      </w:tblPr>
+      <w:tblGrid>
+        <w:gridCol w:w="9628"/>
+      </w:tblGrid>
+      <w:tr>
+        <w:tc>
+          <w:tcPr>
+            <w:tcW w:w="9854" w:type="dxa"/>
+            <w:shd w:val="clear" w:color="auto" w:fill="D9D9D9" w:themeFill="background1" w:themeFillShade="D9"/>
+          </w:tcPr>
+          <w:p>
+            <w:pPr>
+              <w:rPr>
+                <w:rFonts w:ascii="Arial" w:hAnsi="Arial" w:cs="Arial"/>
+              </w:rPr>
+            </w:pPr>
+            <w:r>
+              <w:rPr>
+                <w:rFonts w:ascii="Arial" w:hAnsi="Arial" w:cs="Arial"/>
+              </w:rPr>
+              <w:t>Punto della situazione rispetto alla pianificazione</w:t>
+            </w:r>
+          </w:p>
+        </w:tc>
+      </w:tr>
+      <w:tr>
+        <w:tc>
+          <w:tcPr>
+            <w:tcW w:w="9854" w:type="dxa"/>
+          </w:tcPr>
+          <w:p>
+            <w:pPr>
+              <w:rPr>
+                <w:rFonts w:ascii="Arial" w:hAnsi="Arial" w:cs="Arial"/>
+              </w:rPr>
+            </w:pPr>
+            <w:r>
+              <w:rPr>
+                <w:rFonts w:ascii="Arial" w:hAnsi="Arial" w:cs="Arial"/>
+              </w:rPr>
+              <w:t>giusto</w:t>
+            </w:r>
+          </w:p>
+        </w:tc>
+      </w:tr>
+    </w:tbl>
+    <w:p>
+      <w:pPr>
+        <w:rPr>
+          <w:rFonts w:ascii="Arial" w:hAnsi="Arial" w:cs="Arial"/>
+        </w:rPr>
+      </w:pPr>
+    </w:p>
+    <w:tbl>
+      <w:tblPr>
+        <w:tblStyle w:val="Grigliatabella"/>
+        <w:tblW w:w="0" w:type="auto"/>
+        <w:tblLook w:val="04A0" w:firstRow="1" w:lastRow="0" w:firstColumn="1" w:lastColumn="0" w:noHBand="0" w:noVBand="1"/>
+      </w:tblPr>
+      <w:tblGrid>
+        <w:gridCol w:w="9628"/>
+      </w:tblGrid>
+      <w:tr>
+        <w:tc>
+          <w:tcPr>
+            <w:tcW w:w="9854" w:type="dxa"/>
+            <w:shd w:val="clear" w:color="auto" w:fill="D9D9D9" w:themeFill="background1" w:themeFillShade="D9"/>
+          </w:tcPr>
+          <w:p>
+            <w:pPr>
+              <w:rPr>
+                <w:rFonts w:ascii="Arial" w:hAnsi="Arial" w:cs="Arial"/>
+              </w:rPr>
+            </w:pPr>
+            <w:r>
+              <w:rPr>
+                <w:rFonts w:ascii="Arial" w:hAnsi="Arial" w:cs="Arial"/>
+              </w:rPr>
+              <w:t>Programma di massima per la prossima giornata di lavoro</w:t>
+            </w:r>
+          </w:p>
+        </w:tc>
+      </w:tr>
+      <w:tr>
+        <w:tc>
+          <w:tcPr>
+            <w:tcW w:w="9854" w:type="dxa"/>
+          </w:tcPr>
+          <w:p>
+            <w:pPr>
+              <w:rPr>
+                <w:rFonts w:ascii="Arial" w:hAnsi="Arial" w:cs="Arial"/>
+                <w:u w:val="single"/>
+              </w:rPr>
+            </w:pPr>
+            <w:r>
+              <w:rPr>
+                <w:rFonts w:ascii="Arial" w:hAnsi="Arial" w:cs="Arial"/>
+              </w:rPr>
+              <w:t>Iniziare a creare le varie connessioni di websocket</w:t>
             </w:r>
           </w:p>
         </w:tc>
@@ -3970,6 +4321,7 @@
     <w:rsid w:val="00CF74A6"/>
     <w:rsid w:val="00D07130"/>
     <w:rsid w:val="00D07A71"/>
+    <w:rsid w:val="00D136EB"/>
     <w:rsid w:val="00D45718"/>
     <w:rsid w:val="00D6666A"/>
     <w:rsid w:val="00D81F90"/>

--- a/4_Diari/Diario.docx
+++ b/4_Diari/Diario.docx
@@ -114,7 +114,13 @@
               <w:rPr>
                 <w:rFonts w:ascii="Arial" w:hAnsi="Arial" w:cs="Arial"/>
               </w:rPr>
-              <w:t>14.09.2008</w:t>
+              <w:t>14.09.20</w:t>
+            </w:r>
+            <w:r>
+              <w:rPr>
+                <w:rFonts w:ascii="Arial" w:hAnsi="Arial" w:cs="Arial"/>
+              </w:rPr>
+              <w:t>25</w:t>
             </w:r>
           </w:p>
         </w:tc>
@@ -187,8 +193,16 @@
               <w:rPr>
                 <w:rFonts w:ascii="Arial" w:hAnsi="Arial" w:cs="Arial"/>
               </w:rPr>
-              <w:t>e github</w:t>
+              <w:t xml:space="preserve">e </w:t>
             </w:r>
+            <w:proofErr w:type="spellStart"/>
+            <w:r>
+              <w:rPr>
+                <w:rFonts w:ascii="Arial" w:hAnsi="Arial" w:cs="Arial"/>
+              </w:rPr>
+              <w:t>github</w:t>
+            </w:r>
+            <w:proofErr w:type="spellEnd"/>
           </w:p>
         </w:tc>
       </w:tr>
@@ -471,19 +485,13 @@
               <w:rPr>
                 <w:rFonts w:ascii="Arial" w:hAnsi="Arial" w:cs="Arial"/>
               </w:rPr>
-              <w:t>1</w:t>
+              <w:t>19.09.2</w:t>
             </w:r>
             <w:r>
               <w:rPr>
                 <w:rFonts w:ascii="Arial" w:hAnsi="Arial" w:cs="Arial"/>
               </w:rPr>
-              <w:t>9</w:t>
-            </w:r>
-            <w:r>
-              <w:rPr>
-                <w:rFonts w:ascii="Arial" w:hAnsi="Arial" w:cs="Arial"/>
-              </w:rPr>
-              <w:t>.09.2008</w:t>
+              <w:t>025</w:t>
             </w:r>
           </w:p>
         </w:tc>
@@ -541,7 +549,35 @@
               <w:rPr>
                 <w:rFonts w:ascii="Arial" w:hAnsi="Arial" w:cs="Arial"/>
               </w:rPr>
-              <w:t>Programmazione usecase gant e studio</w:t>
+              <w:t xml:space="preserve">Programmazione </w:t>
+            </w:r>
+            <w:proofErr w:type="spellStart"/>
+            <w:r>
+              <w:rPr>
+                <w:rFonts w:ascii="Arial" w:hAnsi="Arial" w:cs="Arial"/>
+              </w:rPr>
+              <w:t>usecase</w:t>
+            </w:r>
+            <w:proofErr w:type="spellEnd"/>
+            <w:r>
+              <w:rPr>
+                <w:rFonts w:ascii="Arial" w:hAnsi="Arial" w:cs="Arial"/>
+              </w:rPr>
+              <w:t xml:space="preserve"> </w:t>
+            </w:r>
+            <w:proofErr w:type="spellStart"/>
+            <w:r>
+              <w:rPr>
+                <w:rFonts w:ascii="Arial" w:hAnsi="Arial" w:cs="Arial"/>
+              </w:rPr>
+              <w:t>gant</w:t>
+            </w:r>
+            <w:proofErr w:type="spellEnd"/>
+            <w:r>
+              <w:rPr>
+                <w:rFonts w:ascii="Arial" w:hAnsi="Arial" w:cs="Arial"/>
+              </w:rPr>
+              <w:t xml:space="preserve"> e studio</w:t>
             </w:r>
           </w:p>
         </w:tc>
@@ -716,7 +752,440 @@
               <w:rPr>
                 <w:rFonts w:ascii="Arial" w:hAnsi="Arial" w:cs="Arial"/>
               </w:rPr>
-              <w:t>Iniziare a creare le varie connessioni di websocket</w:t>
+              <w:t xml:space="preserve">Iniziare a creare le varie connessioni di </w:t>
+            </w:r>
+            <w:proofErr w:type="spellStart"/>
+            <w:r>
+              <w:rPr>
+                <w:rFonts w:ascii="Arial" w:hAnsi="Arial" w:cs="Arial"/>
+              </w:rPr>
+              <w:t>websocket</w:t>
+            </w:r>
+            <w:proofErr w:type="spellEnd"/>
+          </w:p>
+        </w:tc>
+      </w:tr>
+    </w:tbl>
+    <w:p>
+      <w:pPr>
+        <w:rPr>
+          <w:rFonts w:ascii="Arial" w:hAnsi="Arial" w:cs="Arial"/>
+        </w:rPr>
+      </w:pPr>
+    </w:p>
+    <w:p>
+      <w:pPr>
+        <w:rPr>
+          <w:rFonts w:ascii="Arial" w:hAnsi="Arial" w:cs="Arial"/>
+        </w:rPr>
+      </w:pPr>
+    </w:p>
+    <w:p>
+      <w:pPr>
+        <w:rPr>
+          <w:rFonts w:ascii="Arial" w:hAnsi="Arial" w:cs="Arial"/>
+        </w:rPr>
+      </w:pPr>
+    </w:p>
+    <w:p>
+      <w:pPr>
+        <w:rPr>
+          <w:rFonts w:ascii="Arial" w:hAnsi="Arial" w:cs="Arial"/>
+        </w:rPr>
+      </w:pPr>
+    </w:p>
+    <w:p>
+      <w:pPr>
+        <w:rPr>
+          <w:rFonts w:ascii="Arial" w:hAnsi="Arial" w:cs="Arial"/>
+        </w:rPr>
+      </w:pPr>
+    </w:p>
+    <w:p>
+      <w:pPr>
+        <w:rPr>
+          <w:rFonts w:ascii="Arial" w:hAnsi="Arial" w:cs="Arial"/>
+        </w:rPr>
+      </w:pPr>
+    </w:p>
+    <w:tbl>
+      <w:tblPr>
+        <w:tblStyle w:val="Grigliatabella"/>
+        <w:tblW w:w="9634" w:type="dxa"/>
+        <w:tblLook w:val="04A0" w:firstRow="1" w:lastRow="0" w:firstColumn="1" w:lastColumn="0" w:noHBand="0" w:noVBand="1"/>
+      </w:tblPr>
+      <w:tblGrid>
+        <w:gridCol w:w="4803"/>
+        <w:gridCol w:w="4831"/>
+      </w:tblGrid>
+      <w:tr>
+        <w:trPr>
+          <w:trHeight w:hRule="exact" w:val="397"/>
+        </w:trPr>
+        <w:tc>
+          <w:tcPr>
+            <w:tcW w:w="4803" w:type="dxa"/>
+            <w:vAlign w:val="center"/>
+          </w:tcPr>
+          <w:p>
+            <w:pPr>
+              <w:rPr>
+                <w:rFonts w:ascii="Arial" w:hAnsi="Arial" w:cs="Arial"/>
+              </w:rPr>
+            </w:pPr>
+            <w:r>
+              <w:rPr>
+                <w:rFonts w:ascii="Arial" w:hAnsi="Arial" w:cs="Arial"/>
+              </w:rPr>
+              <w:lastRenderedPageBreak/>
+              <w:t>Luogo</w:t>
+            </w:r>
+          </w:p>
+        </w:tc>
+        <w:tc>
+          <w:tcPr>
+            <w:tcW w:w="4831" w:type="dxa"/>
+            <w:vAlign w:val="center"/>
+          </w:tcPr>
+          <w:p>
+            <w:pPr>
+              <w:pStyle w:val="Nessunaspaziatura"/>
+              <w:spacing w:line="360" w:lineRule="auto"/>
+              <w:rPr>
+                <w:rFonts w:ascii="Arial" w:hAnsi="Arial" w:cs="Arial"/>
+              </w:rPr>
+            </w:pPr>
+            <w:r>
+              <w:rPr>
+                <w:rFonts w:ascii="Arial" w:hAnsi="Arial" w:cs="Arial"/>
+              </w:rPr>
+              <w:t>Canobbio</w:t>
+            </w:r>
+          </w:p>
+        </w:tc>
+      </w:tr>
+      <w:tr>
+        <w:trPr>
+          <w:trHeight w:hRule="exact" w:val="397"/>
+        </w:trPr>
+        <w:tc>
+          <w:tcPr>
+            <w:tcW w:w="4803" w:type="dxa"/>
+            <w:vAlign w:val="center"/>
+          </w:tcPr>
+          <w:p>
+            <w:pPr>
+              <w:rPr>
+                <w:rFonts w:ascii="Arial" w:hAnsi="Arial" w:cs="Arial"/>
+              </w:rPr>
+            </w:pPr>
+            <w:r>
+              <w:rPr>
+                <w:rFonts w:ascii="Arial" w:hAnsi="Arial" w:cs="Arial"/>
+              </w:rPr>
+              <w:t>Data</w:t>
+            </w:r>
+          </w:p>
+        </w:tc>
+        <w:tc>
+          <w:tcPr>
+            <w:tcW w:w="4831" w:type="dxa"/>
+            <w:vAlign w:val="center"/>
+          </w:tcPr>
+          <w:p>
+            <w:pPr>
+              <w:rPr>
+                <w:rFonts w:ascii="Arial" w:hAnsi="Arial" w:cs="Arial"/>
+              </w:rPr>
+            </w:pPr>
+            <w:r>
+              <w:rPr>
+                <w:rFonts w:ascii="Arial" w:hAnsi="Arial" w:cs="Arial"/>
+              </w:rPr>
+              <w:t>26</w:t>
+            </w:r>
+            <w:r>
+              <w:rPr>
+                <w:rFonts w:ascii="Arial" w:hAnsi="Arial" w:cs="Arial"/>
+              </w:rPr>
+              <w:t>.09.20</w:t>
+            </w:r>
+            <w:r>
+              <w:rPr>
+                <w:rFonts w:ascii="Arial" w:hAnsi="Arial" w:cs="Arial"/>
+              </w:rPr>
+              <w:t>25</w:t>
+            </w:r>
+          </w:p>
+        </w:tc>
+      </w:tr>
+    </w:tbl>
+    <w:p>
+      <w:pPr>
+        <w:rPr>
+          <w:rFonts w:ascii="Arial" w:hAnsi="Arial" w:cs="Arial"/>
+        </w:rPr>
+      </w:pPr>
+    </w:p>
+    <w:tbl>
+      <w:tblPr>
+        <w:tblStyle w:val="Grigliatabella"/>
+        <w:tblW w:w="0" w:type="auto"/>
+        <w:tblLook w:val="04A0" w:firstRow="1" w:lastRow="0" w:firstColumn="1" w:lastColumn="0" w:noHBand="0" w:noVBand="1"/>
+      </w:tblPr>
+      <w:tblGrid>
+        <w:gridCol w:w="9628"/>
+      </w:tblGrid>
+      <w:tr>
+        <w:tc>
+          <w:tcPr>
+            <w:tcW w:w="9854" w:type="dxa"/>
+            <w:shd w:val="clear" w:color="auto" w:fill="D9D9D9" w:themeFill="background1" w:themeFillShade="D9"/>
+          </w:tcPr>
+          <w:p>
+            <w:pPr>
+              <w:rPr>
+                <w:rFonts w:ascii="Arial" w:hAnsi="Arial" w:cs="Arial"/>
+              </w:rPr>
+            </w:pPr>
+            <w:r>
+              <w:rPr>
+                <w:rFonts w:ascii="Arial" w:hAnsi="Arial" w:cs="Arial"/>
+              </w:rPr>
+              <w:t>Lavori svolti</w:t>
+            </w:r>
+          </w:p>
+        </w:tc>
+      </w:tr>
+      <w:tr>
+        <w:tc>
+          <w:tcPr>
+            <w:tcW w:w="9854" w:type="dxa"/>
+          </w:tcPr>
+          <w:p>
+            <w:pPr>
+              <w:rPr>
+                <w:rFonts w:ascii="Arial" w:hAnsi="Arial" w:cs="Arial"/>
+              </w:rPr>
+            </w:pPr>
+            <w:r>
+              <w:rPr>
+                <w:rFonts w:ascii="Arial" w:hAnsi="Arial" w:cs="Arial"/>
+              </w:rPr>
+              <w:t xml:space="preserve">Creazione di </w:t>
+            </w:r>
+            <w:proofErr w:type="spellStart"/>
+            <w:r>
+              <w:rPr>
+                <w:rFonts w:ascii="Arial" w:hAnsi="Arial" w:cs="Arial"/>
+              </w:rPr>
+              <w:t>websochet</w:t>
+            </w:r>
+            <w:proofErr w:type="spellEnd"/>
+            <w:r>
+              <w:rPr>
+                <w:rFonts w:ascii="Arial" w:hAnsi="Arial" w:cs="Arial"/>
+              </w:rPr>
+              <w:t xml:space="preserve"> e connessione peer to peer oltre che invio messaggi</w:t>
+            </w:r>
+          </w:p>
+        </w:tc>
+      </w:tr>
+    </w:tbl>
+    <w:p>
+      <w:pPr>
+        <w:rPr>
+          <w:rFonts w:ascii="Arial" w:hAnsi="Arial" w:cs="Arial"/>
+        </w:rPr>
+      </w:pPr>
+    </w:p>
+    <w:tbl>
+      <w:tblPr>
+        <w:tblStyle w:val="Grigliatabella"/>
+        <w:tblW w:w="0" w:type="auto"/>
+        <w:tblLook w:val="04A0" w:firstRow="1" w:lastRow="0" w:firstColumn="1" w:lastColumn="0" w:noHBand="0" w:noVBand="1"/>
+      </w:tblPr>
+      <w:tblGrid>
+        <w:gridCol w:w="9628"/>
+      </w:tblGrid>
+      <w:tr>
+        <w:tc>
+          <w:tcPr>
+            <w:tcW w:w="9854" w:type="dxa"/>
+            <w:shd w:val="clear" w:color="auto" w:fill="D9D9D9" w:themeFill="background1" w:themeFillShade="D9"/>
+          </w:tcPr>
+          <w:p>
+            <w:pPr>
+              <w:rPr>
+                <w:rFonts w:ascii="Arial" w:hAnsi="Arial" w:cs="Arial"/>
+              </w:rPr>
+            </w:pPr>
+            <w:r>
+              <w:rPr>
+                <w:rFonts w:ascii="Arial" w:hAnsi="Arial" w:cs="Arial"/>
+              </w:rPr>
+              <w:t>Problemi riscontrati e soluzioni adottate</w:t>
+            </w:r>
+          </w:p>
+        </w:tc>
+      </w:tr>
+      <w:tr>
+        <w:tc>
+          <w:tcPr>
+            <w:tcW w:w="9854" w:type="dxa"/>
+          </w:tcPr>
+          <w:p>
+            <w:pPr>
+              <w:rPr>
+                <w:rFonts w:ascii="Arial" w:hAnsi="Arial" w:cs="Arial"/>
+              </w:rPr>
+            </w:pPr>
+            <w:r>
+              <w:rPr>
+                <w:rFonts w:ascii="Arial" w:hAnsi="Arial" w:cs="Arial"/>
+              </w:rPr>
+              <w:t xml:space="preserve">Porte e connessioni il firewall non faceva andare le connessione rendendo impossibile la </w:t>
+            </w:r>
+            <w:proofErr w:type="spellStart"/>
+            <w:r>
+              <w:rPr>
+                <w:rFonts w:ascii="Arial" w:hAnsi="Arial" w:cs="Arial"/>
+              </w:rPr>
+              <w:t>comunicazionee</w:t>
+            </w:r>
+            <w:proofErr w:type="spellEnd"/>
+          </w:p>
+        </w:tc>
+      </w:tr>
+    </w:tbl>
+    <w:p>
+      <w:pPr>
+        <w:rPr>
+          <w:rFonts w:ascii="Arial" w:hAnsi="Arial" w:cs="Arial"/>
+        </w:rPr>
+      </w:pPr>
+    </w:p>
+    <w:tbl>
+      <w:tblPr>
+        <w:tblStyle w:val="Grigliatabella"/>
+        <w:tblW w:w="0" w:type="auto"/>
+        <w:tblLook w:val="04A0" w:firstRow="1" w:lastRow="0" w:firstColumn="1" w:lastColumn="0" w:noHBand="0" w:noVBand="1"/>
+      </w:tblPr>
+      <w:tblGrid>
+        <w:gridCol w:w="9628"/>
+      </w:tblGrid>
+      <w:tr>
+        <w:tc>
+          <w:tcPr>
+            <w:tcW w:w="9854" w:type="dxa"/>
+            <w:shd w:val="clear" w:color="auto" w:fill="D9D9D9" w:themeFill="background1" w:themeFillShade="D9"/>
+          </w:tcPr>
+          <w:p>
+            <w:pPr>
+              <w:rPr>
+                <w:rFonts w:ascii="Arial" w:hAnsi="Arial" w:cs="Arial"/>
+              </w:rPr>
+            </w:pPr>
+            <w:r>
+              <w:rPr>
+                <w:rFonts w:ascii="Arial" w:hAnsi="Arial" w:cs="Arial"/>
+              </w:rPr>
+              <w:t>Punto della situazione rispetto alla pianificazione</w:t>
+            </w:r>
+          </w:p>
+        </w:tc>
+      </w:tr>
+      <w:tr>
+        <w:tc>
+          <w:tcPr>
+            <w:tcW w:w="9854" w:type="dxa"/>
+          </w:tcPr>
+          <w:p>
+            <w:pPr>
+              <w:rPr>
+                <w:rFonts w:ascii="Arial" w:hAnsi="Arial" w:cs="Arial"/>
+              </w:rPr>
+            </w:pPr>
+            <w:r>
+              <w:rPr>
+                <w:rFonts w:ascii="Arial" w:hAnsi="Arial" w:cs="Arial"/>
+              </w:rPr>
+              <w:t>In anticipo</w:t>
+            </w:r>
+          </w:p>
+        </w:tc>
+      </w:tr>
+    </w:tbl>
+    <w:p>
+      <w:pPr>
+        <w:rPr>
+          <w:rFonts w:ascii="Arial" w:hAnsi="Arial" w:cs="Arial"/>
+        </w:rPr>
+      </w:pPr>
+    </w:p>
+    <w:tbl>
+      <w:tblPr>
+        <w:tblStyle w:val="Grigliatabella"/>
+        <w:tblW w:w="0" w:type="auto"/>
+        <w:tblLook w:val="04A0" w:firstRow="1" w:lastRow="0" w:firstColumn="1" w:lastColumn="0" w:noHBand="0" w:noVBand="1"/>
+      </w:tblPr>
+      <w:tblGrid>
+        <w:gridCol w:w="9628"/>
+      </w:tblGrid>
+      <w:tr>
+        <w:tc>
+          <w:tcPr>
+            <w:tcW w:w="9854" w:type="dxa"/>
+            <w:shd w:val="clear" w:color="auto" w:fill="D9D9D9" w:themeFill="background1" w:themeFillShade="D9"/>
+          </w:tcPr>
+          <w:p>
+            <w:pPr>
+              <w:rPr>
+                <w:rFonts w:ascii="Arial" w:hAnsi="Arial" w:cs="Arial"/>
+              </w:rPr>
+            </w:pPr>
+            <w:r>
+              <w:rPr>
+                <w:rFonts w:ascii="Arial" w:hAnsi="Arial" w:cs="Arial"/>
+              </w:rPr>
+              <w:t>Programma di massima per la prossima giornata di lavoro</w:t>
+            </w:r>
+          </w:p>
+        </w:tc>
+      </w:tr>
+      <w:tr>
+        <w:tc>
+          <w:tcPr>
+            <w:tcW w:w="9854" w:type="dxa"/>
+          </w:tcPr>
+          <w:p>
+            <w:pPr>
+              <w:rPr>
+                <w:rFonts w:ascii="Arial" w:hAnsi="Arial" w:cs="Arial"/>
+              </w:rPr>
+            </w:pPr>
+            <w:r>
+              <w:rPr>
+                <w:rFonts w:ascii="Arial" w:hAnsi="Arial" w:cs="Arial"/>
+                <w:u w:val="single"/>
+              </w:rPr>
+              <w:t xml:space="preserve">Iniziare a </w:t>
+            </w:r>
+            <w:proofErr w:type="spellStart"/>
+            <w:r>
+              <w:rPr>
+                <w:rFonts w:ascii="Arial" w:hAnsi="Arial" w:cs="Arial"/>
+                <w:u w:val="single"/>
+              </w:rPr>
+              <w:t>ryptare</w:t>
+            </w:r>
+            <w:proofErr w:type="spellEnd"/>
+            <w:r>
+              <w:rPr>
+                <w:rFonts w:ascii="Arial" w:hAnsi="Arial" w:cs="Arial"/>
+                <w:u w:val="single"/>
+              </w:rPr>
+              <w:t xml:space="preserve"> i messaggi </w:t>
             </w:r>
           </w:p>
         </w:tc>
@@ -4340,6 +4809,7 @@
     <w:rsid w:val="00EE4297"/>
     <w:rsid w:val="00F1629B"/>
     <w:rsid w:val="00F53A00"/>
+    <w:rsid w:val="00F6366B"/>
     <w:rsid w:val="00F902BF"/>
     <w:rsid w:val="00F93792"/>
     <w:rsid w:val="00FA1CED"/>

--- a/4_Diari/Diario.docx
+++ b/4_Diari/Diario.docx
@@ -902,19 +902,7 @@
               <w:rPr>
                 <w:rFonts w:ascii="Arial" w:hAnsi="Arial" w:cs="Arial"/>
               </w:rPr>
-              <w:t>26</w:t>
-            </w:r>
-            <w:r>
-              <w:rPr>
-                <w:rFonts w:ascii="Arial" w:hAnsi="Arial" w:cs="Arial"/>
-              </w:rPr>
-              <w:t>.09.20</w:t>
-            </w:r>
-            <w:r>
-              <w:rPr>
-                <w:rFonts w:ascii="Arial" w:hAnsi="Arial" w:cs="Arial"/>
-              </w:rPr>
-              <w:t>25</w:t>
+              <w:t>26.09.2025</w:t>
             </w:r>
           </w:p>
         </w:tc>
@@ -1186,6 +1174,407 @@
                 <w:u w:val="single"/>
               </w:rPr>
               <w:t xml:space="preserve"> i messaggi </w:t>
+            </w:r>
+          </w:p>
+        </w:tc>
+      </w:tr>
+    </w:tbl>
+    <w:p>
+      <w:pPr>
+        <w:rPr>
+          <w:rFonts w:ascii="Arial" w:hAnsi="Arial" w:cs="Arial"/>
+        </w:rPr>
+      </w:pPr>
+    </w:p>
+    <w:tbl>
+      <w:tblPr>
+        <w:tblStyle w:val="Grigliatabella"/>
+        <w:tblW w:w="9634" w:type="dxa"/>
+        <w:tblLook w:val="04A0" w:firstRow="1" w:lastRow="0" w:firstColumn="1" w:lastColumn="0" w:noHBand="0" w:noVBand="1"/>
+      </w:tblPr>
+      <w:tblGrid>
+        <w:gridCol w:w="4803"/>
+        <w:gridCol w:w="4831"/>
+      </w:tblGrid>
+      <w:tr>
+        <w:trPr>
+          <w:trHeight w:hRule="exact" w:val="397"/>
+        </w:trPr>
+        <w:tc>
+          <w:tcPr>
+            <w:tcW w:w="4803" w:type="dxa"/>
+            <w:vAlign w:val="center"/>
+          </w:tcPr>
+          <w:p>
+            <w:pPr>
+              <w:rPr>
+                <w:rFonts w:ascii="Arial" w:hAnsi="Arial" w:cs="Arial"/>
+              </w:rPr>
+            </w:pPr>
+            <w:r>
+              <w:rPr>
+                <w:rFonts w:ascii="Arial" w:hAnsi="Arial" w:cs="Arial"/>
+              </w:rPr>
+              <w:t>Luogo</w:t>
+            </w:r>
+          </w:p>
+        </w:tc>
+        <w:tc>
+          <w:tcPr>
+            <w:tcW w:w="4831" w:type="dxa"/>
+            <w:vAlign w:val="center"/>
+          </w:tcPr>
+          <w:p>
+            <w:pPr>
+              <w:pStyle w:val="Nessunaspaziatura"/>
+              <w:spacing w:line="360" w:lineRule="auto"/>
+              <w:rPr>
+                <w:rFonts w:ascii="Arial" w:hAnsi="Arial" w:cs="Arial"/>
+              </w:rPr>
+            </w:pPr>
+            <w:r>
+              <w:rPr>
+                <w:rFonts w:ascii="Arial" w:hAnsi="Arial" w:cs="Arial"/>
+              </w:rPr>
+              <w:t>Canobbio</w:t>
+            </w:r>
+          </w:p>
+        </w:tc>
+      </w:tr>
+      <w:tr>
+        <w:trPr>
+          <w:trHeight w:hRule="exact" w:val="397"/>
+        </w:trPr>
+        <w:tc>
+          <w:tcPr>
+            <w:tcW w:w="4803" w:type="dxa"/>
+            <w:vAlign w:val="center"/>
+          </w:tcPr>
+          <w:p>
+            <w:pPr>
+              <w:rPr>
+                <w:rFonts w:ascii="Arial" w:hAnsi="Arial" w:cs="Arial"/>
+              </w:rPr>
+            </w:pPr>
+            <w:r>
+              <w:rPr>
+                <w:rFonts w:ascii="Arial" w:hAnsi="Arial" w:cs="Arial"/>
+              </w:rPr>
+              <w:t>Data</w:t>
+            </w:r>
+          </w:p>
+        </w:tc>
+        <w:tc>
+          <w:tcPr>
+            <w:tcW w:w="4831" w:type="dxa"/>
+            <w:vAlign w:val="center"/>
+          </w:tcPr>
+          <w:p>
+            <w:pPr>
+              <w:rPr>
+                <w:rFonts w:ascii="Arial" w:hAnsi="Arial" w:cs="Arial"/>
+              </w:rPr>
+            </w:pPr>
+            <w:r>
+              <w:rPr>
+                <w:rFonts w:ascii="Arial" w:hAnsi="Arial" w:cs="Arial"/>
+              </w:rPr>
+              <w:t>10</w:t>
+            </w:r>
+            <w:r>
+              <w:rPr>
+                <w:rFonts w:ascii="Arial" w:hAnsi="Arial" w:cs="Arial"/>
+              </w:rPr>
+              <w:t>.</w:t>
+            </w:r>
+            <w:r>
+              <w:rPr>
+                <w:rFonts w:ascii="Arial" w:hAnsi="Arial" w:cs="Arial"/>
+              </w:rPr>
+              <w:t>10</w:t>
+            </w:r>
+            <w:r>
+              <w:rPr>
+                <w:rFonts w:ascii="Arial" w:hAnsi="Arial" w:cs="Arial"/>
+              </w:rPr>
+              <w:t>.2025</w:t>
+            </w:r>
+          </w:p>
+        </w:tc>
+      </w:tr>
+    </w:tbl>
+    <w:p>
+      <w:pPr>
+        <w:rPr>
+          <w:rFonts w:ascii="Arial" w:hAnsi="Arial" w:cs="Arial"/>
+        </w:rPr>
+      </w:pPr>
+    </w:p>
+    <w:tbl>
+      <w:tblPr>
+        <w:tblStyle w:val="Grigliatabella"/>
+        <w:tblW w:w="0" w:type="auto"/>
+        <w:tblLook w:val="04A0" w:firstRow="1" w:lastRow="0" w:firstColumn="1" w:lastColumn="0" w:noHBand="0" w:noVBand="1"/>
+      </w:tblPr>
+      <w:tblGrid>
+        <w:gridCol w:w="9628"/>
+      </w:tblGrid>
+      <w:tr>
+        <w:tc>
+          <w:tcPr>
+            <w:tcW w:w="9854" w:type="dxa"/>
+            <w:shd w:val="clear" w:color="auto" w:fill="D9D9D9" w:themeFill="background1" w:themeFillShade="D9"/>
+          </w:tcPr>
+          <w:p>
+            <w:pPr>
+              <w:rPr>
+                <w:rFonts w:ascii="Arial" w:hAnsi="Arial" w:cs="Arial"/>
+              </w:rPr>
+            </w:pPr>
+            <w:r>
+              <w:rPr>
+                <w:rFonts w:ascii="Arial" w:hAnsi="Arial" w:cs="Arial"/>
+              </w:rPr>
+              <w:t>Lavori svolti</w:t>
+            </w:r>
+          </w:p>
+        </w:tc>
+      </w:tr>
+      <w:tr>
+        <w:tc>
+          <w:tcPr>
+            <w:tcW w:w="9854" w:type="dxa"/>
+          </w:tcPr>
+          <w:p>
+            <w:pPr>
+              <w:rPr>
+                <w:rFonts w:ascii="Arial" w:hAnsi="Arial" w:cs="Arial"/>
+              </w:rPr>
+            </w:pPr>
+            <w:r>
+              <w:rPr>
+                <w:rFonts w:ascii="Arial" w:hAnsi="Arial" w:cs="Arial"/>
+              </w:rPr>
+              <w:t>Criptazione messaggi</w:t>
+            </w:r>
+          </w:p>
+        </w:tc>
+      </w:tr>
+    </w:tbl>
+    <w:p>
+      <w:pPr>
+        <w:rPr>
+          <w:rFonts w:ascii="Arial" w:hAnsi="Arial" w:cs="Arial"/>
+        </w:rPr>
+      </w:pPr>
+    </w:p>
+    <w:tbl>
+      <w:tblPr>
+        <w:tblStyle w:val="Grigliatabella"/>
+        <w:tblW w:w="0" w:type="auto"/>
+        <w:tblLook w:val="04A0" w:firstRow="1" w:lastRow="0" w:firstColumn="1" w:lastColumn="0" w:noHBand="0" w:noVBand="1"/>
+      </w:tblPr>
+      <w:tblGrid>
+        <w:gridCol w:w="9628"/>
+      </w:tblGrid>
+      <w:tr>
+        <w:tc>
+          <w:tcPr>
+            <w:tcW w:w="9854" w:type="dxa"/>
+            <w:shd w:val="clear" w:color="auto" w:fill="D9D9D9" w:themeFill="background1" w:themeFillShade="D9"/>
+          </w:tcPr>
+          <w:p>
+            <w:pPr>
+              <w:rPr>
+                <w:rFonts w:ascii="Arial" w:hAnsi="Arial" w:cs="Arial"/>
+              </w:rPr>
+            </w:pPr>
+            <w:r>
+              <w:rPr>
+                <w:rFonts w:ascii="Arial" w:hAnsi="Arial" w:cs="Arial"/>
+              </w:rPr>
+              <w:t>Problemi riscontrati e soluzioni adottate</w:t>
+            </w:r>
+          </w:p>
+        </w:tc>
+      </w:tr>
+      <w:tr>
+        <w:tc>
+          <w:tcPr>
+            <w:tcW w:w="9854" w:type="dxa"/>
+          </w:tcPr>
+          <w:p>
+            <w:pPr>
+              <w:rPr>
+                <w:rFonts w:ascii="Arial" w:hAnsi="Arial" w:cs="Arial"/>
+              </w:rPr>
+            </w:pPr>
+            <w:r>
+              <w:rPr>
+                <w:rFonts w:ascii="Arial" w:hAnsi="Arial" w:cs="Arial"/>
+              </w:rPr>
+              <w:t xml:space="preserve">Chiavi </w:t>
+            </w:r>
+            <w:proofErr w:type="spellStart"/>
+            <w:r>
+              <w:rPr>
+                <w:rFonts w:ascii="Arial" w:hAnsi="Arial" w:cs="Arial"/>
+              </w:rPr>
+              <w:t>assimetriche</w:t>
+            </w:r>
+            <w:proofErr w:type="spellEnd"/>
+            <w:r>
+              <w:rPr>
+                <w:rFonts w:ascii="Arial" w:hAnsi="Arial" w:cs="Arial"/>
+              </w:rPr>
+              <w:t xml:space="preserve"> e </w:t>
+            </w:r>
+            <w:proofErr w:type="spellStart"/>
+            <w:r>
+              <w:rPr>
+                <w:rFonts w:ascii="Arial" w:hAnsi="Arial" w:cs="Arial"/>
+              </w:rPr>
+              <w:t>cripatzzione</w:t>
+            </w:r>
+            <w:proofErr w:type="spellEnd"/>
+            <w:r>
+              <w:rPr>
+                <w:rFonts w:ascii="Arial" w:hAnsi="Arial" w:cs="Arial"/>
+              </w:rPr>
+              <w:t xml:space="preserve"> </w:t>
+            </w:r>
+          </w:p>
+        </w:tc>
+      </w:tr>
+    </w:tbl>
+    <w:p>
+      <w:pPr>
+        <w:rPr>
+          <w:rFonts w:ascii="Arial" w:hAnsi="Arial" w:cs="Arial"/>
+        </w:rPr>
+      </w:pPr>
+    </w:p>
+    <w:tbl>
+      <w:tblPr>
+        <w:tblStyle w:val="Grigliatabella"/>
+        <w:tblW w:w="0" w:type="auto"/>
+        <w:tblLook w:val="04A0" w:firstRow="1" w:lastRow="0" w:firstColumn="1" w:lastColumn="0" w:noHBand="0" w:noVBand="1"/>
+      </w:tblPr>
+      <w:tblGrid>
+        <w:gridCol w:w="9628"/>
+      </w:tblGrid>
+      <w:tr>
+        <w:tc>
+          <w:tcPr>
+            <w:tcW w:w="9854" w:type="dxa"/>
+            <w:shd w:val="clear" w:color="auto" w:fill="D9D9D9" w:themeFill="background1" w:themeFillShade="D9"/>
+          </w:tcPr>
+          <w:p>
+            <w:pPr>
+              <w:rPr>
+                <w:rFonts w:ascii="Arial" w:hAnsi="Arial" w:cs="Arial"/>
+              </w:rPr>
+            </w:pPr>
+            <w:r>
+              <w:rPr>
+                <w:rFonts w:ascii="Arial" w:hAnsi="Arial" w:cs="Arial"/>
+              </w:rPr>
+              <w:t>Punto della situazione rispetto alla pianificazione</w:t>
+            </w:r>
+          </w:p>
+        </w:tc>
+      </w:tr>
+      <w:tr>
+        <w:tc>
+          <w:tcPr>
+            <w:tcW w:w="9854" w:type="dxa"/>
+          </w:tcPr>
+          <w:p>
+            <w:pPr>
+              <w:rPr>
+                <w:rFonts w:ascii="Arial" w:hAnsi="Arial" w:cs="Arial"/>
+              </w:rPr>
+            </w:pPr>
+            <w:r>
+              <w:rPr>
+                <w:rFonts w:ascii="Arial" w:hAnsi="Arial" w:cs="Arial"/>
+              </w:rPr>
+              <w:t>Giusto</w:t>
+            </w:r>
+          </w:p>
+        </w:tc>
+      </w:tr>
+    </w:tbl>
+    <w:p>
+      <w:pPr>
+        <w:rPr>
+          <w:rFonts w:ascii="Arial" w:hAnsi="Arial" w:cs="Arial"/>
+        </w:rPr>
+      </w:pPr>
+    </w:p>
+    <w:tbl>
+      <w:tblPr>
+        <w:tblStyle w:val="Grigliatabella"/>
+        <w:tblW w:w="0" w:type="auto"/>
+        <w:tblLook w:val="04A0" w:firstRow="1" w:lastRow="0" w:firstColumn="1" w:lastColumn="0" w:noHBand="0" w:noVBand="1"/>
+      </w:tblPr>
+      <w:tblGrid>
+        <w:gridCol w:w="9628"/>
+      </w:tblGrid>
+      <w:tr>
+        <w:tc>
+          <w:tcPr>
+            <w:tcW w:w="9854" w:type="dxa"/>
+            <w:shd w:val="clear" w:color="auto" w:fill="D9D9D9" w:themeFill="background1" w:themeFillShade="D9"/>
+          </w:tcPr>
+          <w:p>
+            <w:pPr>
+              <w:rPr>
+                <w:rFonts w:ascii="Arial" w:hAnsi="Arial" w:cs="Arial"/>
+              </w:rPr>
+            </w:pPr>
+            <w:r>
+              <w:rPr>
+                <w:rFonts w:ascii="Arial" w:hAnsi="Arial" w:cs="Arial"/>
+              </w:rPr>
+              <w:t>Programma di massima per la prossima giornata di lavoro</w:t>
+            </w:r>
+          </w:p>
+        </w:tc>
+      </w:tr>
+      <w:tr>
+        <w:tc>
+          <w:tcPr>
+            <w:tcW w:w="9854" w:type="dxa"/>
+          </w:tcPr>
+          <w:p>
+            <w:pPr>
+              <w:rPr>
+                <w:rFonts w:ascii="Arial" w:hAnsi="Arial" w:cs="Arial"/>
+              </w:rPr>
+            </w:pPr>
+            <w:r>
+              <w:rPr>
+                <w:rFonts w:ascii="Arial" w:hAnsi="Arial" w:cs="Arial"/>
+                <w:u w:val="single"/>
+              </w:rPr>
+              <w:t xml:space="preserve">Il programma per la </w:t>
+            </w:r>
+            <w:proofErr w:type="spellStart"/>
+            <w:r>
+              <w:rPr>
+                <w:rFonts w:ascii="Arial" w:hAnsi="Arial" w:cs="Arial"/>
+                <w:u w:val="single"/>
+              </w:rPr>
+              <w:t>porssima</w:t>
+            </w:r>
+            <w:proofErr w:type="spellEnd"/>
+            <w:r>
+              <w:rPr>
+                <w:rFonts w:ascii="Arial" w:hAnsi="Arial" w:cs="Arial"/>
+                <w:u w:val="single"/>
+              </w:rPr>
+              <w:t xml:space="preserve"> volta è il gossip delle connessioni </w:t>
             </w:r>
           </w:p>
         </w:tc>
@@ -4782,6 +5171,7 @@
     <w:rsid w:val="00BD119E"/>
     <w:rsid w:val="00C22A10"/>
     <w:rsid w:val="00C57AC2"/>
+    <w:rsid w:val="00C727A9"/>
     <w:rsid w:val="00C97640"/>
     <w:rsid w:val="00CB349C"/>
     <w:rsid w:val="00CC5E51"/>

--- a/4_Diari/Diario.docx
+++ b/4_Diari/Diario.docx
@@ -1279,25 +1279,7 @@
               <w:rPr>
                 <w:rFonts w:ascii="Arial" w:hAnsi="Arial" w:cs="Arial"/>
               </w:rPr>
-              <w:t>10</w:t>
-            </w:r>
-            <w:r>
-              <w:rPr>
-                <w:rFonts w:ascii="Arial" w:hAnsi="Arial" w:cs="Arial"/>
-              </w:rPr>
-              <w:t>.</w:t>
-            </w:r>
-            <w:r>
-              <w:rPr>
-                <w:rFonts w:ascii="Arial" w:hAnsi="Arial" w:cs="Arial"/>
-              </w:rPr>
-              <w:t>10</w:t>
-            </w:r>
-            <w:r>
-              <w:rPr>
-                <w:rFonts w:ascii="Arial" w:hAnsi="Arial" w:cs="Arial"/>
-              </w:rPr>
-              <w:t>.2025</w:t>
+              <w:t>10.10.2025</w:t>
             </w:r>
           </w:p>
         </w:tc>
@@ -1575,6 +1557,569 @@
                 <w:u w:val="single"/>
               </w:rPr>
               <w:t xml:space="preserve"> volta è il gossip delle connessioni </w:t>
+            </w:r>
+          </w:p>
+        </w:tc>
+      </w:tr>
+    </w:tbl>
+    <w:p>
+      <w:pPr>
+        <w:rPr>
+          <w:rFonts w:ascii="Arial" w:hAnsi="Arial" w:cs="Arial"/>
+        </w:rPr>
+      </w:pPr>
+    </w:p>
+    <w:tbl>
+      <w:tblPr>
+        <w:tblStyle w:val="Grigliatabella"/>
+        <w:tblW w:w="9634" w:type="dxa"/>
+        <w:tblLook w:val="04A0" w:firstRow="1" w:lastRow="0" w:firstColumn="1" w:lastColumn="0" w:noHBand="0" w:noVBand="1"/>
+      </w:tblPr>
+      <w:tblGrid>
+        <w:gridCol w:w="4803"/>
+        <w:gridCol w:w="4831"/>
+      </w:tblGrid>
+      <w:tr>
+        <w:trPr>
+          <w:trHeight w:hRule="exact" w:val="397"/>
+        </w:trPr>
+        <w:tc>
+          <w:tcPr>
+            <w:tcW w:w="4803" w:type="dxa"/>
+            <w:vAlign w:val="center"/>
+          </w:tcPr>
+          <w:p>
+            <w:pPr>
+              <w:rPr>
+                <w:rFonts w:ascii="Arial" w:hAnsi="Arial" w:cs="Arial"/>
+              </w:rPr>
+            </w:pPr>
+            <w:r>
+              <w:rPr>
+                <w:rFonts w:ascii="Arial" w:hAnsi="Arial" w:cs="Arial"/>
+              </w:rPr>
+              <w:t>Luogo</w:t>
+            </w:r>
+          </w:p>
+        </w:tc>
+        <w:tc>
+          <w:tcPr>
+            <w:tcW w:w="4831" w:type="dxa"/>
+            <w:vAlign w:val="center"/>
+          </w:tcPr>
+          <w:p>
+            <w:pPr>
+              <w:pStyle w:val="Nessunaspaziatura"/>
+              <w:spacing w:line="360" w:lineRule="auto"/>
+              <w:rPr>
+                <w:rFonts w:ascii="Arial" w:hAnsi="Arial" w:cs="Arial"/>
+              </w:rPr>
+            </w:pPr>
+            <w:r>
+              <w:rPr>
+                <w:rFonts w:ascii="Arial" w:hAnsi="Arial" w:cs="Arial"/>
+              </w:rPr>
+              <w:t>Canobbio</w:t>
+            </w:r>
+          </w:p>
+        </w:tc>
+      </w:tr>
+      <w:tr>
+        <w:trPr>
+          <w:trHeight w:hRule="exact" w:val="397"/>
+        </w:trPr>
+        <w:tc>
+          <w:tcPr>
+            <w:tcW w:w="4803" w:type="dxa"/>
+            <w:vAlign w:val="center"/>
+          </w:tcPr>
+          <w:p>
+            <w:pPr>
+              <w:rPr>
+                <w:rFonts w:ascii="Arial" w:hAnsi="Arial" w:cs="Arial"/>
+              </w:rPr>
+            </w:pPr>
+            <w:r>
+              <w:rPr>
+                <w:rFonts w:ascii="Arial" w:hAnsi="Arial" w:cs="Arial"/>
+              </w:rPr>
+              <w:t>Data</w:t>
+            </w:r>
+          </w:p>
+        </w:tc>
+        <w:tc>
+          <w:tcPr>
+            <w:tcW w:w="4831" w:type="dxa"/>
+            <w:vAlign w:val="center"/>
+          </w:tcPr>
+          <w:p>
+            <w:pPr>
+              <w:rPr>
+                <w:rFonts w:ascii="Arial" w:hAnsi="Arial" w:cs="Arial"/>
+              </w:rPr>
+            </w:pPr>
+            <w:r>
+              <w:rPr>
+                <w:rFonts w:ascii="Arial" w:hAnsi="Arial" w:cs="Arial"/>
+              </w:rPr>
+              <w:t>24</w:t>
+            </w:r>
+            <w:r>
+              <w:rPr>
+                <w:rFonts w:ascii="Arial" w:hAnsi="Arial" w:cs="Arial"/>
+              </w:rPr>
+              <w:t>.10.2025</w:t>
+            </w:r>
+          </w:p>
+        </w:tc>
+      </w:tr>
+    </w:tbl>
+    <w:p>
+      <w:pPr>
+        <w:rPr>
+          <w:rFonts w:ascii="Arial" w:hAnsi="Arial" w:cs="Arial"/>
+        </w:rPr>
+      </w:pPr>
+    </w:p>
+    <w:tbl>
+      <w:tblPr>
+        <w:tblStyle w:val="Grigliatabella"/>
+        <w:tblW w:w="0" w:type="auto"/>
+        <w:tblLook w:val="04A0" w:firstRow="1" w:lastRow="0" w:firstColumn="1" w:lastColumn="0" w:noHBand="0" w:noVBand="1"/>
+      </w:tblPr>
+      <w:tblGrid>
+        <w:gridCol w:w="9628"/>
+      </w:tblGrid>
+      <w:tr>
+        <w:tc>
+          <w:tcPr>
+            <w:tcW w:w="9854" w:type="dxa"/>
+            <w:shd w:val="clear" w:color="auto" w:fill="D9D9D9" w:themeFill="background1" w:themeFillShade="D9"/>
+          </w:tcPr>
+          <w:p>
+            <w:pPr>
+              <w:rPr>
+                <w:rFonts w:ascii="Arial" w:hAnsi="Arial" w:cs="Arial"/>
+              </w:rPr>
+            </w:pPr>
+            <w:r>
+              <w:rPr>
+                <w:rFonts w:ascii="Arial" w:hAnsi="Arial" w:cs="Arial"/>
+              </w:rPr>
+              <w:t>Lavori svolti</w:t>
+            </w:r>
+          </w:p>
+        </w:tc>
+      </w:tr>
+      <w:tr>
+        <w:tc>
+          <w:tcPr>
+            <w:tcW w:w="9854" w:type="dxa"/>
+          </w:tcPr>
+          <w:p>
+            <w:pPr>
+              <w:rPr>
+                <w:rFonts w:ascii="Arial" w:hAnsi="Arial" w:cs="Arial"/>
+              </w:rPr>
+            </w:pPr>
+            <w:r>
+              <w:rPr>
+                <w:rFonts w:ascii="Arial" w:hAnsi="Arial" w:cs="Arial"/>
+              </w:rPr>
+              <w:t>Interfaccia grafica</w:t>
+            </w:r>
+          </w:p>
+        </w:tc>
+      </w:tr>
+    </w:tbl>
+    <w:p>
+      <w:pPr>
+        <w:rPr>
+          <w:rFonts w:ascii="Arial" w:hAnsi="Arial" w:cs="Arial"/>
+        </w:rPr>
+      </w:pPr>
+    </w:p>
+    <w:tbl>
+      <w:tblPr>
+        <w:tblStyle w:val="Grigliatabella"/>
+        <w:tblW w:w="0" w:type="auto"/>
+        <w:tblLook w:val="04A0" w:firstRow="1" w:lastRow="0" w:firstColumn="1" w:lastColumn="0" w:noHBand="0" w:noVBand="1"/>
+      </w:tblPr>
+      <w:tblGrid>
+        <w:gridCol w:w="9628"/>
+      </w:tblGrid>
+      <w:tr>
+        <w:tc>
+          <w:tcPr>
+            <w:tcW w:w="9854" w:type="dxa"/>
+            <w:shd w:val="clear" w:color="auto" w:fill="D9D9D9" w:themeFill="background1" w:themeFillShade="D9"/>
+          </w:tcPr>
+          <w:p>
+            <w:pPr>
+              <w:rPr>
+                <w:rFonts w:ascii="Arial" w:hAnsi="Arial" w:cs="Arial"/>
+              </w:rPr>
+            </w:pPr>
+            <w:r>
+              <w:rPr>
+                <w:rFonts w:ascii="Arial" w:hAnsi="Arial" w:cs="Arial"/>
+              </w:rPr>
+              <w:t>Problemi riscontrati e soluzioni adottate</w:t>
+            </w:r>
+          </w:p>
+        </w:tc>
+      </w:tr>
+      <w:tr>
+        <w:tc>
+          <w:tcPr>
+            <w:tcW w:w="9854" w:type="dxa"/>
+          </w:tcPr>
+          <w:p>
+            <w:pPr>
+              <w:rPr>
+                <w:rFonts w:ascii="Arial" w:hAnsi="Arial" w:cs="Arial"/>
+              </w:rPr>
+            </w:pPr>
+            <w:r>
+              <w:rPr>
+                <w:rFonts w:ascii="Arial" w:hAnsi="Arial" w:cs="Arial"/>
+              </w:rPr>
+              <w:t xml:space="preserve">Ho ricevuto problemi sulla comunicazione tra </w:t>
+            </w:r>
+            <w:proofErr w:type="spellStart"/>
+            <w:r>
+              <w:rPr>
+                <w:rFonts w:ascii="Arial" w:hAnsi="Arial" w:cs="Arial"/>
+              </w:rPr>
+              <w:t>backand</w:t>
+            </w:r>
+            <w:proofErr w:type="spellEnd"/>
+            <w:r>
+              <w:rPr>
+                <w:rFonts w:ascii="Arial" w:hAnsi="Arial" w:cs="Arial"/>
+              </w:rPr>
+              <w:t xml:space="preserve"> e front and per questo ho utilizzato </w:t>
+            </w:r>
+            <w:proofErr w:type="spellStart"/>
+            <w:r>
+              <w:rPr>
+                <w:rFonts w:ascii="Arial" w:hAnsi="Arial" w:cs="Arial"/>
+              </w:rPr>
+              <w:t>ejs</w:t>
+            </w:r>
+            <w:proofErr w:type="spellEnd"/>
+            <w:r>
+              <w:rPr>
+                <w:rFonts w:ascii="Arial" w:hAnsi="Arial" w:cs="Arial"/>
+              </w:rPr>
+              <w:t xml:space="preserve"> per semplificarmi il lavoro avendo </w:t>
+            </w:r>
+            <w:proofErr w:type="spellStart"/>
+            <w:r>
+              <w:rPr>
+                <w:rFonts w:ascii="Arial" w:hAnsi="Arial" w:cs="Arial"/>
+              </w:rPr>
+              <w:t>gia</w:t>
+            </w:r>
+            <w:proofErr w:type="spellEnd"/>
+            <w:r>
+              <w:rPr>
+                <w:rFonts w:ascii="Arial" w:hAnsi="Arial" w:cs="Arial"/>
+              </w:rPr>
+              <w:t xml:space="preserve"> la maggior parte della chat </w:t>
+            </w:r>
+            <w:proofErr w:type="spellStart"/>
+            <w:r>
+              <w:rPr>
+                <w:rFonts w:ascii="Arial" w:hAnsi="Arial" w:cs="Arial"/>
+              </w:rPr>
+              <w:t>funtionante</w:t>
+            </w:r>
+            <w:proofErr w:type="spellEnd"/>
+            <w:r>
+              <w:rPr>
+                <w:rFonts w:ascii="Arial" w:hAnsi="Arial" w:cs="Arial"/>
+              </w:rPr>
+              <w:t xml:space="preserve"> non e stato molto difficile, ho anche introdotto la chat di </w:t>
+            </w:r>
+            <w:proofErr w:type="spellStart"/>
+            <w:r>
+              <w:rPr>
+                <w:rFonts w:ascii="Arial" w:hAnsi="Arial" w:cs="Arial"/>
+              </w:rPr>
+              <w:t>guppo</w:t>
+            </w:r>
+            <w:proofErr w:type="spellEnd"/>
+            <w:r>
+              <w:rPr>
+                <w:rFonts w:ascii="Arial" w:hAnsi="Arial" w:cs="Arial"/>
+              </w:rPr>
+              <w:t xml:space="preserve"> ma credo che la </w:t>
+            </w:r>
+            <w:proofErr w:type="spellStart"/>
+            <w:r>
+              <w:rPr>
+                <w:rFonts w:ascii="Arial" w:hAnsi="Arial" w:cs="Arial"/>
+              </w:rPr>
+              <w:t>togliero</w:t>
+            </w:r>
+            <w:proofErr w:type="spellEnd"/>
+            <w:r>
+              <w:rPr>
+                <w:rFonts w:ascii="Arial" w:hAnsi="Arial" w:cs="Arial"/>
+              </w:rPr>
+              <w:t xml:space="preserve"> </w:t>
+            </w:r>
+            <w:proofErr w:type="spellStart"/>
+            <w:r>
+              <w:rPr>
+                <w:rFonts w:ascii="Arial" w:hAnsi="Arial" w:cs="Arial"/>
+              </w:rPr>
+              <w:t>perche</w:t>
+            </w:r>
+            <w:proofErr w:type="spellEnd"/>
+            <w:r>
+              <w:rPr>
+                <w:rFonts w:ascii="Arial" w:hAnsi="Arial" w:cs="Arial"/>
+              </w:rPr>
+              <w:t xml:space="preserve"> non era tra i </w:t>
+            </w:r>
+            <w:r>
+              <w:rPr>
+                <w:rFonts w:ascii="Arial" w:hAnsi="Arial" w:cs="Arial"/>
+              </w:rPr>
+              <w:lastRenderedPageBreak/>
+              <w:t xml:space="preserve">requisiti inoltre crea </w:t>
+            </w:r>
+            <w:proofErr w:type="spellStart"/>
+            <w:r>
+              <w:rPr>
+                <w:rFonts w:ascii="Arial" w:hAnsi="Arial" w:cs="Arial"/>
+              </w:rPr>
+              <w:t>porblemi</w:t>
+            </w:r>
+            <w:proofErr w:type="spellEnd"/>
+            <w:r>
+              <w:rPr>
+                <w:rFonts w:ascii="Arial" w:hAnsi="Arial" w:cs="Arial"/>
+              </w:rPr>
+              <w:t xml:space="preserve"> alla </w:t>
+            </w:r>
+            <w:proofErr w:type="spellStart"/>
+            <w:r>
+              <w:rPr>
+                <w:rFonts w:ascii="Arial" w:hAnsi="Arial" w:cs="Arial"/>
+              </w:rPr>
+              <w:t>sivcurezza</w:t>
+            </w:r>
+            <w:proofErr w:type="spellEnd"/>
+            <w:r>
+              <w:rPr>
+                <w:rFonts w:ascii="Arial" w:hAnsi="Arial" w:cs="Arial"/>
+              </w:rPr>
+              <w:t xml:space="preserve"> essendo che in un gruppo non saprei come </w:t>
+            </w:r>
+            <w:proofErr w:type="spellStart"/>
+            <w:r>
+              <w:rPr>
+                <w:rFonts w:ascii="Arial" w:hAnsi="Arial" w:cs="Arial"/>
+              </w:rPr>
+              <w:t>cripatare</w:t>
+            </w:r>
+            <w:proofErr w:type="spellEnd"/>
+            <w:r>
+              <w:rPr>
+                <w:rFonts w:ascii="Arial" w:hAnsi="Arial" w:cs="Arial"/>
+              </w:rPr>
+              <w:t xml:space="preserve"> </w:t>
+            </w:r>
+          </w:p>
+        </w:tc>
+      </w:tr>
+    </w:tbl>
+    <w:p>
+      <w:pPr>
+        <w:rPr>
+          <w:rFonts w:ascii="Arial" w:hAnsi="Arial" w:cs="Arial"/>
+        </w:rPr>
+      </w:pPr>
+    </w:p>
+    <w:tbl>
+      <w:tblPr>
+        <w:tblStyle w:val="Grigliatabella"/>
+        <w:tblW w:w="0" w:type="auto"/>
+        <w:tblLook w:val="04A0" w:firstRow="1" w:lastRow="0" w:firstColumn="1" w:lastColumn="0" w:noHBand="0" w:noVBand="1"/>
+      </w:tblPr>
+      <w:tblGrid>
+        <w:gridCol w:w="9628"/>
+      </w:tblGrid>
+      <w:tr>
+        <w:tc>
+          <w:tcPr>
+            <w:tcW w:w="9854" w:type="dxa"/>
+            <w:shd w:val="clear" w:color="auto" w:fill="D9D9D9" w:themeFill="background1" w:themeFillShade="D9"/>
+          </w:tcPr>
+          <w:p>
+            <w:pPr>
+              <w:rPr>
+                <w:rFonts w:ascii="Arial" w:hAnsi="Arial" w:cs="Arial"/>
+              </w:rPr>
+            </w:pPr>
+            <w:r>
+              <w:rPr>
+                <w:rFonts w:ascii="Arial" w:hAnsi="Arial" w:cs="Arial"/>
+              </w:rPr>
+              <w:t>Punto della situazione rispetto alla pianificazione</w:t>
+            </w:r>
+          </w:p>
+        </w:tc>
+      </w:tr>
+      <w:tr>
+        <w:tc>
+          <w:tcPr>
+            <w:tcW w:w="9854" w:type="dxa"/>
+          </w:tcPr>
+          <w:p>
+            <w:pPr>
+              <w:rPr>
+                <w:rFonts w:ascii="Arial" w:hAnsi="Arial" w:cs="Arial"/>
+              </w:rPr>
+            </w:pPr>
+            <w:r>
+              <w:rPr>
+                <w:rFonts w:ascii="Arial" w:hAnsi="Arial" w:cs="Arial"/>
+              </w:rPr>
+              <w:t>In anticipo</w:t>
+            </w:r>
+          </w:p>
+        </w:tc>
+      </w:tr>
+    </w:tbl>
+    <w:p>
+      <w:pPr>
+        <w:rPr>
+          <w:rFonts w:ascii="Arial" w:hAnsi="Arial" w:cs="Arial"/>
+        </w:rPr>
+      </w:pPr>
+    </w:p>
+    <w:tbl>
+      <w:tblPr>
+        <w:tblStyle w:val="Grigliatabella"/>
+        <w:tblW w:w="0" w:type="auto"/>
+        <w:tblLook w:val="04A0" w:firstRow="1" w:lastRow="0" w:firstColumn="1" w:lastColumn="0" w:noHBand="0" w:noVBand="1"/>
+      </w:tblPr>
+      <w:tblGrid>
+        <w:gridCol w:w="9628"/>
+      </w:tblGrid>
+      <w:tr>
+        <w:tc>
+          <w:tcPr>
+            <w:tcW w:w="9854" w:type="dxa"/>
+            <w:shd w:val="clear" w:color="auto" w:fill="D9D9D9" w:themeFill="background1" w:themeFillShade="D9"/>
+          </w:tcPr>
+          <w:p>
+            <w:pPr>
+              <w:rPr>
+                <w:rFonts w:ascii="Arial" w:hAnsi="Arial" w:cs="Arial"/>
+              </w:rPr>
+            </w:pPr>
+            <w:r>
+              <w:rPr>
+                <w:rFonts w:ascii="Arial" w:hAnsi="Arial" w:cs="Arial"/>
+              </w:rPr>
+              <w:t>Programma di massima per la prossima giornata di lavoro</w:t>
+            </w:r>
+          </w:p>
+        </w:tc>
+      </w:tr>
+      <w:tr>
+        <w:tc>
+          <w:tcPr>
+            <w:tcW w:w="9854" w:type="dxa"/>
+          </w:tcPr>
+          <w:p>
+            <w:pPr>
+              <w:rPr>
+                <w:rFonts w:ascii="Arial" w:hAnsi="Arial" w:cs="Arial"/>
+              </w:rPr>
+            </w:pPr>
+            <w:r>
+              <w:rPr>
+                <w:rFonts w:ascii="Arial" w:hAnsi="Arial" w:cs="Arial"/>
+                <w:u w:val="single"/>
+              </w:rPr>
+              <w:t xml:space="preserve">La </w:t>
+            </w:r>
+            <w:proofErr w:type="spellStart"/>
+            <w:r>
+              <w:rPr>
+                <w:rFonts w:ascii="Arial" w:hAnsi="Arial" w:cs="Arial"/>
+                <w:u w:val="single"/>
+              </w:rPr>
+              <w:t>porssima</w:t>
+            </w:r>
+            <w:proofErr w:type="spellEnd"/>
+            <w:r>
+              <w:rPr>
+                <w:rFonts w:ascii="Arial" w:hAnsi="Arial" w:cs="Arial"/>
+                <w:u w:val="single"/>
+              </w:rPr>
+              <w:t xml:space="preserve"> volta </w:t>
+            </w:r>
+            <w:proofErr w:type="spellStart"/>
+            <w:r>
+              <w:rPr>
+                <w:rFonts w:ascii="Arial" w:hAnsi="Arial" w:cs="Arial"/>
+                <w:u w:val="single"/>
+              </w:rPr>
+              <w:t>dovro</w:t>
+            </w:r>
+            <w:proofErr w:type="spellEnd"/>
+            <w:r>
+              <w:rPr>
+                <w:rFonts w:ascii="Arial" w:hAnsi="Arial" w:cs="Arial"/>
+                <w:u w:val="single"/>
+              </w:rPr>
+              <w:t xml:space="preserve"> terminare la interfaccia grafica testare su </w:t>
+            </w:r>
+            <w:proofErr w:type="spellStart"/>
+            <w:r>
+              <w:rPr>
+                <w:rFonts w:ascii="Arial" w:hAnsi="Arial" w:cs="Arial"/>
+                <w:u w:val="single"/>
+              </w:rPr>
+              <w:t>piu</w:t>
+            </w:r>
+            <w:proofErr w:type="spellEnd"/>
+            <w:r>
+              <w:rPr>
+                <w:rFonts w:ascii="Arial" w:hAnsi="Arial" w:cs="Arial"/>
+                <w:u w:val="single"/>
+              </w:rPr>
+              <w:t xml:space="preserve"> nodi e </w:t>
+            </w:r>
+            <w:proofErr w:type="spellStart"/>
+            <w:r>
+              <w:rPr>
+                <w:rFonts w:ascii="Arial" w:hAnsi="Arial" w:cs="Arial"/>
+                <w:u w:val="single"/>
+              </w:rPr>
+              <w:t>implementrare</w:t>
+            </w:r>
+            <w:proofErr w:type="spellEnd"/>
+            <w:r>
+              <w:rPr>
+                <w:rFonts w:ascii="Arial" w:hAnsi="Arial" w:cs="Arial"/>
+                <w:u w:val="single"/>
+              </w:rPr>
+              <w:t xml:space="preserve"> sicurezza al gruppo </w:t>
+            </w:r>
+            <w:r>
+              <w:rPr>
+                <w:rFonts w:ascii="Arial" w:hAnsi="Arial" w:cs="Arial"/>
+                <w:u w:val="single"/>
+              </w:rPr>
+              <w:t xml:space="preserve"> </w:t>
             </w:r>
           </w:p>
         </w:tc>
@@ -5118,6 +5663,7 @@
     <w:rsid w:val="004F7A60"/>
     <w:rsid w:val="00515C71"/>
     <w:rsid w:val="00540959"/>
+    <w:rsid w:val="00544CC3"/>
     <w:rsid w:val="00580D3A"/>
     <w:rsid w:val="00594413"/>
     <w:rsid w:val="005B2EF9"/>

--- a/4_Diari/Diario.docx
+++ b/4_Diari/Diario.docx
@@ -193,16 +193,8 @@
               <w:rPr>
                 <w:rFonts w:ascii="Arial" w:hAnsi="Arial" w:cs="Arial"/>
               </w:rPr>
-              <w:t xml:space="preserve">e </w:t>
-            </w:r>
-            <w:proofErr w:type="spellStart"/>
-            <w:r>
-              <w:rPr>
-                <w:rFonts w:ascii="Arial" w:hAnsi="Arial" w:cs="Arial"/>
-              </w:rPr>
-              <w:t>github</w:t>
-            </w:r>
-            <w:proofErr w:type="spellEnd"/>
+              <w:t>e github</w:t>
+            </w:r>
           </w:p>
         </w:tc>
       </w:tr>
@@ -549,35 +541,7 @@
               <w:rPr>
                 <w:rFonts w:ascii="Arial" w:hAnsi="Arial" w:cs="Arial"/>
               </w:rPr>
-              <w:t xml:space="preserve">Programmazione </w:t>
-            </w:r>
-            <w:proofErr w:type="spellStart"/>
-            <w:r>
-              <w:rPr>
-                <w:rFonts w:ascii="Arial" w:hAnsi="Arial" w:cs="Arial"/>
-              </w:rPr>
-              <w:t>usecase</w:t>
-            </w:r>
-            <w:proofErr w:type="spellEnd"/>
-            <w:r>
-              <w:rPr>
-                <w:rFonts w:ascii="Arial" w:hAnsi="Arial" w:cs="Arial"/>
-              </w:rPr>
-              <w:t xml:space="preserve"> </w:t>
-            </w:r>
-            <w:proofErr w:type="spellStart"/>
-            <w:r>
-              <w:rPr>
-                <w:rFonts w:ascii="Arial" w:hAnsi="Arial" w:cs="Arial"/>
-              </w:rPr>
-              <w:t>gant</w:t>
-            </w:r>
-            <w:proofErr w:type="spellEnd"/>
-            <w:r>
-              <w:rPr>
-                <w:rFonts w:ascii="Arial" w:hAnsi="Arial" w:cs="Arial"/>
-              </w:rPr>
-              <w:t xml:space="preserve"> e studio</w:t>
+              <w:t>Programmazione usecase gant e studio</w:t>
             </w:r>
           </w:p>
         </w:tc>
@@ -752,16 +716,8 @@
               <w:rPr>
                 <w:rFonts w:ascii="Arial" w:hAnsi="Arial" w:cs="Arial"/>
               </w:rPr>
-              <w:t xml:space="preserve">Iniziare a creare le varie connessioni di </w:t>
-            </w:r>
-            <w:proofErr w:type="spellStart"/>
-            <w:r>
-              <w:rPr>
-                <w:rFonts w:ascii="Arial" w:hAnsi="Arial" w:cs="Arial"/>
-              </w:rPr>
-              <w:t>websocket</w:t>
-            </w:r>
-            <w:proofErr w:type="spellEnd"/>
+              <w:t>Iniziare a creare le varie connessioni di websocket</w:t>
+            </w:r>
           </w:p>
         </w:tc>
       </w:tr>
@@ -960,21 +916,7 @@
               <w:rPr>
                 <w:rFonts w:ascii="Arial" w:hAnsi="Arial" w:cs="Arial"/>
               </w:rPr>
-              <w:t xml:space="preserve">Creazione di </w:t>
-            </w:r>
-            <w:proofErr w:type="spellStart"/>
-            <w:r>
-              <w:rPr>
-                <w:rFonts w:ascii="Arial" w:hAnsi="Arial" w:cs="Arial"/>
-              </w:rPr>
-              <w:t>websochet</w:t>
-            </w:r>
-            <w:proofErr w:type="spellEnd"/>
-            <w:r>
-              <w:rPr>
-                <w:rFonts w:ascii="Arial" w:hAnsi="Arial" w:cs="Arial"/>
-              </w:rPr>
-              <w:t xml:space="preserve"> e connessione peer to peer oltre che invio messaggi</w:t>
+              <w:t>Creazione di websochet e connessione peer to peer oltre che invio messaggi</w:t>
             </w:r>
           </w:p>
         </w:tc>
@@ -1032,16 +974,8 @@
               <w:rPr>
                 <w:rFonts w:ascii="Arial" w:hAnsi="Arial" w:cs="Arial"/>
               </w:rPr>
-              <w:t xml:space="preserve">Porte e connessioni il firewall non faceva andare le connessione rendendo impossibile la </w:t>
-            </w:r>
-            <w:proofErr w:type="spellStart"/>
-            <w:r>
-              <w:rPr>
-                <w:rFonts w:ascii="Arial" w:hAnsi="Arial" w:cs="Arial"/>
-              </w:rPr>
-              <w:t>comunicazionee</w:t>
-            </w:r>
-            <w:proofErr w:type="spellEnd"/>
+              <w:t>Porte e connessioni il firewall non faceva andare le connessione rendendo impossibile la comunicazionee</w:t>
+            </w:r>
           </w:p>
         </w:tc>
       </w:tr>
@@ -1157,23 +1091,7 @@
                 <w:rFonts w:ascii="Arial" w:hAnsi="Arial" w:cs="Arial"/>
                 <w:u w:val="single"/>
               </w:rPr>
-              <w:t xml:space="preserve">Iniziare a </w:t>
-            </w:r>
-            <w:proofErr w:type="spellStart"/>
-            <w:r>
-              <w:rPr>
-                <w:rFonts w:ascii="Arial" w:hAnsi="Arial" w:cs="Arial"/>
-                <w:u w:val="single"/>
-              </w:rPr>
-              <w:t>ryptare</w:t>
-            </w:r>
-            <w:proofErr w:type="spellEnd"/>
-            <w:r>
-              <w:rPr>
-                <w:rFonts w:ascii="Arial" w:hAnsi="Arial" w:cs="Arial"/>
-                <w:u w:val="single"/>
-              </w:rPr>
-              <w:t xml:space="preserve"> i messaggi </w:t>
+              <w:t xml:space="preserve">Iniziare a ryptare i messaggi </w:t>
             </w:r>
           </w:p>
         </w:tc>
@@ -1395,35 +1313,7 @@
               <w:rPr>
                 <w:rFonts w:ascii="Arial" w:hAnsi="Arial" w:cs="Arial"/>
               </w:rPr>
-              <w:t xml:space="preserve">Chiavi </w:t>
-            </w:r>
-            <w:proofErr w:type="spellStart"/>
-            <w:r>
-              <w:rPr>
-                <w:rFonts w:ascii="Arial" w:hAnsi="Arial" w:cs="Arial"/>
-              </w:rPr>
-              <w:t>assimetriche</w:t>
-            </w:r>
-            <w:proofErr w:type="spellEnd"/>
-            <w:r>
-              <w:rPr>
-                <w:rFonts w:ascii="Arial" w:hAnsi="Arial" w:cs="Arial"/>
-              </w:rPr>
-              <w:t xml:space="preserve"> e </w:t>
-            </w:r>
-            <w:proofErr w:type="spellStart"/>
-            <w:r>
-              <w:rPr>
-                <w:rFonts w:ascii="Arial" w:hAnsi="Arial" w:cs="Arial"/>
-              </w:rPr>
-              <w:t>cripatzzione</w:t>
-            </w:r>
-            <w:proofErr w:type="spellEnd"/>
-            <w:r>
-              <w:rPr>
-                <w:rFonts w:ascii="Arial" w:hAnsi="Arial" w:cs="Arial"/>
-              </w:rPr>
-              <w:t xml:space="preserve"> </w:t>
+              <w:t xml:space="preserve">Chiavi assimetriche e cripatzzione </w:t>
             </w:r>
           </w:p>
         </w:tc>
@@ -1540,23 +1430,7 @@
                 <w:rFonts w:ascii="Arial" w:hAnsi="Arial" w:cs="Arial"/>
                 <w:u w:val="single"/>
               </w:rPr>
-              <w:t xml:space="preserve">Il programma per la </w:t>
-            </w:r>
-            <w:proofErr w:type="spellStart"/>
-            <w:r>
-              <w:rPr>
-                <w:rFonts w:ascii="Arial" w:hAnsi="Arial" w:cs="Arial"/>
-                <w:u w:val="single"/>
-              </w:rPr>
-              <w:t>porssima</w:t>
-            </w:r>
-            <w:proofErr w:type="spellEnd"/>
-            <w:r>
-              <w:rPr>
-                <w:rFonts w:ascii="Arial" w:hAnsi="Arial" w:cs="Arial"/>
-                <w:u w:val="single"/>
-              </w:rPr>
-              <w:t xml:space="preserve"> volta è il gossip delle connessioni </w:t>
+              <w:t xml:space="preserve">Il programma per la porssima volta è il gossip delle connessioni </w:t>
             </w:r>
           </w:p>
         </w:tc>
@@ -1662,13 +1536,7 @@
               <w:rPr>
                 <w:rFonts w:ascii="Arial" w:hAnsi="Arial" w:cs="Arial"/>
               </w:rPr>
-              <w:t>24</w:t>
-            </w:r>
-            <w:r>
-              <w:rPr>
-                <w:rFonts w:ascii="Arial" w:hAnsi="Arial" w:cs="Arial"/>
-              </w:rPr>
-              <w:t>.10.2025</w:t>
+              <w:t>24.10.2025</w:t>
             </w:r>
           </w:p>
         </w:tc>
@@ -1784,154 +1652,14 @@
               <w:rPr>
                 <w:rFonts w:ascii="Arial" w:hAnsi="Arial" w:cs="Arial"/>
               </w:rPr>
-              <w:t xml:space="preserve">Ho ricevuto problemi sulla comunicazione tra </w:t>
-            </w:r>
-            <w:proofErr w:type="spellStart"/>
-            <w:r>
-              <w:rPr>
-                <w:rFonts w:ascii="Arial" w:hAnsi="Arial" w:cs="Arial"/>
-              </w:rPr>
-              <w:t>backand</w:t>
-            </w:r>
-            <w:proofErr w:type="spellEnd"/>
-            <w:r>
-              <w:rPr>
-                <w:rFonts w:ascii="Arial" w:hAnsi="Arial" w:cs="Arial"/>
-              </w:rPr>
-              <w:t xml:space="preserve"> e front and per questo ho utilizzato </w:t>
-            </w:r>
-            <w:proofErr w:type="spellStart"/>
-            <w:r>
-              <w:rPr>
-                <w:rFonts w:ascii="Arial" w:hAnsi="Arial" w:cs="Arial"/>
-              </w:rPr>
-              <w:t>ejs</w:t>
-            </w:r>
-            <w:proofErr w:type="spellEnd"/>
-            <w:r>
-              <w:rPr>
-                <w:rFonts w:ascii="Arial" w:hAnsi="Arial" w:cs="Arial"/>
-              </w:rPr>
-              <w:t xml:space="preserve"> per semplificarmi il lavoro avendo </w:t>
-            </w:r>
-            <w:proofErr w:type="spellStart"/>
-            <w:r>
-              <w:rPr>
-                <w:rFonts w:ascii="Arial" w:hAnsi="Arial" w:cs="Arial"/>
-              </w:rPr>
-              <w:t>gia</w:t>
-            </w:r>
-            <w:proofErr w:type="spellEnd"/>
-            <w:r>
-              <w:rPr>
-                <w:rFonts w:ascii="Arial" w:hAnsi="Arial" w:cs="Arial"/>
-              </w:rPr>
-              <w:t xml:space="preserve"> la maggior parte della chat </w:t>
-            </w:r>
-            <w:proofErr w:type="spellStart"/>
-            <w:r>
-              <w:rPr>
-                <w:rFonts w:ascii="Arial" w:hAnsi="Arial" w:cs="Arial"/>
-              </w:rPr>
-              <w:t>funtionante</w:t>
-            </w:r>
-            <w:proofErr w:type="spellEnd"/>
-            <w:r>
-              <w:rPr>
-                <w:rFonts w:ascii="Arial" w:hAnsi="Arial" w:cs="Arial"/>
-              </w:rPr>
-              <w:t xml:space="preserve"> non e stato molto difficile, ho anche introdotto la chat di </w:t>
-            </w:r>
-            <w:proofErr w:type="spellStart"/>
-            <w:r>
-              <w:rPr>
-                <w:rFonts w:ascii="Arial" w:hAnsi="Arial" w:cs="Arial"/>
-              </w:rPr>
-              <w:t>guppo</w:t>
-            </w:r>
-            <w:proofErr w:type="spellEnd"/>
-            <w:r>
-              <w:rPr>
-                <w:rFonts w:ascii="Arial" w:hAnsi="Arial" w:cs="Arial"/>
-              </w:rPr>
-              <w:t xml:space="preserve"> ma credo che la </w:t>
-            </w:r>
-            <w:proofErr w:type="spellStart"/>
-            <w:r>
-              <w:rPr>
-                <w:rFonts w:ascii="Arial" w:hAnsi="Arial" w:cs="Arial"/>
-              </w:rPr>
-              <w:t>togliero</w:t>
-            </w:r>
-            <w:proofErr w:type="spellEnd"/>
-            <w:r>
-              <w:rPr>
-                <w:rFonts w:ascii="Arial" w:hAnsi="Arial" w:cs="Arial"/>
-              </w:rPr>
-              <w:t xml:space="preserve"> </w:t>
-            </w:r>
-            <w:proofErr w:type="spellStart"/>
-            <w:r>
-              <w:rPr>
-                <w:rFonts w:ascii="Arial" w:hAnsi="Arial" w:cs="Arial"/>
-              </w:rPr>
-              <w:t>perche</w:t>
-            </w:r>
-            <w:proofErr w:type="spellEnd"/>
-            <w:r>
-              <w:rPr>
-                <w:rFonts w:ascii="Arial" w:hAnsi="Arial" w:cs="Arial"/>
-              </w:rPr>
-              <w:t xml:space="preserve"> non era tra i </w:t>
+              <w:t xml:space="preserve">Ho ricevuto problemi sulla comunicazione tra backand e front and per questo ho utilizzato ejs per semplificarmi il lavoro avendo gia la maggior parte della chat funtionante non e stato molto difficile, ho anche introdotto la chat di guppo ma credo che la togliero perche non era tra i </w:t>
             </w:r>
             <w:r>
               <w:rPr>
                 <w:rFonts w:ascii="Arial" w:hAnsi="Arial" w:cs="Arial"/>
               </w:rPr>
               <w:lastRenderedPageBreak/>
-              <w:t xml:space="preserve">requisiti inoltre crea </w:t>
-            </w:r>
-            <w:proofErr w:type="spellStart"/>
-            <w:r>
-              <w:rPr>
-                <w:rFonts w:ascii="Arial" w:hAnsi="Arial" w:cs="Arial"/>
-              </w:rPr>
-              <w:t>porblemi</w:t>
-            </w:r>
-            <w:proofErr w:type="spellEnd"/>
-            <w:r>
-              <w:rPr>
-                <w:rFonts w:ascii="Arial" w:hAnsi="Arial" w:cs="Arial"/>
-              </w:rPr>
-              <w:t xml:space="preserve"> alla </w:t>
-            </w:r>
-            <w:proofErr w:type="spellStart"/>
-            <w:r>
-              <w:rPr>
-                <w:rFonts w:ascii="Arial" w:hAnsi="Arial" w:cs="Arial"/>
-              </w:rPr>
-              <w:t>sivcurezza</w:t>
-            </w:r>
-            <w:proofErr w:type="spellEnd"/>
-            <w:r>
-              <w:rPr>
-                <w:rFonts w:ascii="Arial" w:hAnsi="Arial" w:cs="Arial"/>
-              </w:rPr>
-              <w:t xml:space="preserve"> essendo che in un gruppo non saprei come </w:t>
-            </w:r>
-            <w:proofErr w:type="spellStart"/>
-            <w:r>
-              <w:rPr>
-                <w:rFonts w:ascii="Arial" w:hAnsi="Arial" w:cs="Arial"/>
-              </w:rPr>
-              <w:t>cripatare</w:t>
-            </w:r>
-            <w:proofErr w:type="spellEnd"/>
-            <w:r>
-              <w:rPr>
-                <w:rFonts w:ascii="Arial" w:hAnsi="Arial" w:cs="Arial"/>
-              </w:rPr>
-              <w:t xml:space="preserve"> </w:t>
+              <w:t xml:space="preserve">requisiti inoltre crea porblemi alla sivcurezza essendo che in un gruppo non saprei come cripatare </w:t>
             </w:r>
           </w:p>
         </w:tc>
@@ -2048,83 +1776,1132 @@
                 <w:rFonts w:ascii="Arial" w:hAnsi="Arial" w:cs="Arial"/>
                 <w:u w:val="single"/>
               </w:rPr>
-              <w:t xml:space="preserve">La </w:t>
-            </w:r>
-            <w:proofErr w:type="spellStart"/>
+              <w:t xml:space="preserve">La porssima volta dovro terminare la interfaccia grafica testare su piu nodi e implementrare sicurezza al gruppo  </w:t>
+            </w:r>
+          </w:p>
+        </w:tc>
+      </w:tr>
+    </w:tbl>
+    <w:p>
+      <w:pPr>
+        <w:rPr>
+          <w:rFonts w:ascii="Arial" w:hAnsi="Arial" w:cs="Arial"/>
+        </w:rPr>
+      </w:pPr>
+    </w:p>
+    <w:p>
+      <w:pPr>
+        <w:rPr>
+          <w:rFonts w:ascii="Arial" w:hAnsi="Arial" w:cs="Arial"/>
+        </w:rPr>
+      </w:pPr>
+    </w:p>
+    <w:tbl>
+      <w:tblPr>
+        <w:tblStyle w:val="Grigliatabella"/>
+        <w:tblW w:w="9634" w:type="dxa"/>
+        <w:tblLook w:val="04A0" w:firstRow="1" w:lastRow="0" w:firstColumn="1" w:lastColumn="0" w:noHBand="0" w:noVBand="1"/>
+      </w:tblPr>
+      <w:tblGrid>
+        <w:gridCol w:w="4803"/>
+        <w:gridCol w:w="4831"/>
+      </w:tblGrid>
+      <w:tr>
+        <w:trPr>
+          <w:trHeight w:hRule="exact" w:val="397"/>
+        </w:trPr>
+        <w:tc>
+          <w:tcPr>
+            <w:tcW w:w="4803" w:type="dxa"/>
+            <w:vAlign w:val="center"/>
+          </w:tcPr>
+          <w:p>
+            <w:pPr>
+              <w:rPr>
+                <w:rFonts w:ascii="Arial" w:hAnsi="Arial" w:cs="Arial"/>
+              </w:rPr>
+            </w:pPr>
+            <w:r>
+              <w:rPr>
+                <w:rFonts w:ascii="Arial" w:hAnsi="Arial" w:cs="Arial"/>
+              </w:rPr>
+              <w:t>Luogo</w:t>
+            </w:r>
+          </w:p>
+        </w:tc>
+        <w:tc>
+          <w:tcPr>
+            <w:tcW w:w="4831" w:type="dxa"/>
+            <w:vAlign w:val="center"/>
+          </w:tcPr>
+          <w:p>
+            <w:pPr>
+              <w:pStyle w:val="Nessunaspaziatura"/>
+              <w:spacing w:line="360" w:lineRule="auto"/>
+              <w:rPr>
+                <w:rFonts w:ascii="Arial" w:hAnsi="Arial" w:cs="Arial"/>
+              </w:rPr>
+            </w:pPr>
+            <w:r>
+              <w:rPr>
+                <w:rFonts w:ascii="Arial" w:hAnsi="Arial" w:cs="Arial"/>
+              </w:rPr>
+              <w:t>Canobbio</w:t>
+            </w:r>
+          </w:p>
+        </w:tc>
+      </w:tr>
+      <w:tr>
+        <w:trPr>
+          <w:trHeight w:hRule="exact" w:val="397"/>
+        </w:trPr>
+        <w:tc>
+          <w:tcPr>
+            <w:tcW w:w="4803" w:type="dxa"/>
+            <w:vAlign w:val="center"/>
+          </w:tcPr>
+          <w:p>
+            <w:pPr>
+              <w:rPr>
+                <w:rFonts w:ascii="Arial" w:hAnsi="Arial" w:cs="Arial"/>
+              </w:rPr>
+            </w:pPr>
+            <w:r>
+              <w:rPr>
+                <w:rFonts w:ascii="Arial" w:hAnsi="Arial" w:cs="Arial"/>
+              </w:rPr>
+              <w:t>Data</w:t>
+            </w:r>
+          </w:p>
+        </w:tc>
+        <w:tc>
+          <w:tcPr>
+            <w:tcW w:w="4831" w:type="dxa"/>
+            <w:vAlign w:val="center"/>
+          </w:tcPr>
+          <w:p>
+            <w:pPr>
+              <w:rPr>
+                <w:rFonts w:ascii="Arial" w:hAnsi="Arial" w:cs="Arial"/>
+              </w:rPr>
+            </w:pPr>
+            <w:r>
+              <w:rPr>
+                <w:rFonts w:ascii="Arial" w:hAnsi="Arial" w:cs="Arial"/>
+              </w:rPr>
+              <w:t>31</w:t>
+            </w:r>
+            <w:r>
+              <w:rPr>
+                <w:rFonts w:ascii="Arial" w:hAnsi="Arial" w:cs="Arial"/>
+              </w:rPr>
+              <w:t>.1</w:t>
+            </w:r>
+            <w:r>
+              <w:rPr>
+                <w:rFonts w:ascii="Arial" w:hAnsi="Arial" w:cs="Arial"/>
+              </w:rPr>
+              <w:t>0</w:t>
+            </w:r>
+            <w:r>
+              <w:rPr>
+                <w:rFonts w:ascii="Arial" w:hAnsi="Arial" w:cs="Arial"/>
+              </w:rPr>
+              <w:t>.2025</w:t>
+            </w:r>
+          </w:p>
+        </w:tc>
+      </w:tr>
+    </w:tbl>
+    <w:p>
+      <w:pPr>
+        <w:rPr>
+          <w:rFonts w:ascii="Arial" w:hAnsi="Arial" w:cs="Arial"/>
+        </w:rPr>
+      </w:pPr>
+    </w:p>
+    <w:tbl>
+      <w:tblPr>
+        <w:tblStyle w:val="Grigliatabella"/>
+        <w:tblW w:w="0" w:type="auto"/>
+        <w:tblLook w:val="04A0" w:firstRow="1" w:lastRow="0" w:firstColumn="1" w:lastColumn="0" w:noHBand="0" w:noVBand="1"/>
+      </w:tblPr>
+      <w:tblGrid>
+        <w:gridCol w:w="9628"/>
+      </w:tblGrid>
+      <w:tr>
+        <w:tc>
+          <w:tcPr>
+            <w:tcW w:w="9854" w:type="dxa"/>
+            <w:shd w:val="clear" w:color="auto" w:fill="D9D9D9" w:themeFill="background1" w:themeFillShade="D9"/>
+          </w:tcPr>
+          <w:p>
+            <w:pPr>
+              <w:rPr>
+                <w:rFonts w:ascii="Arial" w:hAnsi="Arial" w:cs="Arial"/>
+              </w:rPr>
+            </w:pPr>
+            <w:r>
+              <w:rPr>
+                <w:rFonts w:ascii="Arial" w:hAnsi="Arial" w:cs="Arial"/>
+              </w:rPr>
+              <w:t>Lavori svolti</w:t>
+            </w:r>
+          </w:p>
+        </w:tc>
+      </w:tr>
+      <w:tr>
+        <w:tc>
+          <w:tcPr>
+            <w:tcW w:w="9854" w:type="dxa"/>
+          </w:tcPr>
+          <w:p>
+            <w:pPr>
+              <w:rPr>
+                <w:rFonts w:ascii="Arial" w:hAnsi="Arial" w:cs="Arial"/>
+              </w:rPr>
+            </w:pPr>
+            <w:r>
+              <w:rPr>
+                <w:rFonts w:ascii="Arial" w:hAnsi="Arial" w:cs="Arial"/>
+              </w:rPr>
+              <w:t>Interfaccia grafica</w:t>
+            </w:r>
+          </w:p>
+        </w:tc>
+      </w:tr>
+    </w:tbl>
+    <w:p>
+      <w:pPr>
+        <w:rPr>
+          <w:rFonts w:ascii="Arial" w:hAnsi="Arial" w:cs="Arial"/>
+        </w:rPr>
+      </w:pPr>
+    </w:p>
+    <w:tbl>
+      <w:tblPr>
+        <w:tblStyle w:val="Grigliatabella"/>
+        <w:tblW w:w="0" w:type="auto"/>
+        <w:tblLook w:val="04A0" w:firstRow="1" w:lastRow="0" w:firstColumn="1" w:lastColumn="0" w:noHBand="0" w:noVBand="1"/>
+      </w:tblPr>
+      <w:tblGrid>
+        <w:gridCol w:w="9628"/>
+      </w:tblGrid>
+      <w:tr>
+        <w:tc>
+          <w:tcPr>
+            <w:tcW w:w="9854" w:type="dxa"/>
+            <w:shd w:val="clear" w:color="auto" w:fill="D9D9D9" w:themeFill="background1" w:themeFillShade="D9"/>
+          </w:tcPr>
+          <w:p>
+            <w:pPr>
+              <w:rPr>
+                <w:rFonts w:ascii="Arial" w:hAnsi="Arial" w:cs="Arial"/>
+              </w:rPr>
+            </w:pPr>
+            <w:r>
+              <w:rPr>
+                <w:rFonts w:ascii="Arial" w:hAnsi="Arial" w:cs="Arial"/>
+              </w:rPr>
+              <w:t>Problemi riscontrati e soluzioni adottate</w:t>
+            </w:r>
+          </w:p>
+        </w:tc>
+      </w:tr>
+      <w:tr>
+        <w:trPr>
+          <w:trHeight w:val="56"/>
+        </w:trPr>
+        <w:tc>
+          <w:tcPr>
+            <w:tcW w:w="9854" w:type="dxa"/>
+            <w:shd w:val="clear" w:color="auto" w:fill="D9D9D9" w:themeFill="background1" w:themeFillShade="D9"/>
+          </w:tcPr>
+          <w:p>
+            <w:pPr>
+              <w:rPr>
+                <w:rFonts w:ascii="Arial" w:hAnsi="Arial" w:cs="Arial"/>
+              </w:rPr>
+            </w:pPr>
+          </w:p>
+        </w:tc>
+      </w:tr>
+      <w:tr>
+        <w:tc>
+          <w:tcPr>
+            <w:tcW w:w="9854" w:type="dxa"/>
+          </w:tcPr>
+          <w:p>
+            <w:pPr>
+              <w:rPr>
+                <w:rFonts w:ascii="Arial" w:hAnsi="Arial" w:cs="Arial"/>
+              </w:rPr>
+            </w:pPr>
+            <w:r>
+              <w:rPr>
+                <w:rFonts w:ascii="Arial" w:hAnsi="Arial" w:cs="Arial"/>
+              </w:rPr>
+              <w:t>Ho riscontrato un problema su alcuni requisiti che avevo fatto un po male e un po di idnecisioni personali sul come fare il design</w:t>
+            </w:r>
+          </w:p>
+        </w:tc>
+      </w:tr>
+    </w:tbl>
+    <w:p>
+      <w:pPr>
+        <w:rPr>
+          <w:rFonts w:ascii="Arial" w:hAnsi="Arial" w:cs="Arial"/>
+        </w:rPr>
+      </w:pPr>
+    </w:p>
+    <w:tbl>
+      <w:tblPr>
+        <w:tblStyle w:val="Grigliatabella"/>
+        <w:tblW w:w="0" w:type="auto"/>
+        <w:tblLook w:val="04A0" w:firstRow="1" w:lastRow="0" w:firstColumn="1" w:lastColumn="0" w:noHBand="0" w:noVBand="1"/>
+      </w:tblPr>
+      <w:tblGrid>
+        <w:gridCol w:w="9628"/>
+      </w:tblGrid>
+      <w:tr>
+        <w:tc>
+          <w:tcPr>
+            <w:tcW w:w="9854" w:type="dxa"/>
+            <w:shd w:val="clear" w:color="auto" w:fill="D9D9D9" w:themeFill="background1" w:themeFillShade="D9"/>
+          </w:tcPr>
+          <w:p>
+            <w:pPr>
+              <w:rPr>
+                <w:rFonts w:ascii="Arial" w:hAnsi="Arial" w:cs="Arial"/>
+              </w:rPr>
+            </w:pPr>
+            <w:r>
+              <w:rPr>
+                <w:rFonts w:ascii="Arial" w:hAnsi="Arial" w:cs="Arial"/>
+              </w:rPr>
+              <w:t>Punto della situazione rispetto alla pianificazione</w:t>
+            </w:r>
+          </w:p>
+        </w:tc>
+      </w:tr>
+      <w:tr>
+        <w:tc>
+          <w:tcPr>
+            <w:tcW w:w="9854" w:type="dxa"/>
+          </w:tcPr>
+          <w:p>
+            <w:pPr>
+              <w:rPr>
+                <w:rFonts w:ascii="Arial" w:hAnsi="Arial" w:cs="Arial"/>
+              </w:rPr>
+            </w:pPr>
+            <w:r>
+              <w:rPr>
+                <w:rFonts w:ascii="Arial" w:hAnsi="Arial" w:cs="Arial"/>
+              </w:rPr>
+              <w:t>In anticipo</w:t>
+            </w:r>
+          </w:p>
+        </w:tc>
+      </w:tr>
+    </w:tbl>
+    <w:p>
+      <w:pPr>
+        <w:rPr>
+          <w:rFonts w:ascii="Arial" w:hAnsi="Arial" w:cs="Arial"/>
+        </w:rPr>
+      </w:pPr>
+    </w:p>
+    <w:tbl>
+      <w:tblPr>
+        <w:tblStyle w:val="Grigliatabella"/>
+        <w:tblW w:w="0" w:type="auto"/>
+        <w:tblLook w:val="04A0" w:firstRow="1" w:lastRow="0" w:firstColumn="1" w:lastColumn="0" w:noHBand="0" w:noVBand="1"/>
+      </w:tblPr>
+      <w:tblGrid>
+        <w:gridCol w:w="9628"/>
+      </w:tblGrid>
+      <w:tr>
+        <w:tc>
+          <w:tcPr>
+            <w:tcW w:w="9854" w:type="dxa"/>
+            <w:shd w:val="clear" w:color="auto" w:fill="D9D9D9" w:themeFill="background1" w:themeFillShade="D9"/>
+          </w:tcPr>
+          <w:p>
+            <w:pPr>
+              <w:rPr>
+                <w:rFonts w:ascii="Arial" w:hAnsi="Arial" w:cs="Arial"/>
+              </w:rPr>
+            </w:pPr>
+            <w:r>
+              <w:rPr>
+                <w:rFonts w:ascii="Arial" w:hAnsi="Arial" w:cs="Arial"/>
+              </w:rPr>
+              <w:t>Programma di massima per la prossima giornata di lavoro</w:t>
+            </w:r>
+          </w:p>
+        </w:tc>
+      </w:tr>
+      <w:tr>
+        <w:tc>
+          <w:tcPr>
+            <w:tcW w:w="9854" w:type="dxa"/>
+          </w:tcPr>
+          <w:p>
+            <w:pPr>
+              <w:rPr>
+                <w:rFonts w:ascii="Arial" w:hAnsi="Arial" w:cs="Arial"/>
+              </w:rPr>
+            </w:pPr>
             <w:r>
               <w:rPr>
                 <w:rFonts w:ascii="Arial" w:hAnsi="Arial" w:cs="Arial"/>
                 <w:u w:val="single"/>
               </w:rPr>
-              <w:t>porssima</w:t>
-            </w:r>
-            <w:proofErr w:type="spellEnd"/>
+              <w:t xml:space="preserve">La porssima volta dovro terminare la interfaccia grafica testare su piu nodi e implementrare sicurezza al gruppo  </w:t>
+            </w:r>
+          </w:p>
+        </w:tc>
+      </w:tr>
+    </w:tbl>
+    <w:p>
+      <w:pPr>
+        <w:rPr>
+          <w:rFonts w:ascii="Arial" w:hAnsi="Arial" w:cs="Arial"/>
+        </w:rPr>
+      </w:pPr>
+    </w:p>
+    <w:p>
+      <w:pPr>
+        <w:rPr>
+          <w:rFonts w:ascii="Arial" w:hAnsi="Arial" w:cs="Arial"/>
+        </w:rPr>
+      </w:pPr>
+    </w:p>
+    <w:tbl>
+      <w:tblPr>
+        <w:tblStyle w:val="Grigliatabella"/>
+        <w:tblW w:w="9634" w:type="dxa"/>
+        <w:tblLook w:val="04A0" w:firstRow="1" w:lastRow="0" w:firstColumn="1" w:lastColumn="0" w:noHBand="0" w:noVBand="1"/>
+      </w:tblPr>
+      <w:tblGrid>
+        <w:gridCol w:w="4803"/>
+        <w:gridCol w:w="4831"/>
+      </w:tblGrid>
+      <w:tr>
+        <w:trPr>
+          <w:trHeight w:hRule="exact" w:val="397"/>
+        </w:trPr>
+        <w:tc>
+          <w:tcPr>
+            <w:tcW w:w="4803" w:type="dxa"/>
+            <w:vAlign w:val="center"/>
+          </w:tcPr>
+          <w:p>
+            <w:pPr>
+              <w:rPr>
+                <w:rFonts w:ascii="Arial" w:hAnsi="Arial" w:cs="Arial"/>
+              </w:rPr>
+            </w:pPr>
+            <w:r>
+              <w:rPr>
+                <w:rFonts w:ascii="Arial" w:hAnsi="Arial" w:cs="Arial"/>
+              </w:rPr>
+              <w:t>Luogo</w:t>
+            </w:r>
+          </w:p>
+        </w:tc>
+        <w:tc>
+          <w:tcPr>
+            <w:tcW w:w="4831" w:type="dxa"/>
+            <w:vAlign w:val="center"/>
+          </w:tcPr>
+          <w:p>
+            <w:pPr>
+              <w:pStyle w:val="Nessunaspaziatura"/>
+              <w:spacing w:line="360" w:lineRule="auto"/>
+              <w:rPr>
+                <w:rFonts w:ascii="Arial" w:hAnsi="Arial" w:cs="Arial"/>
+              </w:rPr>
+            </w:pPr>
+            <w:r>
+              <w:rPr>
+                <w:rFonts w:ascii="Arial" w:hAnsi="Arial" w:cs="Arial"/>
+              </w:rPr>
+              <w:t>Canobbio</w:t>
+            </w:r>
+          </w:p>
+        </w:tc>
+      </w:tr>
+      <w:tr>
+        <w:trPr>
+          <w:trHeight w:hRule="exact" w:val="397"/>
+        </w:trPr>
+        <w:tc>
+          <w:tcPr>
+            <w:tcW w:w="4803" w:type="dxa"/>
+            <w:vAlign w:val="center"/>
+          </w:tcPr>
+          <w:p>
+            <w:pPr>
+              <w:rPr>
+                <w:rFonts w:ascii="Arial" w:hAnsi="Arial" w:cs="Arial"/>
+              </w:rPr>
+            </w:pPr>
+            <w:r>
+              <w:rPr>
+                <w:rFonts w:ascii="Arial" w:hAnsi="Arial" w:cs="Arial"/>
+              </w:rPr>
+              <w:t>Data</w:t>
+            </w:r>
+          </w:p>
+        </w:tc>
+        <w:tc>
+          <w:tcPr>
+            <w:tcW w:w="4831" w:type="dxa"/>
+            <w:vAlign w:val="center"/>
+          </w:tcPr>
+          <w:p>
+            <w:pPr>
+              <w:rPr>
+                <w:rFonts w:ascii="Arial" w:hAnsi="Arial" w:cs="Arial"/>
+              </w:rPr>
+            </w:pPr>
+            <w:r>
+              <w:rPr>
+                <w:rFonts w:ascii="Arial" w:hAnsi="Arial" w:cs="Arial"/>
+              </w:rPr>
+              <w:t>14.10.2025</w:t>
+            </w:r>
+          </w:p>
+        </w:tc>
+      </w:tr>
+    </w:tbl>
+    <w:p>
+      <w:pPr>
+        <w:rPr>
+          <w:rFonts w:ascii="Arial" w:hAnsi="Arial" w:cs="Arial"/>
+        </w:rPr>
+      </w:pPr>
+    </w:p>
+    <w:tbl>
+      <w:tblPr>
+        <w:tblStyle w:val="Grigliatabella"/>
+        <w:tblW w:w="0" w:type="auto"/>
+        <w:tblLook w:val="04A0" w:firstRow="1" w:lastRow="0" w:firstColumn="1" w:lastColumn="0" w:noHBand="0" w:noVBand="1"/>
+      </w:tblPr>
+      <w:tblGrid>
+        <w:gridCol w:w="9628"/>
+      </w:tblGrid>
+      <w:tr>
+        <w:tc>
+          <w:tcPr>
+            <w:tcW w:w="9854" w:type="dxa"/>
+            <w:shd w:val="clear" w:color="auto" w:fill="D9D9D9" w:themeFill="background1" w:themeFillShade="D9"/>
+          </w:tcPr>
+          <w:p>
+            <w:pPr>
+              <w:rPr>
+                <w:rFonts w:ascii="Arial" w:hAnsi="Arial" w:cs="Arial"/>
+              </w:rPr>
+            </w:pPr>
+            <w:r>
+              <w:rPr>
+                <w:rFonts w:ascii="Arial" w:hAnsi="Arial" w:cs="Arial"/>
+              </w:rPr>
+              <w:t>Lavori svolti</w:t>
+            </w:r>
+          </w:p>
+        </w:tc>
+      </w:tr>
+      <w:tr>
+        <w:tc>
+          <w:tcPr>
+            <w:tcW w:w="9854" w:type="dxa"/>
+          </w:tcPr>
+          <w:p>
+            <w:pPr>
+              <w:rPr>
+                <w:rFonts w:ascii="Arial" w:hAnsi="Arial" w:cs="Arial"/>
+              </w:rPr>
+            </w:pPr>
+            <w:r>
+              <w:rPr>
+                <w:rFonts w:ascii="Arial" w:hAnsi="Arial" w:cs="Arial"/>
+              </w:rPr>
+              <w:t>Finita interfaccia grafica e inizio implementazione multinodo (piu di 2)</w:t>
+            </w:r>
+          </w:p>
+        </w:tc>
+      </w:tr>
+    </w:tbl>
+    <w:p>
+      <w:pPr>
+        <w:rPr>
+          <w:rFonts w:ascii="Arial" w:hAnsi="Arial" w:cs="Arial"/>
+        </w:rPr>
+      </w:pPr>
+    </w:p>
+    <w:tbl>
+      <w:tblPr>
+        <w:tblStyle w:val="Grigliatabella"/>
+        <w:tblW w:w="0" w:type="auto"/>
+        <w:tblLook w:val="04A0" w:firstRow="1" w:lastRow="0" w:firstColumn="1" w:lastColumn="0" w:noHBand="0" w:noVBand="1"/>
+      </w:tblPr>
+      <w:tblGrid>
+        <w:gridCol w:w="9628"/>
+      </w:tblGrid>
+      <w:tr>
+        <w:tc>
+          <w:tcPr>
+            <w:tcW w:w="9854" w:type="dxa"/>
+            <w:shd w:val="clear" w:color="auto" w:fill="D9D9D9" w:themeFill="background1" w:themeFillShade="D9"/>
+          </w:tcPr>
+          <w:p>
+            <w:pPr>
+              <w:rPr>
+                <w:rFonts w:ascii="Arial" w:hAnsi="Arial" w:cs="Arial"/>
+              </w:rPr>
+            </w:pPr>
+            <w:r>
+              <w:rPr>
+                <w:rFonts w:ascii="Arial" w:hAnsi="Arial" w:cs="Arial"/>
+              </w:rPr>
+              <w:t>Problemi riscontrati e soluzioni adottate</w:t>
+            </w:r>
+          </w:p>
+        </w:tc>
+      </w:tr>
+      <w:tr>
+        <w:trPr>
+          <w:trHeight w:val="56"/>
+        </w:trPr>
+        <w:tc>
+          <w:tcPr>
+            <w:tcW w:w="9854" w:type="dxa"/>
+            <w:shd w:val="clear" w:color="auto" w:fill="D9D9D9" w:themeFill="background1" w:themeFillShade="D9"/>
+          </w:tcPr>
+          <w:p>
+            <w:pPr>
+              <w:rPr>
+                <w:rFonts w:ascii="Arial" w:hAnsi="Arial" w:cs="Arial"/>
+              </w:rPr>
+            </w:pPr>
+          </w:p>
+        </w:tc>
+      </w:tr>
+      <w:tr>
+        <w:tc>
+          <w:tcPr>
+            <w:tcW w:w="9854" w:type="dxa"/>
+          </w:tcPr>
+          <w:p>
+            <w:pPr>
+              <w:rPr>
+                <w:rFonts w:ascii="Arial" w:hAnsi="Arial" w:cs="Arial"/>
+              </w:rPr>
+            </w:pPr>
+            <w:r>
+              <w:rPr>
+                <w:rFonts w:ascii="Arial" w:hAnsi="Arial" w:cs="Arial"/>
+              </w:rPr>
+              <w:t>Il problema principale che ho riscontrato era qello del connetterepiu nodi in contemporanea e mantenere le chat separate senza crearne una unica di gruppo</w:t>
+            </w:r>
+          </w:p>
+        </w:tc>
+      </w:tr>
+    </w:tbl>
+    <w:p>
+      <w:pPr>
+        <w:rPr>
+          <w:rFonts w:ascii="Arial" w:hAnsi="Arial" w:cs="Arial"/>
+        </w:rPr>
+      </w:pPr>
+    </w:p>
+    <w:tbl>
+      <w:tblPr>
+        <w:tblStyle w:val="Grigliatabella"/>
+        <w:tblW w:w="0" w:type="auto"/>
+        <w:tblLook w:val="04A0" w:firstRow="1" w:lastRow="0" w:firstColumn="1" w:lastColumn="0" w:noHBand="0" w:noVBand="1"/>
+      </w:tblPr>
+      <w:tblGrid>
+        <w:gridCol w:w="9628"/>
+      </w:tblGrid>
+      <w:tr>
+        <w:tc>
+          <w:tcPr>
+            <w:tcW w:w="9854" w:type="dxa"/>
+            <w:shd w:val="clear" w:color="auto" w:fill="D9D9D9" w:themeFill="background1" w:themeFillShade="D9"/>
+          </w:tcPr>
+          <w:p>
+            <w:pPr>
+              <w:rPr>
+                <w:rFonts w:ascii="Arial" w:hAnsi="Arial" w:cs="Arial"/>
+              </w:rPr>
+            </w:pPr>
+            <w:r>
+              <w:rPr>
+                <w:rFonts w:ascii="Arial" w:hAnsi="Arial" w:cs="Arial"/>
+              </w:rPr>
+              <w:t>Punto della situazione rispetto alla pianificazione</w:t>
+            </w:r>
+          </w:p>
+        </w:tc>
+      </w:tr>
+      <w:tr>
+        <w:tc>
+          <w:tcPr>
+            <w:tcW w:w="9854" w:type="dxa"/>
+          </w:tcPr>
+          <w:p>
+            <w:pPr>
+              <w:rPr>
+                <w:rFonts w:ascii="Arial" w:hAnsi="Arial" w:cs="Arial"/>
+              </w:rPr>
+            </w:pPr>
+            <w:r>
+              <w:rPr>
+                <w:rFonts w:ascii="Arial" w:hAnsi="Arial" w:cs="Arial"/>
+              </w:rPr>
+              <w:lastRenderedPageBreak/>
+              <w:t>Leggermente indietro</w:t>
+            </w:r>
+          </w:p>
+        </w:tc>
+      </w:tr>
+    </w:tbl>
+    <w:p>
+      <w:pPr>
+        <w:rPr>
+          <w:rFonts w:ascii="Arial" w:hAnsi="Arial" w:cs="Arial"/>
+        </w:rPr>
+      </w:pPr>
+    </w:p>
+    <w:tbl>
+      <w:tblPr>
+        <w:tblStyle w:val="Grigliatabella"/>
+        <w:tblW w:w="0" w:type="auto"/>
+        <w:tblLook w:val="04A0" w:firstRow="1" w:lastRow="0" w:firstColumn="1" w:lastColumn="0" w:noHBand="0" w:noVBand="1"/>
+      </w:tblPr>
+      <w:tblGrid>
+        <w:gridCol w:w="9628"/>
+      </w:tblGrid>
+      <w:tr>
+        <w:tc>
+          <w:tcPr>
+            <w:tcW w:w="9854" w:type="dxa"/>
+            <w:shd w:val="clear" w:color="auto" w:fill="D9D9D9" w:themeFill="background1" w:themeFillShade="D9"/>
+          </w:tcPr>
+          <w:p>
+            <w:pPr>
+              <w:rPr>
+                <w:rFonts w:ascii="Arial" w:hAnsi="Arial" w:cs="Arial"/>
+              </w:rPr>
+            </w:pPr>
+            <w:r>
+              <w:rPr>
+                <w:rFonts w:ascii="Arial" w:hAnsi="Arial" w:cs="Arial"/>
+              </w:rPr>
+              <w:t>Programma di massima per la prossima giornata di lavoro</w:t>
+            </w:r>
+          </w:p>
+        </w:tc>
+      </w:tr>
+      <w:tr>
+        <w:tc>
+          <w:tcPr>
+            <w:tcW w:w="9854" w:type="dxa"/>
+          </w:tcPr>
+          <w:p>
+            <w:pPr>
+              <w:rPr>
+                <w:rFonts w:ascii="Arial" w:hAnsi="Arial" w:cs="Arial"/>
+              </w:rPr>
+            </w:pPr>
             <w:r>
               <w:rPr>
                 <w:rFonts w:ascii="Arial" w:hAnsi="Arial" w:cs="Arial"/>
                 <w:u w:val="single"/>
               </w:rPr>
-              <w:t xml:space="preserve"> volta </w:t>
-            </w:r>
-            <w:proofErr w:type="spellStart"/>
+              <w:t xml:space="preserve">Finire la implementazione del sistema a piu nodi e invio immagini  </w:t>
+            </w:r>
+          </w:p>
+        </w:tc>
+      </w:tr>
+    </w:tbl>
+    <w:p>
+      <w:pPr>
+        <w:rPr>
+          <w:rFonts w:ascii="Arial" w:hAnsi="Arial" w:cs="Arial"/>
+        </w:rPr>
+      </w:pPr>
+    </w:p>
+    <w:p>
+      <w:pPr>
+        <w:rPr>
+          <w:rFonts w:ascii="Arial" w:hAnsi="Arial" w:cs="Arial"/>
+        </w:rPr>
+      </w:pPr>
+    </w:p>
+    <w:tbl>
+      <w:tblPr>
+        <w:tblStyle w:val="Grigliatabella"/>
+        <w:tblW w:w="9634" w:type="dxa"/>
+        <w:tblLook w:val="04A0" w:firstRow="1" w:lastRow="0" w:firstColumn="1" w:lastColumn="0" w:noHBand="0" w:noVBand="1"/>
+      </w:tblPr>
+      <w:tblGrid>
+        <w:gridCol w:w="4803"/>
+        <w:gridCol w:w="4831"/>
+      </w:tblGrid>
+      <w:tr>
+        <w:trPr>
+          <w:trHeight w:hRule="exact" w:val="397"/>
+        </w:trPr>
+        <w:tc>
+          <w:tcPr>
+            <w:tcW w:w="4803" w:type="dxa"/>
+            <w:vAlign w:val="center"/>
+          </w:tcPr>
+          <w:p>
+            <w:pPr>
+              <w:rPr>
+                <w:rFonts w:ascii="Arial" w:hAnsi="Arial" w:cs="Arial"/>
+              </w:rPr>
+            </w:pPr>
+            <w:r>
+              <w:rPr>
+                <w:rFonts w:ascii="Arial" w:hAnsi="Arial" w:cs="Arial"/>
+              </w:rPr>
+              <w:t>Luogo</w:t>
+            </w:r>
+          </w:p>
+        </w:tc>
+        <w:tc>
+          <w:tcPr>
+            <w:tcW w:w="4831" w:type="dxa"/>
+            <w:vAlign w:val="center"/>
+          </w:tcPr>
+          <w:p>
+            <w:pPr>
+              <w:pStyle w:val="Nessunaspaziatura"/>
+              <w:spacing w:line="360" w:lineRule="auto"/>
+              <w:rPr>
+                <w:rFonts w:ascii="Arial" w:hAnsi="Arial" w:cs="Arial"/>
+              </w:rPr>
+            </w:pPr>
+            <w:r>
+              <w:rPr>
+                <w:rFonts w:ascii="Arial" w:hAnsi="Arial" w:cs="Arial"/>
+              </w:rPr>
+              <w:t>Canobbio</w:t>
+            </w:r>
+          </w:p>
+        </w:tc>
+      </w:tr>
+      <w:tr>
+        <w:trPr>
+          <w:trHeight w:hRule="exact" w:val="397"/>
+        </w:trPr>
+        <w:tc>
+          <w:tcPr>
+            <w:tcW w:w="4803" w:type="dxa"/>
+            <w:vAlign w:val="center"/>
+          </w:tcPr>
+          <w:p>
+            <w:pPr>
+              <w:rPr>
+                <w:rFonts w:ascii="Arial" w:hAnsi="Arial" w:cs="Arial"/>
+              </w:rPr>
+            </w:pPr>
+            <w:r>
+              <w:rPr>
+                <w:rFonts w:ascii="Arial" w:hAnsi="Arial" w:cs="Arial"/>
+              </w:rPr>
+              <w:t>Data</w:t>
+            </w:r>
+          </w:p>
+        </w:tc>
+        <w:tc>
+          <w:tcPr>
+            <w:tcW w:w="4831" w:type="dxa"/>
+            <w:vAlign w:val="center"/>
+          </w:tcPr>
+          <w:p>
+            <w:pPr>
+              <w:rPr>
+                <w:rFonts w:ascii="Arial" w:hAnsi="Arial" w:cs="Arial"/>
+              </w:rPr>
+            </w:pPr>
+            <w:r>
+              <w:rPr>
+                <w:rFonts w:ascii="Arial" w:hAnsi="Arial" w:cs="Arial"/>
+              </w:rPr>
+              <w:t>2</w:t>
+            </w:r>
+            <w:r>
+              <w:rPr>
+                <w:rFonts w:ascii="Arial" w:hAnsi="Arial" w:cs="Arial"/>
+              </w:rPr>
+              <w:t>1.10.2025</w:t>
+            </w:r>
+          </w:p>
+        </w:tc>
+      </w:tr>
+    </w:tbl>
+    <w:p>
+      <w:pPr>
+        <w:rPr>
+          <w:rFonts w:ascii="Arial" w:hAnsi="Arial" w:cs="Arial"/>
+        </w:rPr>
+      </w:pPr>
+    </w:p>
+    <w:tbl>
+      <w:tblPr>
+        <w:tblStyle w:val="Grigliatabella"/>
+        <w:tblW w:w="0" w:type="auto"/>
+        <w:tblLook w:val="04A0" w:firstRow="1" w:lastRow="0" w:firstColumn="1" w:lastColumn="0" w:noHBand="0" w:noVBand="1"/>
+      </w:tblPr>
+      <w:tblGrid>
+        <w:gridCol w:w="9628"/>
+      </w:tblGrid>
+      <w:tr>
+        <w:tc>
+          <w:tcPr>
+            <w:tcW w:w="9854" w:type="dxa"/>
+            <w:shd w:val="clear" w:color="auto" w:fill="D9D9D9" w:themeFill="background1" w:themeFillShade="D9"/>
+          </w:tcPr>
+          <w:p>
+            <w:pPr>
+              <w:rPr>
+                <w:rFonts w:ascii="Arial" w:hAnsi="Arial" w:cs="Arial"/>
+              </w:rPr>
+            </w:pPr>
+            <w:r>
+              <w:rPr>
+                <w:rFonts w:ascii="Arial" w:hAnsi="Arial" w:cs="Arial"/>
+              </w:rPr>
+              <w:t>Lavori svolti</w:t>
+            </w:r>
+          </w:p>
+        </w:tc>
+      </w:tr>
+      <w:tr>
+        <w:tc>
+          <w:tcPr>
+            <w:tcW w:w="9854" w:type="dxa"/>
+          </w:tcPr>
+          <w:p>
+            <w:pPr>
+              <w:rPr>
+                <w:rFonts w:ascii="Arial" w:hAnsi="Arial" w:cs="Arial"/>
+              </w:rPr>
+            </w:pPr>
+            <w:r>
+              <w:rPr>
+                <w:rFonts w:ascii="Arial" w:hAnsi="Arial" w:cs="Arial"/>
+              </w:rPr>
+              <w:t>Testing multi utente miglioramento gestione di piu utenti e fine interfaccia</w:t>
+            </w:r>
+          </w:p>
+        </w:tc>
+      </w:tr>
+    </w:tbl>
+    <w:p>
+      <w:pPr>
+        <w:rPr>
+          <w:rFonts w:ascii="Arial" w:hAnsi="Arial" w:cs="Arial"/>
+        </w:rPr>
+      </w:pPr>
+    </w:p>
+    <w:tbl>
+      <w:tblPr>
+        <w:tblStyle w:val="Grigliatabella"/>
+        <w:tblW w:w="0" w:type="auto"/>
+        <w:tblLook w:val="04A0" w:firstRow="1" w:lastRow="0" w:firstColumn="1" w:lastColumn="0" w:noHBand="0" w:noVBand="1"/>
+      </w:tblPr>
+      <w:tblGrid>
+        <w:gridCol w:w="9628"/>
+      </w:tblGrid>
+      <w:tr>
+        <w:tc>
+          <w:tcPr>
+            <w:tcW w:w="9628" w:type="dxa"/>
+            <w:shd w:val="clear" w:color="auto" w:fill="D9D9D9" w:themeFill="background1" w:themeFillShade="D9"/>
+          </w:tcPr>
+          <w:p>
+            <w:pPr>
+              <w:rPr>
+                <w:rFonts w:ascii="Arial" w:hAnsi="Arial" w:cs="Arial"/>
+              </w:rPr>
+            </w:pPr>
+            <w:r>
+              <w:rPr>
+                <w:rFonts w:ascii="Arial" w:hAnsi="Arial" w:cs="Arial"/>
+              </w:rPr>
+              <w:t>Problemi riscontrati e soluzioni adottate</w:t>
+            </w:r>
+          </w:p>
+        </w:tc>
+      </w:tr>
+      <w:tr>
+        <w:tc>
+          <w:tcPr>
+            <w:tcW w:w="9628" w:type="dxa"/>
+          </w:tcPr>
+          <w:p>
+            <w:pPr>
+              <w:rPr>
+                <w:rFonts w:ascii="Arial" w:hAnsi="Arial" w:cs="Arial"/>
+              </w:rPr>
+            </w:pPr>
+            <w:r>
+              <w:rPr>
+                <w:rFonts w:ascii="Arial" w:hAnsi="Arial" w:cs="Arial"/>
+              </w:rPr>
+              <w:t>Ogni tanto non andavanole connessioni o risolto grazie ha chatgpt che mi ha spiegato un errore di continua entrata e uscita dalla connessione</w:t>
+            </w:r>
+          </w:p>
+        </w:tc>
+      </w:tr>
+    </w:tbl>
+    <w:p>
+      <w:pPr>
+        <w:rPr>
+          <w:rFonts w:ascii="Arial" w:hAnsi="Arial" w:cs="Arial"/>
+        </w:rPr>
+      </w:pPr>
+    </w:p>
+    <w:tbl>
+      <w:tblPr>
+        <w:tblStyle w:val="Grigliatabella"/>
+        <w:tblW w:w="0" w:type="auto"/>
+        <w:tblLook w:val="04A0" w:firstRow="1" w:lastRow="0" w:firstColumn="1" w:lastColumn="0" w:noHBand="0" w:noVBand="1"/>
+      </w:tblPr>
+      <w:tblGrid>
+        <w:gridCol w:w="9628"/>
+      </w:tblGrid>
+      <w:tr>
+        <w:tc>
+          <w:tcPr>
+            <w:tcW w:w="9854" w:type="dxa"/>
+            <w:shd w:val="clear" w:color="auto" w:fill="D9D9D9" w:themeFill="background1" w:themeFillShade="D9"/>
+          </w:tcPr>
+          <w:p>
+            <w:pPr>
+              <w:rPr>
+                <w:rFonts w:ascii="Arial" w:hAnsi="Arial" w:cs="Arial"/>
+              </w:rPr>
+            </w:pPr>
+            <w:r>
+              <w:rPr>
+                <w:rFonts w:ascii="Arial" w:hAnsi="Arial" w:cs="Arial"/>
+              </w:rPr>
+              <w:t>Punto della situazione rispetto alla pianificazione</w:t>
+            </w:r>
+          </w:p>
+        </w:tc>
+      </w:tr>
+      <w:tr>
+        <w:tc>
+          <w:tcPr>
+            <w:tcW w:w="9854" w:type="dxa"/>
+          </w:tcPr>
+          <w:p>
+            <w:pPr>
+              <w:rPr>
+                <w:rFonts w:ascii="Arial" w:hAnsi="Arial" w:cs="Arial"/>
+              </w:rPr>
+            </w:pPr>
+            <w:r>
+              <w:rPr>
+                <w:rFonts w:ascii="Arial" w:hAnsi="Arial" w:cs="Arial"/>
+              </w:rPr>
+              <w:t>Leggermente indietro</w:t>
+            </w:r>
+          </w:p>
+        </w:tc>
+      </w:tr>
+    </w:tbl>
+    <w:p>
+      <w:pPr>
+        <w:rPr>
+          <w:rFonts w:ascii="Arial" w:hAnsi="Arial" w:cs="Arial"/>
+        </w:rPr>
+      </w:pPr>
+    </w:p>
+    <w:tbl>
+      <w:tblPr>
+        <w:tblStyle w:val="Grigliatabella"/>
+        <w:tblW w:w="0" w:type="auto"/>
+        <w:tblLook w:val="04A0" w:firstRow="1" w:lastRow="0" w:firstColumn="1" w:lastColumn="0" w:noHBand="0" w:noVBand="1"/>
+      </w:tblPr>
+      <w:tblGrid>
+        <w:gridCol w:w="9628"/>
+      </w:tblGrid>
+      <w:tr>
+        <w:tc>
+          <w:tcPr>
+            <w:tcW w:w="9854" w:type="dxa"/>
+            <w:shd w:val="clear" w:color="auto" w:fill="D9D9D9" w:themeFill="background1" w:themeFillShade="D9"/>
+          </w:tcPr>
+          <w:p>
+            <w:pPr>
+              <w:rPr>
+                <w:rFonts w:ascii="Arial" w:hAnsi="Arial" w:cs="Arial"/>
+              </w:rPr>
+            </w:pPr>
+            <w:r>
+              <w:rPr>
+                <w:rFonts w:ascii="Arial" w:hAnsi="Arial" w:cs="Arial"/>
+              </w:rPr>
+              <w:t>Programma di massima per la prossima giornata di lavoro</w:t>
+            </w:r>
+          </w:p>
+        </w:tc>
+      </w:tr>
+      <w:tr>
+        <w:tc>
+          <w:tcPr>
+            <w:tcW w:w="9854" w:type="dxa"/>
+          </w:tcPr>
+          <w:p>
+            <w:pPr>
+              <w:rPr>
+                <w:rFonts w:ascii="Arial" w:hAnsi="Arial" w:cs="Arial"/>
+              </w:rPr>
+            </w:pPr>
             <w:r>
               <w:rPr>
                 <w:rFonts w:ascii="Arial" w:hAnsi="Arial" w:cs="Arial"/>
                 <w:u w:val="single"/>
               </w:rPr>
-              <w:t>dovro</w:t>
-            </w:r>
-            <w:proofErr w:type="spellEnd"/>
+              <w:t>Test</w:t>
+            </w:r>
             <w:r>
               <w:rPr>
                 <w:rFonts w:ascii="Arial" w:hAnsi="Arial" w:cs="Arial"/>
                 <w:u w:val="single"/>
               </w:rPr>
-              <w:t xml:space="preserve"> terminare la interfaccia grafica testare su </w:t>
-            </w:r>
-            <w:proofErr w:type="spellStart"/>
-            <w:r>
-              <w:rPr>
-                <w:rFonts w:ascii="Arial" w:hAnsi="Arial" w:cs="Arial"/>
-                <w:u w:val="single"/>
-              </w:rPr>
-              <w:t>piu</w:t>
-            </w:r>
-            <w:proofErr w:type="spellEnd"/>
-            <w:r>
-              <w:rPr>
-                <w:rFonts w:ascii="Arial" w:hAnsi="Arial" w:cs="Arial"/>
-                <w:u w:val="single"/>
-              </w:rPr>
-              <w:t xml:space="preserve"> nodi e </w:t>
-            </w:r>
-            <w:proofErr w:type="spellStart"/>
-            <w:r>
-              <w:rPr>
-                <w:rFonts w:ascii="Arial" w:hAnsi="Arial" w:cs="Arial"/>
-                <w:u w:val="single"/>
-              </w:rPr>
-              <w:t>implementrare</w:t>
-            </w:r>
-            <w:proofErr w:type="spellEnd"/>
-            <w:r>
-              <w:rPr>
-                <w:rFonts w:ascii="Arial" w:hAnsi="Arial" w:cs="Arial"/>
-                <w:u w:val="single"/>
-              </w:rPr>
-              <w:t xml:space="preserve"> sicurezza al gruppo </w:t>
-            </w:r>
-            <w:r>
-              <w:rPr>
-                <w:rFonts w:ascii="Arial" w:hAnsi="Arial" w:cs="Arial"/>
-                <w:u w:val="single"/>
-              </w:rPr>
-              <w:t xml:space="preserve"> </w:t>
+              <w:t xml:space="preserve">  </w:t>
             </w:r>
           </w:p>
         </w:tc>
       </w:tr>
     </w:tbl>
+    <w:p>
+      <w:pPr>
+        <w:rPr>
+          <w:rFonts w:ascii="Arial" w:hAnsi="Arial" w:cs="Arial"/>
+        </w:rPr>
+      </w:pPr>
+    </w:p>
+    <w:p>
+      <w:pPr>
+        <w:rPr>
+          <w:rFonts w:ascii="Arial" w:hAnsi="Arial" w:cs="Arial"/>
+        </w:rPr>
+      </w:pPr>
+    </w:p>
     <w:p>
       <w:pPr>
         <w:rPr>
@@ -5637,6 +6414,7 @@
     <w:rsid w:val="001C54F7"/>
     <w:rsid w:val="001D27C6"/>
     <w:rsid w:val="001E62F3"/>
+    <w:rsid w:val="002413AD"/>
     <w:rsid w:val="00251CAF"/>
     <w:rsid w:val="00262942"/>
     <w:rsid w:val="00262E13"/>
@@ -5649,6 +6427,7 @@
     <w:rsid w:val="00331C62"/>
     <w:rsid w:val="00357BE2"/>
     <w:rsid w:val="00392F29"/>
+    <w:rsid w:val="003B33FF"/>
     <w:rsid w:val="003B7632"/>
     <w:rsid w:val="003F5C32"/>
     <w:rsid w:val="003F61E7"/>
@@ -5692,6 +6471,7 @@
     <w:rsid w:val="008B4A4C"/>
     <w:rsid w:val="008E6A10"/>
     <w:rsid w:val="008F0569"/>
+    <w:rsid w:val="00904BDC"/>
     <w:rsid w:val="00910CDF"/>
     <w:rsid w:val="009135E1"/>
     <w:rsid w:val="00914221"/>

--- a/4_Diari/Diario.docx
+++ b/4_Diari/Diario.docx
@@ -2271,7 +2271,19 @@
               <w:rPr>
                 <w:rFonts w:ascii="Arial" w:hAnsi="Arial" w:cs="Arial"/>
               </w:rPr>
-              <w:t>14.10.2025</w:t>
+              <w:t>14.1</w:t>
+            </w:r>
+            <w:r>
+              <w:rPr>
+                <w:rFonts w:ascii="Arial" w:hAnsi="Arial" w:cs="Arial"/>
+              </w:rPr>
+              <w:t>1</w:t>
+            </w:r>
+            <w:r>
+              <w:rPr>
+                <w:rFonts w:ascii="Arial" w:hAnsi="Arial" w:cs="Arial"/>
+              </w:rPr>
+              <w:t>.2025</w:t>
             </w:r>
           </w:p>
         </w:tc>
@@ -2636,13 +2648,19 @@
               <w:rPr>
                 <w:rFonts w:ascii="Arial" w:hAnsi="Arial" w:cs="Arial"/>
               </w:rPr>
-              <w:t>2</w:t>
-            </w:r>
-            <w:r>
-              <w:rPr>
-                <w:rFonts w:ascii="Arial" w:hAnsi="Arial" w:cs="Arial"/>
-              </w:rPr>
-              <w:t>1.10.2025</w:t>
+              <w:t>21.1</w:t>
+            </w:r>
+            <w:r>
+              <w:rPr>
+                <w:rFonts w:ascii="Arial" w:hAnsi="Arial" w:cs="Arial"/>
+              </w:rPr>
+              <w:t>1</w:t>
+            </w:r>
+            <w:r>
+              <w:rPr>
+                <w:rFonts w:ascii="Arial" w:hAnsi="Arial" w:cs="Arial"/>
+              </w:rPr>
+              <w:t>.2025</w:t>
             </w:r>
           </w:p>
         </w:tc>
@@ -2875,14 +2893,7 @@
                 <w:rFonts w:ascii="Arial" w:hAnsi="Arial" w:cs="Arial"/>
                 <w:u w:val="single"/>
               </w:rPr>
-              <w:t>Test</w:t>
-            </w:r>
-            <w:r>
-              <w:rPr>
-                <w:rFonts w:ascii="Arial" w:hAnsi="Arial" w:cs="Arial"/>
-                <w:u w:val="single"/>
-              </w:rPr>
-              <w:t xml:space="preserve">  </w:t>
+              <w:t xml:space="preserve">Test  </w:t>
             </w:r>
           </w:p>
         </w:tc>
@@ -2895,6 +2906,357 @@
         </w:rPr>
       </w:pPr>
     </w:p>
+    <w:p>
+      <w:pPr>
+        <w:rPr>
+          <w:rFonts w:ascii="Arial" w:hAnsi="Arial" w:cs="Arial"/>
+        </w:rPr>
+      </w:pPr>
+    </w:p>
+    <w:tbl>
+      <w:tblPr>
+        <w:tblStyle w:val="Grigliatabella"/>
+        <w:tblW w:w="9634" w:type="dxa"/>
+        <w:tblLook w:val="04A0" w:firstRow="1" w:lastRow="0" w:firstColumn="1" w:lastColumn="0" w:noHBand="0" w:noVBand="1"/>
+      </w:tblPr>
+      <w:tblGrid>
+        <w:gridCol w:w="4803"/>
+        <w:gridCol w:w="4831"/>
+      </w:tblGrid>
+      <w:tr>
+        <w:trPr>
+          <w:trHeight w:hRule="exact" w:val="397"/>
+        </w:trPr>
+        <w:tc>
+          <w:tcPr>
+            <w:tcW w:w="4803" w:type="dxa"/>
+            <w:vAlign w:val="center"/>
+          </w:tcPr>
+          <w:p>
+            <w:pPr>
+              <w:rPr>
+                <w:rFonts w:ascii="Arial" w:hAnsi="Arial" w:cs="Arial"/>
+              </w:rPr>
+            </w:pPr>
+            <w:r>
+              <w:rPr>
+                <w:rFonts w:ascii="Arial" w:hAnsi="Arial" w:cs="Arial"/>
+              </w:rPr>
+              <w:t>Luogo</w:t>
+            </w:r>
+          </w:p>
+        </w:tc>
+        <w:tc>
+          <w:tcPr>
+            <w:tcW w:w="4831" w:type="dxa"/>
+            <w:vAlign w:val="center"/>
+          </w:tcPr>
+          <w:p>
+            <w:pPr>
+              <w:pStyle w:val="Nessunaspaziatura"/>
+              <w:spacing w:line="360" w:lineRule="auto"/>
+              <w:rPr>
+                <w:rFonts w:ascii="Arial" w:hAnsi="Arial" w:cs="Arial"/>
+              </w:rPr>
+            </w:pPr>
+            <w:r>
+              <w:rPr>
+                <w:rFonts w:ascii="Arial" w:hAnsi="Arial" w:cs="Arial"/>
+              </w:rPr>
+              <w:t>Canobbio</w:t>
+            </w:r>
+          </w:p>
+        </w:tc>
+      </w:tr>
+      <w:tr>
+        <w:trPr>
+          <w:trHeight w:hRule="exact" w:val="397"/>
+        </w:trPr>
+        <w:tc>
+          <w:tcPr>
+            <w:tcW w:w="4803" w:type="dxa"/>
+            <w:vAlign w:val="center"/>
+          </w:tcPr>
+          <w:p>
+            <w:pPr>
+              <w:rPr>
+                <w:rFonts w:ascii="Arial" w:hAnsi="Arial" w:cs="Arial"/>
+              </w:rPr>
+            </w:pPr>
+            <w:r>
+              <w:rPr>
+                <w:rFonts w:ascii="Arial" w:hAnsi="Arial" w:cs="Arial"/>
+              </w:rPr>
+              <w:t>Data</w:t>
+            </w:r>
+          </w:p>
+        </w:tc>
+        <w:tc>
+          <w:tcPr>
+            <w:tcW w:w="4831" w:type="dxa"/>
+            <w:vAlign w:val="center"/>
+          </w:tcPr>
+          <w:p>
+            <w:pPr>
+              <w:rPr>
+                <w:rFonts w:ascii="Arial" w:hAnsi="Arial" w:cs="Arial"/>
+              </w:rPr>
+            </w:pPr>
+            <w:r>
+              <w:rPr>
+                <w:rFonts w:ascii="Arial" w:hAnsi="Arial" w:cs="Arial"/>
+              </w:rPr>
+              <w:t>2</w:t>
+            </w:r>
+            <w:r>
+              <w:rPr>
+                <w:rFonts w:ascii="Arial" w:hAnsi="Arial" w:cs="Arial"/>
+              </w:rPr>
+              <w:t>8</w:t>
+            </w:r>
+            <w:r>
+              <w:rPr>
+                <w:rFonts w:ascii="Arial" w:hAnsi="Arial" w:cs="Arial"/>
+              </w:rPr>
+              <w:t>.11.2025</w:t>
+            </w:r>
+          </w:p>
+        </w:tc>
+      </w:tr>
+    </w:tbl>
+    <w:p>
+      <w:pPr>
+        <w:rPr>
+          <w:rFonts w:ascii="Arial" w:hAnsi="Arial" w:cs="Arial"/>
+        </w:rPr>
+      </w:pPr>
+    </w:p>
+    <w:tbl>
+      <w:tblPr>
+        <w:tblStyle w:val="Grigliatabella"/>
+        <w:tblW w:w="0" w:type="auto"/>
+        <w:tblLook w:val="04A0" w:firstRow="1" w:lastRow="0" w:firstColumn="1" w:lastColumn="0" w:noHBand="0" w:noVBand="1"/>
+      </w:tblPr>
+      <w:tblGrid>
+        <w:gridCol w:w="9628"/>
+      </w:tblGrid>
+      <w:tr>
+        <w:tc>
+          <w:tcPr>
+            <w:tcW w:w="9854" w:type="dxa"/>
+            <w:shd w:val="clear" w:color="auto" w:fill="D9D9D9" w:themeFill="background1" w:themeFillShade="D9"/>
+          </w:tcPr>
+          <w:p>
+            <w:pPr>
+              <w:rPr>
+                <w:rFonts w:ascii="Arial" w:hAnsi="Arial" w:cs="Arial"/>
+              </w:rPr>
+            </w:pPr>
+            <w:r>
+              <w:rPr>
+                <w:rFonts w:ascii="Arial" w:hAnsi="Arial" w:cs="Arial"/>
+              </w:rPr>
+              <w:t>Lavori svolti</w:t>
+            </w:r>
+          </w:p>
+        </w:tc>
+      </w:tr>
+      <w:tr>
+        <w:tc>
+          <w:tcPr>
+            <w:tcW w:w="9854" w:type="dxa"/>
+          </w:tcPr>
+          <w:p>
+            <w:pPr>
+              <w:rPr>
+                <w:rFonts w:ascii="Arial" w:hAnsi="Arial" w:cs="Arial"/>
+              </w:rPr>
+            </w:pPr>
+            <w:r>
+              <w:rPr>
+                <w:rFonts w:ascii="Arial" w:hAnsi="Arial" w:cs="Arial"/>
+              </w:rPr>
+              <w:t>Testing</w:t>
+            </w:r>
+            <w:r>
+              <w:rPr>
+                <w:rFonts w:ascii="Arial" w:hAnsi="Arial" w:cs="Arial"/>
+              </w:rPr>
+              <w:t xml:space="preserve"> e documentazione</w:t>
+            </w:r>
+          </w:p>
+        </w:tc>
+      </w:tr>
+    </w:tbl>
+    <w:p>
+      <w:pPr>
+        <w:rPr>
+          <w:rFonts w:ascii="Arial" w:hAnsi="Arial" w:cs="Arial"/>
+        </w:rPr>
+      </w:pPr>
+    </w:p>
+    <w:tbl>
+      <w:tblPr>
+        <w:tblStyle w:val="Grigliatabella"/>
+        <w:tblW w:w="0" w:type="auto"/>
+        <w:tblLook w:val="04A0" w:firstRow="1" w:lastRow="0" w:firstColumn="1" w:lastColumn="0" w:noHBand="0" w:noVBand="1"/>
+      </w:tblPr>
+      <w:tblGrid>
+        <w:gridCol w:w="9628"/>
+      </w:tblGrid>
+      <w:tr>
+        <w:tc>
+          <w:tcPr>
+            <w:tcW w:w="9628" w:type="dxa"/>
+            <w:shd w:val="clear" w:color="auto" w:fill="D9D9D9" w:themeFill="background1" w:themeFillShade="D9"/>
+          </w:tcPr>
+          <w:p>
+            <w:pPr>
+              <w:rPr>
+                <w:rFonts w:ascii="Arial" w:hAnsi="Arial" w:cs="Arial"/>
+              </w:rPr>
+            </w:pPr>
+            <w:r>
+              <w:rPr>
+                <w:rFonts w:ascii="Arial" w:hAnsi="Arial" w:cs="Arial"/>
+              </w:rPr>
+              <w:t>Problemi riscontrati e soluzioni adottate</w:t>
+            </w:r>
+          </w:p>
+        </w:tc>
+      </w:tr>
+      <w:tr>
+        <w:tc>
+          <w:tcPr>
+            <w:tcW w:w="9628" w:type="dxa"/>
+          </w:tcPr>
+          <w:p>
+            <w:pPr>
+              <w:rPr>
+                <w:rFonts w:ascii="Arial" w:hAnsi="Arial" w:cs="Arial"/>
+              </w:rPr>
+            </w:pPr>
+          </w:p>
+        </w:tc>
+      </w:tr>
+    </w:tbl>
+    <w:p>
+      <w:pPr>
+        <w:rPr>
+          <w:rFonts w:ascii="Arial" w:hAnsi="Arial" w:cs="Arial"/>
+        </w:rPr>
+      </w:pPr>
+    </w:p>
+    <w:tbl>
+      <w:tblPr>
+        <w:tblStyle w:val="Grigliatabella"/>
+        <w:tblW w:w="0" w:type="auto"/>
+        <w:tblLook w:val="04A0" w:firstRow="1" w:lastRow="0" w:firstColumn="1" w:lastColumn="0" w:noHBand="0" w:noVBand="1"/>
+      </w:tblPr>
+      <w:tblGrid>
+        <w:gridCol w:w="9628"/>
+      </w:tblGrid>
+      <w:tr>
+        <w:tc>
+          <w:tcPr>
+            <w:tcW w:w="9854" w:type="dxa"/>
+            <w:shd w:val="clear" w:color="auto" w:fill="D9D9D9" w:themeFill="background1" w:themeFillShade="D9"/>
+          </w:tcPr>
+          <w:p>
+            <w:pPr>
+              <w:rPr>
+                <w:rFonts w:ascii="Arial" w:hAnsi="Arial" w:cs="Arial"/>
+              </w:rPr>
+            </w:pPr>
+            <w:r>
+              <w:rPr>
+                <w:rFonts w:ascii="Arial" w:hAnsi="Arial" w:cs="Arial"/>
+              </w:rPr>
+              <w:t>Punto della situazione rispetto alla pianificazione</w:t>
+            </w:r>
+          </w:p>
+        </w:tc>
+      </w:tr>
+      <w:tr>
+        <w:tc>
+          <w:tcPr>
+            <w:tcW w:w="9854" w:type="dxa"/>
+          </w:tcPr>
+          <w:p>
+            <w:pPr>
+              <w:rPr>
+                <w:rFonts w:ascii="Arial" w:hAnsi="Arial" w:cs="Arial"/>
+              </w:rPr>
+            </w:pPr>
+            <w:r>
+              <w:rPr>
+                <w:rFonts w:ascii="Arial" w:hAnsi="Arial" w:cs="Arial"/>
+              </w:rPr>
+              <w:t>Leggermente indietro</w:t>
+            </w:r>
+          </w:p>
+        </w:tc>
+      </w:tr>
+    </w:tbl>
+    <w:p>
+      <w:pPr>
+        <w:rPr>
+          <w:rFonts w:ascii="Arial" w:hAnsi="Arial" w:cs="Arial"/>
+        </w:rPr>
+      </w:pPr>
+    </w:p>
+    <w:tbl>
+      <w:tblPr>
+        <w:tblStyle w:val="Grigliatabella"/>
+        <w:tblW w:w="0" w:type="auto"/>
+        <w:tblLook w:val="04A0" w:firstRow="1" w:lastRow="0" w:firstColumn="1" w:lastColumn="0" w:noHBand="0" w:noVBand="1"/>
+      </w:tblPr>
+      <w:tblGrid>
+        <w:gridCol w:w="9628"/>
+      </w:tblGrid>
+      <w:tr>
+        <w:tc>
+          <w:tcPr>
+            <w:tcW w:w="9854" w:type="dxa"/>
+            <w:shd w:val="clear" w:color="auto" w:fill="D9D9D9" w:themeFill="background1" w:themeFillShade="D9"/>
+          </w:tcPr>
+          <w:p>
+            <w:pPr>
+              <w:rPr>
+                <w:rFonts w:ascii="Arial" w:hAnsi="Arial" w:cs="Arial"/>
+              </w:rPr>
+            </w:pPr>
+            <w:r>
+              <w:rPr>
+                <w:rFonts w:ascii="Arial" w:hAnsi="Arial" w:cs="Arial"/>
+              </w:rPr>
+              <w:t>Programma di massima per la prossima giornata di lavoro</w:t>
+            </w:r>
+          </w:p>
+        </w:tc>
+      </w:tr>
+      <w:tr>
+        <w:tc>
+          <w:tcPr>
+            <w:tcW w:w="9854" w:type="dxa"/>
+          </w:tcPr>
+          <w:p>
+            <w:pPr>
+              <w:rPr>
+                <w:rFonts w:ascii="Arial" w:hAnsi="Arial" w:cs="Arial"/>
+                <w:u w:val="single"/>
+              </w:rPr>
+            </w:pPr>
+            <w:r>
+              <w:rPr>
+                <w:rFonts w:ascii="Arial" w:hAnsi="Arial" w:cs="Arial"/>
+              </w:rPr>
+              <w:t>Documentazione</w:t>
+            </w:r>
+          </w:p>
+        </w:tc>
+      </w:tr>
+    </w:tbl>
     <w:p>
       <w:pPr>
         <w:rPr>
@@ -6454,6 +6816,7 @@
     <w:rsid w:val="00670B36"/>
     <w:rsid w:val="00673D1E"/>
     <w:rsid w:val="00682218"/>
+    <w:rsid w:val="00690748"/>
     <w:rsid w:val="006D01E3"/>
     <w:rsid w:val="00724B9C"/>
     <w:rsid w:val="00754822"/>

--- a/4_Diari/Diario.docx
+++ b/4_Diari/Diario.docx
@@ -3006,19 +3006,7 @@
               <w:rPr>
                 <w:rFonts w:ascii="Arial" w:hAnsi="Arial" w:cs="Arial"/>
               </w:rPr>
-              <w:t>2</w:t>
-            </w:r>
-            <w:r>
-              <w:rPr>
-                <w:rFonts w:ascii="Arial" w:hAnsi="Arial" w:cs="Arial"/>
-              </w:rPr>
-              <w:t>8</w:t>
-            </w:r>
-            <w:r>
-              <w:rPr>
-                <w:rFonts w:ascii="Arial" w:hAnsi="Arial" w:cs="Arial"/>
-              </w:rPr>
-              <w:t>.11.2025</w:t>
+              <w:t>28.11.2025</w:t>
             </w:r>
           </w:p>
         </w:tc>
@@ -3076,13 +3064,7 @@
               <w:rPr>
                 <w:rFonts w:ascii="Arial" w:hAnsi="Arial" w:cs="Arial"/>
               </w:rPr>
-              <w:t>Testing</w:t>
-            </w:r>
-            <w:r>
-              <w:rPr>
-                <w:rFonts w:ascii="Arial" w:hAnsi="Arial" w:cs="Arial"/>
-              </w:rPr>
-              <w:t xml:space="preserve"> e documentazione</w:t>
+              <w:t>Testing e documentazione</w:t>
             </w:r>
           </w:p>
         </w:tc>
@@ -3264,6 +3246,372 @@
         </w:rPr>
       </w:pPr>
     </w:p>
+    <w:p>
+      <w:pPr>
+        <w:rPr>
+          <w:rFonts w:ascii="Arial" w:hAnsi="Arial" w:cs="Arial"/>
+        </w:rPr>
+      </w:pPr>
+    </w:p>
+    <w:p>
+      <w:pPr>
+        <w:rPr>
+          <w:rFonts w:ascii="Arial" w:hAnsi="Arial" w:cs="Arial"/>
+        </w:rPr>
+      </w:pPr>
+    </w:p>
+    <w:tbl>
+      <w:tblPr>
+        <w:tblStyle w:val="Grigliatabella"/>
+        <w:tblW w:w="9634" w:type="dxa"/>
+        <w:tblLook w:val="04A0" w:firstRow="1" w:lastRow="0" w:firstColumn="1" w:lastColumn="0" w:noHBand="0" w:noVBand="1"/>
+      </w:tblPr>
+      <w:tblGrid>
+        <w:gridCol w:w="4803"/>
+        <w:gridCol w:w="4831"/>
+      </w:tblGrid>
+      <w:tr>
+        <w:trPr>
+          <w:trHeight w:hRule="exact" w:val="397"/>
+        </w:trPr>
+        <w:tc>
+          <w:tcPr>
+            <w:tcW w:w="4803" w:type="dxa"/>
+            <w:vAlign w:val="center"/>
+          </w:tcPr>
+          <w:p>
+            <w:pPr>
+              <w:rPr>
+                <w:rFonts w:ascii="Arial" w:hAnsi="Arial" w:cs="Arial"/>
+              </w:rPr>
+            </w:pPr>
+            <w:r>
+              <w:rPr>
+                <w:rFonts w:ascii="Arial" w:hAnsi="Arial" w:cs="Arial"/>
+              </w:rPr>
+              <w:lastRenderedPageBreak/>
+              <w:t>Luogo</w:t>
+            </w:r>
+          </w:p>
+        </w:tc>
+        <w:tc>
+          <w:tcPr>
+            <w:tcW w:w="4831" w:type="dxa"/>
+            <w:vAlign w:val="center"/>
+          </w:tcPr>
+          <w:p>
+            <w:pPr>
+              <w:pStyle w:val="Nessunaspaziatura"/>
+              <w:spacing w:line="360" w:lineRule="auto"/>
+              <w:rPr>
+                <w:rFonts w:ascii="Arial" w:hAnsi="Arial" w:cs="Arial"/>
+              </w:rPr>
+            </w:pPr>
+            <w:r>
+              <w:rPr>
+                <w:rFonts w:ascii="Arial" w:hAnsi="Arial" w:cs="Arial"/>
+              </w:rPr>
+              <w:t>Canobbio</w:t>
+            </w:r>
+          </w:p>
+        </w:tc>
+      </w:tr>
+      <w:tr>
+        <w:trPr>
+          <w:trHeight w:hRule="exact" w:val="397"/>
+        </w:trPr>
+        <w:tc>
+          <w:tcPr>
+            <w:tcW w:w="4803" w:type="dxa"/>
+            <w:vAlign w:val="center"/>
+          </w:tcPr>
+          <w:p>
+            <w:pPr>
+              <w:rPr>
+                <w:rFonts w:ascii="Arial" w:hAnsi="Arial" w:cs="Arial"/>
+              </w:rPr>
+            </w:pPr>
+            <w:r>
+              <w:rPr>
+                <w:rFonts w:ascii="Arial" w:hAnsi="Arial" w:cs="Arial"/>
+              </w:rPr>
+              <w:t>Data</w:t>
+            </w:r>
+          </w:p>
+        </w:tc>
+        <w:tc>
+          <w:tcPr>
+            <w:tcW w:w="4831" w:type="dxa"/>
+            <w:vAlign w:val="center"/>
+          </w:tcPr>
+          <w:p>
+            <w:pPr>
+              <w:rPr>
+                <w:rFonts w:ascii="Arial" w:hAnsi="Arial" w:cs="Arial"/>
+              </w:rPr>
+            </w:pPr>
+            <w:r>
+              <w:rPr>
+                <w:rFonts w:ascii="Arial" w:hAnsi="Arial" w:cs="Arial"/>
+              </w:rPr>
+              <w:t>05</w:t>
+            </w:r>
+            <w:r>
+              <w:rPr>
+                <w:rFonts w:ascii="Arial" w:hAnsi="Arial" w:cs="Arial"/>
+              </w:rPr>
+              <w:t>.1</w:t>
+            </w:r>
+            <w:r>
+              <w:rPr>
+                <w:rFonts w:ascii="Arial" w:hAnsi="Arial" w:cs="Arial"/>
+              </w:rPr>
+              <w:t>2</w:t>
+            </w:r>
+            <w:r>
+              <w:rPr>
+                <w:rFonts w:ascii="Arial" w:hAnsi="Arial" w:cs="Arial"/>
+              </w:rPr>
+              <w:t>.2025</w:t>
+            </w:r>
+          </w:p>
+        </w:tc>
+      </w:tr>
+    </w:tbl>
+    <w:p>
+      <w:pPr>
+        <w:rPr>
+          <w:rFonts w:ascii="Arial" w:hAnsi="Arial" w:cs="Arial"/>
+        </w:rPr>
+      </w:pPr>
+    </w:p>
+    <w:tbl>
+      <w:tblPr>
+        <w:tblStyle w:val="Grigliatabella"/>
+        <w:tblW w:w="0" w:type="auto"/>
+        <w:tblLook w:val="04A0" w:firstRow="1" w:lastRow="0" w:firstColumn="1" w:lastColumn="0" w:noHBand="0" w:noVBand="1"/>
+      </w:tblPr>
+      <w:tblGrid>
+        <w:gridCol w:w="9628"/>
+      </w:tblGrid>
+      <w:tr>
+        <w:tc>
+          <w:tcPr>
+            <w:tcW w:w="9854" w:type="dxa"/>
+            <w:shd w:val="clear" w:color="auto" w:fill="D9D9D9" w:themeFill="background1" w:themeFillShade="D9"/>
+          </w:tcPr>
+          <w:p>
+            <w:pPr>
+              <w:rPr>
+                <w:rFonts w:ascii="Arial" w:hAnsi="Arial" w:cs="Arial"/>
+              </w:rPr>
+            </w:pPr>
+            <w:r>
+              <w:rPr>
+                <w:rFonts w:ascii="Arial" w:hAnsi="Arial" w:cs="Arial"/>
+              </w:rPr>
+              <w:t>Lavori svolti</w:t>
+            </w:r>
+          </w:p>
+        </w:tc>
+      </w:tr>
+      <w:tr>
+        <w:tc>
+          <w:tcPr>
+            <w:tcW w:w="9854" w:type="dxa"/>
+          </w:tcPr>
+          <w:p>
+            <w:pPr>
+              <w:rPr>
+                <w:rFonts w:ascii="Arial" w:hAnsi="Arial" w:cs="Arial"/>
+              </w:rPr>
+            </w:pPr>
+            <w:r>
+              <w:rPr>
+                <w:rFonts w:ascii="Arial" w:hAnsi="Arial" w:cs="Arial"/>
+              </w:rPr>
+              <w:t>Testing e documentazione</w:t>
+            </w:r>
+          </w:p>
+        </w:tc>
+      </w:tr>
+    </w:tbl>
+    <w:p>
+      <w:pPr>
+        <w:rPr>
+          <w:rFonts w:ascii="Arial" w:hAnsi="Arial" w:cs="Arial"/>
+        </w:rPr>
+      </w:pPr>
+    </w:p>
+    <w:tbl>
+      <w:tblPr>
+        <w:tblStyle w:val="Grigliatabella"/>
+        <w:tblW w:w="0" w:type="auto"/>
+        <w:tblLook w:val="04A0" w:firstRow="1" w:lastRow="0" w:firstColumn="1" w:lastColumn="0" w:noHBand="0" w:noVBand="1"/>
+      </w:tblPr>
+      <w:tblGrid>
+        <w:gridCol w:w="9628"/>
+      </w:tblGrid>
+      <w:tr>
+        <w:tc>
+          <w:tcPr>
+            <w:tcW w:w="9628" w:type="dxa"/>
+            <w:shd w:val="clear" w:color="auto" w:fill="D9D9D9" w:themeFill="background1" w:themeFillShade="D9"/>
+          </w:tcPr>
+          <w:p>
+            <w:pPr>
+              <w:rPr>
+                <w:rFonts w:ascii="Arial" w:hAnsi="Arial" w:cs="Arial"/>
+              </w:rPr>
+            </w:pPr>
+            <w:r>
+              <w:rPr>
+                <w:rFonts w:ascii="Arial" w:hAnsi="Arial" w:cs="Arial"/>
+              </w:rPr>
+              <w:t>Problemi riscontrati e soluzioni adottate</w:t>
+            </w:r>
+          </w:p>
+        </w:tc>
+      </w:tr>
+      <w:tr>
+        <w:tc>
+          <w:tcPr>
+            <w:tcW w:w="9628" w:type="dxa"/>
+          </w:tcPr>
+          <w:p>
+            <w:pPr>
+              <w:rPr>
+                <w:rFonts w:ascii="Arial" w:hAnsi="Arial" w:cs="Arial"/>
+              </w:rPr>
+            </w:pPr>
+            <w:r>
+              <w:rPr>
+                <w:rFonts w:ascii="Arial" w:hAnsi="Arial" w:cs="Arial"/>
+              </w:rPr>
+              <w:t>Test di base funzionavano ma fare la presentazione e abastanza difficile e stancnte</w:t>
+            </w:r>
+          </w:p>
+        </w:tc>
+      </w:tr>
+    </w:tbl>
+    <w:p>
+      <w:pPr>
+        <w:rPr>
+          <w:rFonts w:ascii="Arial" w:hAnsi="Arial" w:cs="Arial"/>
+        </w:rPr>
+      </w:pPr>
+    </w:p>
+    <w:tbl>
+      <w:tblPr>
+        <w:tblStyle w:val="Grigliatabella"/>
+        <w:tblW w:w="0" w:type="auto"/>
+        <w:tblLook w:val="04A0" w:firstRow="1" w:lastRow="0" w:firstColumn="1" w:lastColumn="0" w:noHBand="0" w:noVBand="1"/>
+      </w:tblPr>
+      <w:tblGrid>
+        <w:gridCol w:w="9628"/>
+      </w:tblGrid>
+      <w:tr>
+        <w:tc>
+          <w:tcPr>
+            <w:tcW w:w="9854" w:type="dxa"/>
+            <w:shd w:val="clear" w:color="auto" w:fill="D9D9D9" w:themeFill="background1" w:themeFillShade="D9"/>
+          </w:tcPr>
+          <w:p>
+            <w:pPr>
+              <w:rPr>
+                <w:rFonts w:ascii="Arial" w:hAnsi="Arial" w:cs="Arial"/>
+              </w:rPr>
+            </w:pPr>
+            <w:r>
+              <w:rPr>
+                <w:rFonts w:ascii="Arial" w:hAnsi="Arial" w:cs="Arial"/>
+              </w:rPr>
+              <w:t>Punto della situazione rispetto alla pianificazione</w:t>
+            </w:r>
+          </w:p>
+        </w:tc>
+      </w:tr>
+      <w:tr>
+        <w:tc>
+          <w:tcPr>
+            <w:tcW w:w="9854" w:type="dxa"/>
+          </w:tcPr>
+          <w:p>
+            <w:pPr>
+              <w:rPr>
+                <w:rFonts w:ascii="Arial" w:hAnsi="Arial" w:cs="Arial"/>
+              </w:rPr>
+            </w:pPr>
+            <w:r>
+              <w:rPr>
+                <w:rFonts w:ascii="Arial" w:hAnsi="Arial" w:cs="Arial"/>
+              </w:rPr>
+              <w:t>anticièp</w:t>
+            </w:r>
+          </w:p>
+        </w:tc>
+      </w:tr>
+    </w:tbl>
+    <w:p>
+      <w:pPr>
+        <w:rPr>
+          <w:rFonts w:ascii="Arial" w:hAnsi="Arial" w:cs="Arial"/>
+        </w:rPr>
+      </w:pPr>
+    </w:p>
+    <w:tbl>
+      <w:tblPr>
+        <w:tblStyle w:val="Grigliatabella"/>
+        <w:tblW w:w="0" w:type="auto"/>
+        <w:tblLook w:val="04A0" w:firstRow="1" w:lastRow="0" w:firstColumn="1" w:lastColumn="0" w:noHBand="0" w:noVBand="1"/>
+      </w:tblPr>
+      <w:tblGrid>
+        <w:gridCol w:w="9628"/>
+      </w:tblGrid>
+      <w:tr>
+        <w:tc>
+          <w:tcPr>
+            <w:tcW w:w="9854" w:type="dxa"/>
+            <w:shd w:val="clear" w:color="auto" w:fill="D9D9D9" w:themeFill="background1" w:themeFillShade="D9"/>
+          </w:tcPr>
+          <w:p>
+            <w:pPr>
+              <w:rPr>
+                <w:rFonts w:ascii="Arial" w:hAnsi="Arial" w:cs="Arial"/>
+              </w:rPr>
+            </w:pPr>
+            <w:r>
+              <w:rPr>
+                <w:rFonts w:ascii="Arial" w:hAnsi="Arial" w:cs="Arial"/>
+              </w:rPr>
+              <w:t>Programma di massima per la prossima giornata di lavoro</w:t>
+            </w:r>
+          </w:p>
+        </w:tc>
+      </w:tr>
+      <w:tr>
+        <w:tc>
+          <w:tcPr>
+            <w:tcW w:w="9854" w:type="dxa"/>
+          </w:tcPr>
+          <w:p>
+            <w:pPr>
+              <w:rPr>
+                <w:rFonts w:ascii="Arial" w:hAnsi="Arial" w:cs="Arial"/>
+                <w:u w:val="single"/>
+              </w:rPr>
+            </w:pPr>
+            <w:r>
+              <w:rPr>
+                <w:rFonts w:ascii="Arial" w:hAnsi="Arial" w:cs="Arial"/>
+                <w:u w:val="single"/>
+              </w:rPr>
+              <w:t>Documentazione e iniziare a prearare la presentazione</w:t>
+            </w:r>
+          </w:p>
+        </w:tc>
+      </w:tr>
+    </w:tbl>
     <w:p>
       <w:pPr>
         <w:rPr>
@@ -6788,6 +7136,7 @@
     <w:rsid w:val="003158F0"/>
     <w:rsid w:val="00331C62"/>
     <w:rsid w:val="00357BE2"/>
+    <w:rsid w:val="00390B51"/>
     <w:rsid w:val="00392F29"/>
     <w:rsid w:val="003B33FF"/>
     <w:rsid w:val="003B7632"/>

--- a/4_Diari/Diario.docx
+++ b/4_Diari/Diario.docx
@@ -193,8 +193,16 @@
               <w:rPr>
                 <w:rFonts w:ascii="Arial" w:hAnsi="Arial" w:cs="Arial"/>
               </w:rPr>
-              <w:t>e github</w:t>
-            </w:r>
+              <w:t xml:space="preserve">e </w:t>
+            </w:r>
+            <w:proofErr w:type="spellStart"/>
+            <w:r>
+              <w:rPr>
+                <w:rFonts w:ascii="Arial" w:hAnsi="Arial" w:cs="Arial"/>
+              </w:rPr>
+              <w:t>github</w:t>
+            </w:r>
+            <w:proofErr w:type="spellEnd"/>
           </w:p>
         </w:tc>
       </w:tr>
@@ -541,7 +549,35 @@
               <w:rPr>
                 <w:rFonts w:ascii="Arial" w:hAnsi="Arial" w:cs="Arial"/>
               </w:rPr>
-              <w:t>Programmazione usecase gant e studio</w:t>
+              <w:t xml:space="preserve">Programmazione </w:t>
+            </w:r>
+            <w:proofErr w:type="spellStart"/>
+            <w:r>
+              <w:rPr>
+                <w:rFonts w:ascii="Arial" w:hAnsi="Arial" w:cs="Arial"/>
+              </w:rPr>
+              <w:t>usecase</w:t>
+            </w:r>
+            <w:proofErr w:type="spellEnd"/>
+            <w:r>
+              <w:rPr>
+                <w:rFonts w:ascii="Arial" w:hAnsi="Arial" w:cs="Arial"/>
+              </w:rPr>
+              <w:t xml:space="preserve"> </w:t>
+            </w:r>
+            <w:proofErr w:type="spellStart"/>
+            <w:r>
+              <w:rPr>
+                <w:rFonts w:ascii="Arial" w:hAnsi="Arial" w:cs="Arial"/>
+              </w:rPr>
+              <w:t>gant</w:t>
+            </w:r>
+            <w:proofErr w:type="spellEnd"/>
+            <w:r>
+              <w:rPr>
+                <w:rFonts w:ascii="Arial" w:hAnsi="Arial" w:cs="Arial"/>
+              </w:rPr>
+              <w:t xml:space="preserve"> e studio</w:t>
             </w:r>
           </w:p>
         </w:tc>
@@ -716,8 +752,16 @@
               <w:rPr>
                 <w:rFonts w:ascii="Arial" w:hAnsi="Arial" w:cs="Arial"/>
               </w:rPr>
-              <w:t>Iniziare a creare le varie connessioni di websocket</w:t>
-            </w:r>
+              <w:t xml:space="preserve">Iniziare a creare le varie connessioni di </w:t>
+            </w:r>
+            <w:proofErr w:type="spellStart"/>
+            <w:r>
+              <w:rPr>
+                <w:rFonts w:ascii="Arial" w:hAnsi="Arial" w:cs="Arial"/>
+              </w:rPr>
+              <w:t>websocket</w:t>
+            </w:r>
+            <w:proofErr w:type="spellEnd"/>
           </w:p>
         </w:tc>
       </w:tr>
@@ -916,7 +960,21 @@
               <w:rPr>
                 <w:rFonts w:ascii="Arial" w:hAnsi="Arial" w:cs="Arial"/>
               </w:rPr>
-              <w:t>Creazione di websochet e connessione peer to peer oltre che invio messaggi</w:t>
+              <w:t xml:space="preserve">Creazione di </w:t>
+            </w:r>
+            <w:proofErr w:type="spellStart"/>
+            <w:r>
+              <w:rPr>
+                <w:rFonts w:ascii="Arial" w:hAnsi="Arial" w:cs="Arial"/>
+              </w:rPr>
+              <w:t>websochet</w:t>
+            </w:r>
+            <w:proofErr w:type="spellEnd"/>
+            <w:r>
+              <w:rPr>
+                <w:rFonts w:ascii="Arial" w:hAnsi="Arial" w:cs="Arial"/>
+              </w:rPr>
+              <w:t xml:space="preserve"> e connessione peer to peer oltre che invio messaggi</w:t>
             </w:r>
           </w:p>
         </w:tc>
@@ -974,8 +1032,16 @@
               <w:rPr>
                 <w:rFonts w:ascii="Arial" w:hAnsi="Arial" w:cs="Arial"/>
               </w:rPr>
-              <w:t>Porte e connessioni il firewall non faceva andare le connessione rendendo impossibile la comunicazionee</w:t>
-            </w:r>
+              <w:t xml:space="preserve">Porte e connessioni il firewall non faceva andare le connessione rendendo impossibile la </w:t>
+            </w:r>
+            <w:proofErr w:type="spellStart"/>
+            <w:r>
+              <w:rPr>
+                <w:rFonts w:ascii="Arial" w:hAnsi="Arial" w:cs="Arial"/>
+              </w:rPr>
+              <w:t>comunicazionee</w:t>
+            </w:r>
+            <w:proofErr w:type="spellEnd"/>
           </w:p>
         </w:tc>
       </w:tr>
@@ -1091,7 +1157,23 @@
                 <w:rFonts w:ascii="Arial" w:hAnsi="Arial" w:cs="Arial"/>
                 <w:u w:val="single"/>
               </w:rPr>
-              <w:t xml:space="preserve">Iniziare a ryptare i messaggi </w:t>
+              <w:t xml:space="preserve">Iniziare a </w:t>
+            </w:r>
+            <w:proofErr w:type="spellStart"/>
+            <w:r>
+              <w:rPr>
+                <w:rFonts w:ascii="Arial" w:hAnsi="Arial" w:cs="Arial"/>
+                <w:u w:val="single"/>
+              </w:rPr>
+              <w:t>ryptare</w:t>
+            </w:r>
+            <w:proofErr w:type="spellEnd"/>
+            <w:r>
+              <w:rPr>
+                <w:rFonts w:ascii="Arial" w:hAnsi="Arial" w:cs="Arial"/>
+                <w:u w:val="single"/>
+              </w:rPr>
+              <w:t xml:space="preserve"> i messaggi </w:t>
             </w:r>
           </w:p>
         </w:tc>
@@ -1313,7 +1395,35 @@
               <w:rPr>
                 <w:rFonts w:ascii="Arial" w:hAnsi="Arial" w:cs="Arial"/>
               </w:rPr>
-              <w:t xml:space="preserve">Chiavi assimetriche e cripatzzione </w:t>
+              <w:t xml:space="preserve">Chiavi </w:t>
+            </w:r>
+            <w:proofErr w:type="spellStart"/>
+            <w:r>
+              <w:rPr>
+                <w:rFonts w:ascii="Arial" w:hAnsi="Arial" w:cs="Arial"/>
+              </w:rPr>
+              <w:t>assimetriche</w:t>
+            </w:r>
+            <w:proofErr w:type="spellEnd"/>
+            <w:r>
+              <w:rPr>
+                <w:rFonts w:ascii="Arial" w:hAnsi="Arial" w:cs="Arial"/>
+              </w:rPr>
+              <w:t xml:space="preserve"> e </w:t>
+            </w:r>
+            <w:proofErr w:type="spellStart"/>
+            <w:r>
+              <w:rPr>
+                <w:rFonts w:ascii="Arial" w:hAnsi="Arial" w:cs="Arial"/>
+              </w:rPr>
+              <w:t>cripatzzione</w:t>
+            </w:r>
+            <w:proofErr w:type="spellEnd"/>
+            <w:r>
+              <w:rPr>
+                <w:rFonts w:ascii="Arial" w:hAnsi="Arial" w:cs="Arial"/>
+              </w:rPr>
+              <w:t xml:space="preserve"> </w:t>
             </w:r>
           </w:p>
         </w:tc>
@@ -1430,7 +1540,23 @@
                 <w:rFonts w:ascii="Arial" w:hAnsi="Arial" w:cs="Arial"/>
                 <w:u w:val="single"/>
               </w:rPr>
-              <w:t xml:space="preserve">Il programma per la porssima volta è il gossip delle connessioni </w:t>
+              <w:t xml:space="preserve">Il programma per la </w:t>
+            </w:r>
+            <w:proofErr w:type="spellStart"/>
+            <w:r>
+              <w:rPr>
+                <w:rFonts w:ascii="Arial" w:hAnsi="Arial" w:cs="Arial"/>
+                <w:u w:val="single"/>
+              </w:rPr>
+              <w:t>porssima</w:t>
+            </w:r>
+            <w:proofErr w:type="spellEnd"/>
+            <w:r>
+              <w:rPr>
+                <w:rFonts w:ascii="Arial" w:hAnsi="Arial" w:cs="Arial"/>
+                <w:u w:val="single"/>
+              </w:rPr>
+              <w:t xml:space="preserve"> volta è il gossip delle connessioni </w:t>
             </w:r>
           </w:p>
         </w:tc>
@@ -1652,14 +1778,154 @@
               <w:rPr>
                 <w:rFonts w:ascii="Arial" w:hAnsi="Arial" w:cs="Arial"/>
               </w:rPr>
-              <w:t xml:space="preserve">Ho ricevuto problemi sulla comunicazione tra backand e front and per questo ho utilizzato ejs per semplificarmi il lavoro avendo gia la maggior parte della chat funtionante non e stato molto difficile, ho anche introdotto la chat di guppo ma credo che la togliero perche non era tra i </w:t>
+              <w:t xml:space="preserve">Ho ricevuto problemi sulla comunicazione tra </w:t>
+            </w:r>
+            <w:proofErr w:type="spellStart"/>
+            <w:r>
+              <w:rPr>
+                <w:rFonts w:ascii="Arial" w:hAnsi="Arial" w:cs="Arial"/>
+              </w:rPr>
+              <w:t>backand</w:t>
+            </w:r>
+            <w:proofErr w:type="spellEnd"/>
+            <w:r>
+              <w:rPr>
+                <w:rFonts w:ascii="Arial" w:hAnsi="Arial" w:cs="Arial"/>
+              </w:rPr>
+              <w:t xml:space="preserve"> e front and per questo ho utilizzato </w:t>
+            </w:r>
+            <w:proofErr w:type="spellStart"/>
+            <w:r>
+              <w:rPr>
+                <w:rFonts w:ascii="Arial" w:hAnsi="Arial" w:cs="Arial"/>
+              </w:rPr>
+              <w:t>ejs</w:t>
+            </w:r>
+            <w:proofErr w:type="spellEnd"/>
+            <w:r>
+              <w:rPr>
+                <w:rFonts w:ascii="Arial" w:hAnsi="Arial" w:cs="Arial"/>
+              </w:rPr>
+              <w:t xml:space="preserve"> per semplificarmi il lavoro avendo </w:t>
+            </w:r>
+            <w:proofErr w:type="spellStart"/>
+            <w:r>
+              <w:rPr>
+                <w:rFonts w:ascii="Arial" w:hAnsi="Arial" w:cs="Arial"/>
+              </w:rPr>
+              <w:t>gia</w:t>
+            </w:r>
+            <w:proofErr w:type="spellEnd"/>
+            <w:r>
+              <w:rPr>
+                <w:rFonts w:ascii="Arial" w:hAnsi="Arial" w:cs="Arial"/>
+              </w:rPr>
+              <w:t xml:space="preserve"> la maggior parte della chat </w:t>
+            </w:r>
+            <w:proofErr w:type="spellStart"/>
+            <w:r>
+              <w:rPr>
+                <w:rFonts w:ascii="Arial" w:hAnsi="Arial" w:cs="Arial"/>
+              </w:rPr>
+              <w:t>funtionante</w:t>
+            </w:r>
+            <w:proofErr w:type="spellEnd"/>
+            <w:r>
+              <w:rPr>
+                <w:rFonts w:ascii="Arial" w:hAnsi="Arial" w:cs="Arial"/>
+              </w:rPr>
+              <w:t xml:space="preserve"> non e stato molto difficile, ho anche introdotto la chat di </w:t>
+            </w:r>
+            <w:proofErr w:type="spellStart"/>
+            <w:r>
+              <w:rPr>
+                <w:rFonts w:ascii="Arial" w:hAnsi="Arial" w:cs="Arial"/>
+              </w:rPr>
+              <w:t>guppo</w:t>
+            </w:r>
+            <w:proofErr w:type="spellEnd"/>
+            <w:r>
+              <w:rPr>
+                <w:rFonts w:ascii="Arial" w:hAnsi="Arial" w:cs="Arial"/>
+              </w:rPr>
+              <w:t xml:space="preserve"> ma credo che la </w:t>
+            </w:r>
+            <w:proofErr w:type="spellStart"/>
+            <w:r>
+              <w:rPr>
+                <w:rFonts w:ascii="Arial" w:hAnsi="Arial" w:cs="Arial"/>
+              </w:rPr>
+              <w:t>togliero</w:t>
+            </w:r>
+            <w:proofErr w:type="spellEnd"/>
+            <w:r>
+              <w:rPr>
+                <w:rFonts w:ascii="Arial" w:hAnsi="Arial" w:cs="Arial"/>
+              </w:rPr>
+              <w:t xml:space="preserve"> </w:t>
+            </w:r>
+            <w:proofErr w:type="spellStart"/>
+            <w:r>
+              <w:rPr>
+                <w:rFonts w:ascii="Arial" w:hAnsi="Arial" w:cs="Arial"/>
+              </w:rPr>
+              <w:t>perche</w:t>
+            </w:r>
+            <w:proofErr w:type="spellEnd"/>
+            <w:r>
+              <w:rPr>
+                <w:rFonts w:ascii="Arial" w:hAnsi="Arial" w:cs="Arial"/>
+              </w:rPr>
+              <w:t xml:space="preserve"> non era tra i </w:t>
             </w:r>
             <w:r>
               <w:rPr>
                 <w:rFonts w:ascii="Arial" w:hAnsi="Arial" w:cs="Arial"/>
               </w:rPr>
               <w:lastRenderedPageBreak/>
-              <w:t xml:space="preserve">requisiti inoltre crea porblemi alla sivcurezza essendo che in un gruppo non saprei come cripatare </w:t>
+              <w:t xml:space="preserve">requisiti inoltre crea </w:t>
+            </w:r>
+            <w:proofErr w:type="spellStart"/>
+            <w:r>
+              <w:rPr>
+                <w:rFonts w:ascii="Arial" w:hAnsi="Arial" w:cs="Arial"/>
+              </w:rPr>
+              <w:t>porblemi</w:t>
+            </w:r>
+            <w:proofErr w:type="spellEnd"/>
+            <w:r>
+              <w:rPr>
+                <w:rFonts w:ascii="Arial" w:hAnsi="Arial" w:cs="Arial"/>
+              </w:rPr>
+              <w:t xml:space="preserve"> alla </w:t>
+            </w:r>
+            <w:proofErr w:type="spellStart"/>
+            <w:r>
+              <w:rPr>
+                <w:rFonts w:ascii="Arial" w:hAnsi="Arial" w:cs="Arial"/>
+              </w:rPr>
+              <w:t>sivcurezza</w:t>
+            </w:r>
+            <w:proofErr w:type="spellEnd"/>
+            <w:r>
+              <w:rPr>
+                <w:rFonts w:ascii="Arial" w:hAnsi="Arial" w:cs="Arial"/>
+              </w:rPr>
+              <w:t xml:space="preserve"> essendo che in un gruppo non saprei come </w:t>
+            </w:r>
+            <w:proofErr w:type="spellStart"/>
+            <w:r>
+              <w:rPr>
+                <w:rFonts w:ascii="Arial" w:hAnsi="Arial" w:cs="Arial"/>
+              </w:rPr>
+              <w:t>cripatare</w:t>
+            </w:r>
+            <w:proofErr w:type="spellEnd"/>
+            <w:r>
+              <w:rPr>
+                <w:rFonts w:ascii="Arial" w:hAnsi="Arial" w:cs="Arial"/>
+              </w:rPr>
+              <w:t xml:space="preserve"> </w:t>
             </w:r>
           </w:p>
         </w:tc>
@@ -1776,7 +2042,71 @@
                 <w:rFonts w:ascii="Arial" w:hAnsi="Arial" w:cs="Arial"/>
                 <w:u w:val="single"/>
               </w:rPr>
-              <w:t xml:space="preserve">La porssima volta dovro terminare la interfaccia grafica testare su piu nodi e implementrare sicurezza al gruppo  </w:t>
+              <w:t xml:space="preserve">La </w:t>
+            </w:r>
+            <w:proofErr w:type="spellStart"/>
+            <w:r>
+              <w:rPr>
+                <w:rFonts w:ascii="Arial" w:hAnsi="Arial" w:cs="Arial"/>
+                <w:u w:val="single"/>
+              </w:rPr>
+              <w:t>porssima</w:t>
+            </w:r>
+            <w:proofErr w:type="spellEnd"/>
+            <w:r>
+              <w:rPr>
+                <w:rFonts w:ascii="Arial" w:hAnsi="Arial" w:cs="Arial"/>
+                <w:u w:val="single"/>
+              </w:rPr>
+              <w:t xml:space="preserve"> volta </w:t>
+            </w:r>
+            <w:proofErr w:type="spellStart"/>
+            <w:r>
+              <w:rPr>
+                <w:rFonts w:ascii="Arial" w:hAnsi="Arial" w:cs="Arial"/>
+                <w:u w:val="single"/>
+              </w:rPr>
+              <w:t>dovro</w:t>
+            </w:r>
+            <w:proofErr w:type="spellEnd"/>
+            <w:r>
+              <w:rPr>
+                <w:rFonts w:ascii="Arial" w:hAnsi="Arial" w:cs="Arial"/>
+                <w:u w:val="single"/>
+              </w:rPr>
+              <w:t xml:space="preserve"> terminare la interfaccia grafica testare su </w:t>
+            </w:r>
+            <w:proofErr w:type="spellStart"/>
+            <w:r>
+              <w:rPr>
+                <w:rFonts w:ascii="Arial" w:hAnsi="Arial" w:cs="Arial"/>
+                <w:u w:val="single"/>
+              </w:rPr>
+              <w:t>piu</w:t>
+            </w:r>
+            <w:proofErr w:type="spellEnd"/>
+            <w:r>
+              <w:rPr>
+                <w:rFonts w:ascii="Arial" w:hAnsi="Arial" w:cs="Arial"/>
+                <w:u w:val="single"/>
+              </w:rPr>
+              <w:t xml:space="preserve"> nodi e </w:t>
+            </w:r>
+            <w:proofErr w:type="spellStart"/>
+            <w:r>
+              <w:rPr>
+                <w:rFonts w:ascii="Arial" w:hAnsi="Arial" w:cs="Arial"/>
+                <w:u w:val="single"/>
+              </w:rPr>
+              <w:t>implementrare</w:t>
+            </w:r>
+            <w:proofErr w:type="spellEnd"/>
+            <w:r>
+              <w:rPr>
+                <w:rFonts w:ascii="Arial" w:hAnsi="Arial" w:cs="Arial"/>
+                <w:u w:val="single"/>
+              </w:rPr>
+              <w:t xml:space="preserve"> sicurezza al gruppo  </w:t>
             </w:r>
           </w:p>
         </w:tc>
@@ -2041,7 +2371,49 @@
               <w:rPr>
                 <w:rFonts w:ascii="Arial" w:hAnsi="Arial" w:cs="Arial"/>
               </w:rPr>
-              <w:t>Ho riscontrato un problema su alcuni requisiti che avevo fatto un po male e un po di idnecisioni personali sul come fare il design</w:t>
+              <w:t xml:space="preserve">Ho riscontrato un problema su alcuni requisiti che avevo fatto un </w:t>
+            </w:r>
+            <w:proofErr w:type="spellStart"/>
+            <w:r>
+              <w:rPr>
+                <w:rFonts w:ascii="Arial" w:hAnsi="Arial" w:cs="Arial"/>
+              </w:rPr>
+              <w:t>po</w:t>
+            </w:r>
+            <w:proofErr w:type="spellEnd"/>
+            <w:r>
+              <w:rPr>
+                <w:rFonts w:ascii="Arial" w:hAnsi="Arial" w:cs="Arial"/>
+              </w:rPr>
+              <w:t xml:space="preserve"> male e un </w:t>
+            </w:r>
+            <w:proofErr w:type="spellStart"/>
+            <w:r>
+              <w:rPr>
+                <w:rFonts w:ascii="Arial" w:hAnsi="Arial" w:cs="Arial"/>
+              </w:rPr>
+              <w:t>po</w:t>
+            </w:r>
+            <w:proofErr w:type="spellEnd"/>
+            <w:r>
+              <w:rPr>
+                <w:rFonts w:ascii="Arial" w:hAnsi="Arial" w:cs="Arial"/>
+              </w:rPr>
+              <w:t xml:space="preserve"> di </w:t>
+            </w:r>
+            <w:proofErr w:type="spellStart"/>
+            <w:r>
+              <w:rPr>
+                <w:rFonts w:ascii="Arial" w:hAnsi="Arial" w:cs="Arial"/>
+              </w:rPr>
+              <w:t>idnecisioni</w:t>
+            </w:r>
+            <w:proofErr w:type="spellEnd"/>
+            <w:r>
+              <w:rPr>
+                <w:rFonts w:ascii="Arial" w:hAnsi="Arial" w:cs="Arial"/>
+              </w:rPr>
+              <w:t xml:space="preserve"> personali sul come fare il design</w:t>
             </w:r>
           </w:p>
         </w:tc>
@@ -2158,7 +2530,71 @@
                 <w:rFonts w:ascii="Arial" w:hAnsi="Arial" w:cs="Arial"/>
                 <w:u w:val="single"/>
               </w:rPr>
-              <w:t xml:space="preserve">La porssima volta dovro terminare la interfaccia grafica testare su piu nodi e implementrare sicurezza al gruppo  </w:t>
+              <w:t xml:space="preserve">La </w:t>
+            </w:r>
+            <w:proofErr w:type="spellStart"/>
+            <w:r>
+              <w:rPr>
+                <w:rFonts w:ascii="Arial" w:hAnsi="Arial" w:cs="Arial"/>
+                <w:u w:val="single"/>
+              </w:rPr>
+              <w:t>porssima</w:t>
+            </w:r>
+            <w:proofErr w:type="spellEnd"/>
+            <w:r>
+              <w:rPr>
+                <w:rFonts w:ascii="Arial" w:hAnsi="Arial" w:cs="Arial"/>
+                <w:u w:val="single"/>
+              </w:rPr>
+              <w:t xml:space="preserve"> volta </w:t>
+            </w:r>
+            <w:proofErr w:type="spellStart"/>
+            <w:r>
+              <w:rPr>
+                <w:rFonts w:ascii="Arial" w:hAnsi="Arial" w:cs="Arial"/>
+                <w:u w:val="single"/>
+              </w:rPr>
+              <w:t>dovro</w:t>
+            </w:r>
+            <w:proofErr w:type="spellEnd"/>
+            <w:r>
+              <w:rPr>
+                <w:rFonts w:ascii="Arial" w:hAnsi="Arial" w:cs="Arial"/>
+                <w:u w:val="single"/>
+              </w:rPr>
+              <w:t xml:space="preserve"> terminare la interfaccia grafica testare su </w:t>
+            </w:r>
+            <w:proofErr w:type="spellStart"/>
+            <w:r>
+              <w:rPr>
+                <w:rFonts w:ascii="Arial" w:hAnsi="Arial" w:cs="Arial"/>
+                <w:u w:val="single"/>
+              </w:rPr>
+              <w:t>piu</w:t>
+            </w:r>
+            <w:proofErr w:type="spellEnd"/>
+            <w:r>
+              <w:rPr>
+                <w:rFonts w:ascii="Arial" w:hAnsi="Arial" w:cs="Arial"/>
+                <w:u w:val="single"/>
+              </w:rPr>
+              <w:t xml:space="preserve"> nodi e </w:t>
+            </w:r>
+            <w:proofErr w:type="spellStart"/>
+            <w:r>
+              <w:rPr>
+                <w:rFonts w:ascii="Arial" w:hAnsi="Arial" w:cs="Arial"/>
+                <w:u w:val="single"/>
+              </w:rPr>
+              <w:t>implementrare</w:t>
+            </w:r>
+            <w:proofErr w:type="spellEnd"/>
+            <w:r>
+              <w:rPr>
+                <w:rFonts w:ascii="Arial" w:hAnsi="Arial" w:cs="Arial"/>
+                <w:u w:val="single"/>
+              </w:rPr>
+              <w:t xml:space="preserve"> sicurezza al gruppo  </w:t>
             </w:r>
           </w:p>
         </w:tc>
@@ -2341,7 +2777,21 @@
               <w:rPr>
                 <w:rFonts w:ascii="Arial" w:hAnsi="Arial" w:cs="Arial"/>
               </w:rPr>
-              <w:t>Finita interfaccia grafica e inizio implementazione multinodo (piu di 2)</w:t>
+              <w:t>Finita interfaccia grafica e inizio implementazione multinodo (</w:t>
+            </w:r>
+            <w:proofErr w:type="spellStart"/>
+            <w:r>
+              <w:rPr>
+                <w:rFonts w:ascii="Arial" w:hAnsi="Arial" w:cs="Arial"/>
+              </w:rPr>
+              <w:t>piu</w:t>
+            </w:r>
+            <w:proofErr w:type="spellEnd"/>
+            <w:r>
+              <w:rPr>
+                <w:rFonts w:ascii="Arial" w:hAnsi="Arial" w:cs="Arial"/>
+              </w:rPr>
+              <w:t xml:space="preserve"> di 2)</w:t>
             </w:r>
           </w:p>
         </w:tc>
@@ -2417,7 +2867,35 @@
               <w:rPr>
                 <w:rFonts w:ascii="Arial" w:hAnsi="Arial" w:cs="Arial"/>
               </w:rPr>
-              <w:t>Il problema principale che ho riscontrato era qello del connetterepiu nodi in contemporanea e mantenere le chat separate senza crearne una unica di gruppo</w:t>
+              <w:t xml:space="preserve">Il problema principale che ho riscontrato era </w:t>
+            </w:r>
+            <w:proofErr w:type="spellStart"/>
+            <w:r>
+              <w:rPr>
+                <w:rFonts w:ascii="Arial" w:hAnsi="Arial" w:cs="Arial"/>
+              </w:rPr>
+              <w:t>qello</w:t>
+            </w:r>
+            <w:proofErr w:type="spellEnd"/>
+            <w:r>
+              <w:rPr>
+                <w:rFonts w:ascii="Arial" w:hAnsi="Arial" w:cs="Arial"/>
+              </w:rPr>
+              <w:t xml:space="preserve"> del </w:t>
+            </w:r>
+            <w:proofErr w:type="spellStart"/>
+            <w:r>
+              <w:rPr>
+                <w:rFonts w:ascii="Arial" w:hAnsi="Arial" w:cs="Arial"/>
+              </w:rPr>
+              <w:t>connetterepiu</w:t>
+            </w:r>
+            <w:proofErr w:type="spellEnd"/>
+            <w:r>
+              <w:rPr>
+                <w:rFonts w:ascii="Arial" w:hAnsi="Arial" w:cs="Arial"/>
+              </w:rPr>
+              <w:t xml:space="preserve"> nodi in contemporanea e mantenere le chat separate senza crearne una unica di gruppo</w:t>
             </w:r>
           </w:p>
         </w:tc>
@@ -2535,7 +3013,23 @@
                 <w:rFonts w:ascii="Arial" w:hAnsi="Arial" w:cs="Arial"/>
                 <w:u w:val="single"/>
               </w:rPr>
-              <w:t xml:space="preserve">Finire la implementazione del sistema a piu nodi e invio immagini  </w:t>
+              <w:t xml:space="preserve">Finire la implementazione del sistema a </w:t>
+            </w:r>
+            <w:proofErr w:type="spellStart"/>
+            <w:r>
+              <w:rPr>
+                <w:rFonts w:ascii="Arial" w:hAnsi="Arial" w:cs="Arial"/>
+                <w:u w:val="single"/>
+              </w:rPr>
+              <w:t>piu</w:t>
+            </w:r>
+            <w:proofErr w:type="spellEnd"/>
+            <w:r>
+              <w:rPr>
+                <w:rFonts w:ascii="Arial" w:hAnsi="Arial" w:cs="Arial"/>
+                <w:u w:val="single"/>
+              </w:rPr>
+              <w:t xml:space="preserve"> nodi e invio immagini  </w:t>
             </w:r>
           </w:p>
         </w:tc>
@@ -2718,7 +3212,21 @@
               <w:rPr>
                 <w:rFonts w:ascii="Arial" w:hAnsi="Arial" w:cs="Arial"/>
               </w:rPr>
-              <w:t>Testing multi utente miglioramento gestione di piu utenti e fine interfaccia</w:t>
+              <w:t xml:space="preserve">Testing multi utente miglioramento gestione di </w:t>
+            </w:r>
+            <w:proofErr w:type="spellStart"/>
+            <w:r>
+              <w:rPr>
+                <w:rFonts w:ascii="Arial" w:hAnsi="Arial" w:cs="Arial"/>
+              </w:rPr>
+              <w:t>piu</w:t>
+            </w:r>
+            <w:proofErr w:type="spellEnd"/>
+            <w:r>
+              <w:rPr>
+                <w:rFonts w:ascii="Arial" w:hAnsi="Arial" w:cs="Arial"/>
+              </w:rPr>
+              <w:t xml:space="preserve"> utenti e fine interfaccia</w:t>
             </w:r>
           </w:p>
         </w:tc>
@@ -2776,7 +3284,35 @@
               <w:rPr>
                 <w:rFonts w:ascii="Arial" w:hAnsi="Arial" w:cs="Arial"/>
               </w:rPr>
-              <w:t>Ogni tanto non andavanole connessioni o risolto grazie ha chatgpt che mi ha spiegato un errore di continua entrata e uscita dalla connessione</w:t>
+              <w:t xml:space="preserve">Ogni tanto non </w:t>
+            </w:r>
+            <w:proofErr w:type="spellStart"/>
+            <w:r>
+              <w:rPr>
+                <w:rFonts w:ascii="Arial" w:hAnsi="Arial" w:cs="Arial"/>
+              </w:rPr>
+              <w:t>andavanole</w:t>
+            </w:r>
+            <w:proofErr w:type="spellEnd"/>
+            <w:r>
+              <w:rPr>
+                <w:rFonts w:ascii="Arial" w:hAnsi="Arial" w:cs="Arial"/>
+              </w:rPr>
+              <w:t xml:space="preserve"> connessioni o risolto grazie ha </w:t>
+            </w:r>
+            <w:proofErr w:type="spellStart"/>
+            <w:r>
+              <w:rPr>
+                <w:rFonts w:ascii="Arial" w:hAnsi="Arial" w:cs="Arial"/>
+              </w:rPr>
+              <w:t>chatgpt</w:t>
+            </w:r>
+            <w:proofErr w:type="spellEnd"/>
+            <w:r>
+              <w:rPr>
+                <w:rFonts w:ascii="Arial" w:hAnsi="Arial" w:cs="Arial"/>
+              </w:rPr>
+              <w:t xml:space="preserve"> che mi ha spiegato un errore di continua entrata e uscita dalla connessione</w:t>
             </w:r>
           </w:p>
         </w:tc>
@@ -3354,25 +3890,7 @@
               <w:rPr>
                 <w:rFonts w:ascii="Arial" w:hAnsi="Arial" w:cs="Arial"/>
               </w:rPr>
-              <w:t>05</w:t>
-            </w:r>
-            <w:r>
-              <w:rPr>
-                <w:rFonts w:ascii="Arial" w:hAnsi="Arial" w:cs="Arial"/>
-              </w:rPr>
-              <w:t>.1</w:t>
-            </w:r>
-            <w:r>
-              <w:rPr>
-                <w:rFonts w:ascii="Arial" w:hAnsi="Arial" w:cs="Arial"/>
-              </w:rPr>
-              <w:t>2</w:t>
-            </w:r>
-            <w:r>
-              <w:rPr>
-                <w:rFonts w:ascii="Arial" w:hAnsi="Arial" w:cs="Arial"/>
-              </w:rPr>
-              <w:t>.2025</w:t>
+              <w:t>05.12.2025</w:t>
             </w:r>
           </w:p>
         </w:tc>
@@ -3488,8 +4006,30 @@
               <w:rPr>
                 <w:rFonts w:ascii="Arial" w:hAnsi="Arial" w:cs="Arial"/>
               </w:rPr>
-              <w:t>Test di base funzionavano ma fare la presentazione e abastanza difficile e stancnte</w:t>
-            </w:r>
+              <w:t xml:space="preserve">Test di base funzionavano ma fare la presentazione e </w:t>
+            </w:r>
+            <w:proofErr w:type="spellStart"/>
+            <w:r>
+              <w:rPr>
+                <w:rFonts w:ascii="Arial" w:hAnsi="Arial" w:cs="Arial"/>
+              </w:rPr>
+              <w:t>abastanza</w:t>
+            </w:r>
+            <w:proofErr w:type="spellEnd"/>
+            <w:r>
+              <w:rPr>
+                <w:rFonts w:ascii="Arial" w:hAnsi="Arial" w:cs="Arial"/>
+              </w:rPr>
+              <w:t xml:space="preserve"> difficile e </w:t>
+            </w:r>
+            <w:proofErr w:type="spellStart"/>
+            <w:r>
+              <w:rPr>
+                <w:rFonts w:ascii="Arial" w:hAnsi="Arial" w:cs="Arial"/>
+              </w:rPr>
+              <w:t>stancnte</w:t>
+            </w:r>
+            <w:proofErr w:type="spellEnd"/>
           </w:p>
         </w:tc>
       </w:tr>
@@ -3546,7 +4086,13 @@
               <w:rPr>
                 <w:rFonts w:ascii="Arial" w:hAnsi="Arial" w:cs="Arial"/>
               </w:rPr>
-              <w:t>anticièp</w:t>
+              <w:t>antici</w:t>
+            </w:r>
+            <w:r>
+              <w:rPr>
+                <w:rFonts w:ascii="Arial" w:hAnsi="Arial" w:cs="Arial"/>
+              </w:rPr>
+              <w:t>po</w:t>
             </w:r>
           </w:p>
         </w:tc>
@@ -3606,7 +4152,372 @@
                 <w:rFonts w:ascii="Arial" w:hAnsi="Arial" w:cs="Arial"/>
                 <w:u w:val="single"/>
               </w:rPr>
-              <w:t>Documentazione e iniziare a prearare la presentazione</w:t>
+              <w:t xml:space="preserve">Documentazione e iniziare a </w:t>
+            </w:r>
+            <w:proofErr w:type="spellStart"/>
+            <w:r>
+              <w:rPr>
+                <w:rFonts w:ascii="Arial" w:hAnsi="Arial" w:cs="Arial"/>
+                <w:u w:val="single"/>
+              </w:rPr>
+              <w:t>prearare</w:t>
+            </w:r>
+            <w:proofErr w:type="spellEnd"/>
+            <w:r>
+              <w:rPr>
+                <w:rFonts w:ascii="Arial" w:hAnsi="Arial" w:cs="Arial"/>
+                <w:u w:val="single"/>
+              </w:rPr>
+              <w:t xml:space="preserve"> la presentazione</w:t>
+            </w:r>
+          </w:p>
+        </w:tc>
+      </w:tr>
+    </w:tbl>
+    <w:p>
+      <w:pPr>
+        <w:rPr>
+          <w:rFonts w:ascii="Arial" w:hAnsi="Arial" w:cs="Arial"/>
+        </w:rPr>
+      </w:pPr>
+    </w:p>
+    <w:p>
+      <w:pPr>
+        <w:rPr>
+          <w:rFonts w:ascii="Arial" w:hAnsi="Arial" w:cs="Arial"/>
+        </w:rPr>
+      </w:pPr>
+    </w:p>
+    <w:tbl>
+      <w:tblPr>
+        <w:tblStyle w:val="Grigliatabella"/>
+        <w:tblW w:w="9634" w:type="dxa"/>
+        <w:tblLook w:val="04A0" w:firstRow="1" w:lastRow="0" w:firstColumn="1" w:lastColumn="0" w:noHBand="0" w:noVBand="1"/>
+      </w:tblPr>
+      <w:tblGrid>
+        <w:gridCol w:w="4803"/>
+        <w:gridCol w:w="4831"/>
+      </w:tblGrid>
+      <w:tr>
+        <w:trPr>
+          <w:trHeight w:hRule="exact" w:val="397"/>
+        </w:trPr>
+        <w:tc>
+          <w:tcPr>
+            <w:tcW w:w="4803" w:type="dxa"/>
+            <w:vAlign w:val="center"/>
+          </w:tcPr>
+          <w:p>
+            <w:pPr>
+              <w:rPr>
+                <w:rFonts w:ascii="Arial" w:hAnsi="Arial" w:cs="Arial"/>
+              </w:rPr>
+            </w:pPr>
+            <w:r>
+              <w:rPr>
+                <w:rFonts w:ascii="Arial" w:hAnsi="Arial" w:cs="Arial"/>
+              </w:rPr>
+              <w:t>Luogo</w:t>
+            </w:r>
+          </w:p>
+        </w:tc>
+        <w:tc>
+          <w:tcPr>
+            <w:tcW w:w="4831" w:type="dxa"/>
+            <w:vAlign w:val="center"/>
+          </w:tcPr>
+          <w:p>
+            <w:pPr>
+              <w:pStyle w:val="Nessunaspaziatura"/>
+              <w:spacing w:line="360" w:lineRule="auto"/>
+              <w:rPr>
+                <w:rFonts w:ascii="Arial" w:hAnsi="Arial" w:cs="Arial"/>
+              </w:rPr>
+            </w:pPr>
+            <w:r>
+              <w:rPr>
+                <w:rFonts w:ascii="Arial" w:hAnsi="Arial" w:cs="Arial"/>
+              </w:rPr>
+              <w:t>Canobbio</w:t>
+            </w:r>
+          </w:p>
+        </w:tc>
+      </w:tr>
+      <w:tr>
+        <w:trPr>
+          <w:trHeight w:hRule="exact" w:val="397"/>
+        </w:trPr>
+        <w:tc>
+          <w:tcPr>
+            <w:tcW w:w="4803" w:type="dxa"/>
+            <w:vAlign w:val="center"/>
+          </w:tcPr>
+          <w:p>
+            <w:pPr>
+              <w:rPr>
+                <w:rFonts w:ascii="Arial" w:hAnsi="Arial" w:cs="Arial"/>
+              </w:rPr>
+            </w:pPr>
+            <w:r>
+              <w:rPr>
+                <w:rFonts w:ascii="Arial" w:hAnsi="Arial" w:cs="Arial"/>
+              </w:rPr>
+              <w:t>Data</w:t>
+            </w:r>
+          </w:p>
+        </w:tc>
+        <w:tc>
+          <w:tcPr>
+            <w:tcW w:w="4831" w:type="dxa"/>
+            <w:vAlign w:val="center"/>
+          </w:tcPr>
+          <w:p>
+            <w:pPr>
+              <w:rPr>
+                <w:rFonts w:ascii="Arial" w:hAnsi="Arial" w:cs="Arial"/>
+              </w:rPr>
+            </w:pPr>
+            <w:r>
+              <w:rPr>
+                <w:rFonts w:ascii="Arial" w:hAnsi="Arial" w:cs="Arial"/>
+              </w:rPr>
+              <w:t>12</w:t>
+            </w:r>
+            <w:r>
+              <w:rPr>
+                <w:rFonts w:ascii="Arial" w:hAnsi="Arial" w:cs="Arial"/>
+              </w:rPr>
+              <w:t>.12.2025</w:t>
+            </w:r>
+          </w:p>
+        </w:tc>
+      </w:tr>
+    </w:tbl>
+    <w:p>
+      <w:pPr>
+        <w:rPr>
+          <w:rFonts w:ascii="Arial" w:hAnsi="Arial" w:cs="Arial"/>
+        </w:rPr>
+      </w:pPr>
+    </w:p>
+    <w:tbl>
+      <w:tblPr>
+        <w:tblStyle w:val="Grigliatabella"/>
+        <w:tblW w:w="0" w:type="auto"/>
+        <w:tblLook w:val="04A0" w:firstRow="1" w:lastRow="0" w:firstColumn="1" w:lastColumn="0" w:noHBand="0" w:noVBand="1"/>
+      </w:tblPr>
+      <w:tblGrid>
+        <w:gridCol w:w="9628"/>
+      </w:tblGrid>
+      <w:tr>
+        <w:tc>
+          <w:tcPr>
+            <w:tcW w:w="9854" w:type="dxa"/>
+            <w:shd w:val="clear" w:color="auto" w:fill="D9D9D9" w:themeFill="background1" w:themeFillShade="D9"/>
+          </w:tcPr>
+          <w:p>
+            <w:pPr>
+              <w:rPr>
+                <w:rFonts w:ascii="Arial" w:hAnsi="Arial" w:cs="Arial"/>
+              </w:rPr>
+            </w:pPr>
+            <w:r>
+              <w:rPr>
+                <w:rFonts w:ascii="Arial" w:hAnsi="Arial" w:cs="Arial"/>
+              </w:rPr>
+              <w:t>Lavori svolti</w:t>
+            </w:r>
+          </w:p>
+        </w:tc>
+      </w:tr>
+      <w:tr>
+        <w:tc>
+          <w:tcPr>
+            <w:tcW w:w="9854" w:type="dxa"/>
+          </w:tcPr>
+          <w:p>
+            <w:pPr>
+              <w:rPr>
+                <w:rFonts w:ascii="Arial" w:hAnsi="Arial" w:cs="Arial"/>
+              </w:rPr>
+            </w:pPr>
+            <w:r>
+              <w:rPr>
+                <w:rFonts w:ascii="Arial" w:hAnsi="Arial" w:cs="Arial"/>
+              </w:rPr>
+              <w:t>documentazione</w:t>
+            </w:r>
+          </w:p>
+        </w:tc>
+      </w:tr>
+    </w:tbl>
+    <w:p>
+      <w:pPr>
+        <w:rPr>
+          <w:rFonts w:ascii="Arial" w:hAnsi="Arial" w:cs="Arial"/>
+        </w:rPr>
+      </w:pPr>
+    </w:p>
+    <w:tbl>
+      <w:tblPr>
+        <w:tblStyle w:val="Grigliatabella"/>
+        <w:tblW w:w="0" w:type="auto"/>
+        <w:tblLook w:val="04A0" w:firstRow="1" w:lastRow="0" w:firstColumn="1" w:lastColumn="0" w:noHBand="0" w:noVBand="1"/>
+      </w:tblPr>
+      <w:tblGrid>
+        <w:gridCol w:w="9628"/>
+      </w:tblGrid>
+      <w:tr>
+        <w:tc>
+          <w:tcPr>
+            <w:tcW w:w="9628" w:type="dxa"/>
+            <w:shd w:val="clear" w:color="auto" w:fill="D9D9D9" w:themeFill="background1" w:themeFillShade="D9"/>
+          </w:tcPr>
+          <w:p>
+            <w:pPr>
+              <w:rPr>
+                <w:rFonts w:ascii="Arial" w:hAnsi="Arial" w:cs="Arial"/>
+              </w:rPr>
+            </w:pPr>
+            <w:r>
+              <w:rPr>
+                <w:rFonts w:ascii="Arial" w:hAnsi="Arial" w:cs="Arial"/>
+              </w:rPr>
+              <w:t>Problemi riscontrati e soluzioni adottate</w:t>
+            </w:r>
+          </w:p>
+        </w:tc>
+      </w:tr>
+    </w:tbl>
+    <w:p>
+      <w:pPr>
+        <w:rPr>
+          <w:rFonts w:ascii="Arial" w:hAnsi="Arial" w:cs="Arial"/>
+        </w:rPr>
+      </w:pPr>
+    </w:p>
+    <w:tbl>
+      <w:tblPr>
+        <w:tblStyle w:val="Grigliatabella"/>
+        <w:tblW w:w="0" w:type="auto"/>
+        <w:tblLook w:val="04A0" w:firstRow="1" w:lastRow="0" w:firstColumn="1" w:lastColumn="0" w:noHBand="0" w:noVBand="1"/>
+      </w:tblPr>
+      <w:tblGrid>
+        <w:gridCol w:w="9628"/>
+      </w:tblGrid>
+      <w:tr>
+        <w:tc>
+          <w:tcPr>
+            <w:tcW w:w="9854" w:type="dxa"/>
+            <w:shd w:val="clear" w:color="auto" w:fill="D9D9D9" w:themeFill="background1" w:themeFillShade="D9"/>
+          </w:tcPr>
+          <w:p>
+            <w:pPr>
+              <w:rPr>
+                <w:rFonts w:ascii="Arial" w:hAnsi="Arial" w:cs="Arial"/>
+              </w:rPr>
+            </w:pPr>
+            <w:r>
+              <w:rPr>
+                <w:rFonts w:ascii="Arial" w:hAnsi="Arial" w:cs="Arial"/>
+              </w:rPr>
+              <w:t>Punto della situazione rispetto alla pianificazione</w:t>
+            </w:r>
+          </w:p>
+        </w:tc>
+      </w:tr>
+      <w:tr>
+        <w:tc>
+          <w:tcPr>
+            <w:tcW w:w="9854" w:type="dxa"/>
+          </w:tcPr>
+          <w:p>
+            <w:pPr>
+              <w:rPr>
+                <w:rFonts w:ascii="Arial" w:hAnsi="Arial" w:cs="Arial"/>
+              </w:rPr>
+            </w:pPr>
+            <w:r>
+              <w:rPr>
+                <w:rFonts w:ascii="Arial" w:hAnsi="Arial" w:cs="Arial"/>
+              </w:rPr>
+              <w:t>giusto</w:t>
+            </w:r>
+          </w:p>
+        </w:tc>
+      </w:tr>
+    </w:tbl>
+    <w:p>
+      <w:pPr>
+        <w:rPr>
+          <w:rFonts w:ascii="Arial" w:hAnsi="Arial" w:cs="Arial"/>
+        </w:rPr>
+      </w:pPr>
+    </w:p>
+    <w:tbl>
+      <w:tblPr>
+        <w:tblStyle w:val="Grigliatabella"/>
+        <w:tblW w:w="0" w:type="auto"/>
+        <w:tblLook w:val="04A0" w:firstRow="1" w:lastRow="0" w:firstColumn="1" w:lastColumn="0" w:noHBand="0" w:noVBand="1"/>
+      </w:tblPr>
+      <w:tblGrid>
+        <w:gridCol w:w="9628"/>
+      </w:tblGrid>
+      <w:tr>
+        <w:tc>
+          <w:tcPr>
+            <w:tcW w:w="9854" w:type="dxa"/>
+            <w:shd w:val="clear" w:color="auto" w:fill="D9D9D9" w:themeFill="background1" w:themeFillShade="D9"/>
+          </w:tcPr>
+          <w:p>
+            <w:pPr>
+              <w:rPr>
+                <w:rFonts w:ascii="Arial" w:hAnsi="Arial" w:cs="Arial"/>
+              </w:rPr>
+            </w:pPr>
+            <w:r>
+              <w:rPr>
+                <w:rFonts w:ascii="Arial" w:hAnsi="Arial" w:cs="Arial"/>
+              </w:rPr>
+              <w:t>Programma di massima per la prossima giornata di lavoro</w:t>
+            </w:r>
+          </w:p>
+        </w:tc>
+      </w:tr>
+      <w:tr>
+        <w:tc>
+          <w:tcPr>
+            <w:tcW w:w="9854" w:type="dxa"/>
+          </w:tcPr>
+          <w:p>
+            <w:pPr>
+              <w:rPr>
+                <w:rFonts w:ascii="Arial" w:hAnsi="Arial" w:cs="Arial"/>
+                <w:u w:val="single"/>
+              </w:rPr>
+            </w:pPr>
+            <w:r>
+              <w:rPr>
+                <w:rFonts w:ascii="Arial" w:hAnsi="Arial" w:cs="Arial"/>
+                <w:u w:val="single"/>
+              </w:rPr>
+              <w:t xml:space="preserve">Documentazione e iniziare a </w:t>
+            </w:r>
+            <w:proofErr w:type="spellStart"/>
+            <w:r>
+              <w:rPr>
+                <w:rFonts w:ascii="Arial" w:hAnsi="Arial" w:cs="Arial"/>
+                <w:u w:val="single"/>
+              </w:rPr>
+              <w:t>prearare</w:t>
+            </w:r>
+            <w:proofErr w:type="spellEnd"/>
+            <w:r>
+              <w:rPr>
+                <w:rFonts w:ascii="Arial" w:hAnsi="Arial" w:cs="Arial"/>
+                <w:u w:val="single"/>
+              </w:rPr>
+              <w:t xml:space="preserve"> la presentazione</w:t>
             </w:r>
           </w:p>
         </w:tc>
@@ -7157,6 +8068,7 @@
     <w:rsid w:val="00580D3A"/>
     <w:rsid w:val="00594413"/>
     <w:rsid w:val="005B2EF9"/>
+    <w:rsid w:val="005B64EA"/>
     <w:rsid w:val="005D27BB"/>
     <w:rsid w:val="005D407D"/>
     <w:rsid w:val="005F1498"/>
